--- a/Unused/b-Office/立项报告.docx
+++ b/Unused/b-Office/立项报告.docx
@@ -26,12 +26,6 @@
         <w:gridCol w:w="6630"/>
       </w:tblGrid>
       <w:tr>
-        <w:tblPrEx>
-          <w:tblCellMar>
-            <w:top w:w="0" w:type="dxa"/>
-            <w:bottom w:w="0" w:type="dxa"/>
-          </w:tblCellMar>
-        </w:tblPrEx>
         <w:trPr>
           <w:trHeight w:hRule="exact" w:val="675"/>
         </w:trPr>
@@ -98,7 +92,7 @@
         <w:tc>
           <w:tcPr>
             <w:tcW w:w="6630" w:type="dxa"/>
-            <w:shd w:val="clear" w:color="auto" w:fill="26231E"/>
+            <w:shd w:val="clear" w:color="auto" w:fill="auto"/>
             <w:tcMar>
               <w:top w:w="0" w:type="dxa"/>
               <w:left w:w="0" w:type="dxa"/>
@@ -110,6 +104,101 @@
             <w:pPr>
               <w:spacing w:after="0"/>
             </w:pPr>
+            <w:r>
+              <w:rPr>
+                <w:noProof/>
+              </w:rPr>
+              <mc:AlternateContent>
+                <mc:Choice Requires="wps">
+                  <w:drawing>
+                    <wp:anchor distT="0" distB="0" distL="114300" distR="114300" simplePos="0" relativeHeight="251659264" behindDoc="0" locked="1" layoutInCell="1" allowOverlap="1" wp14:anchorId="60A00463" wp14:editId="08EC8B47">
+                      <wp:simplePos x="0" y="0"/>
+                      <wp:positionH relativeFrom="column">
+                        <wp:posOffset>0</wp:posOffset>
+                      </wp:positionH>
+                      <wp:positionV relativeFrom="paragraph">
+                        <wp:posOffset>0</wp:posOffset>
+                      </wp:positionV>
+                      <wp:extent cx="4210050" cy="428625"/>
+                      <wp:effectExtent l="0" t="0" r="0" b="9525"/>
+                      <wp:wrapNone/>
+                      <wp:docPr id="16" name="OH_CoverBar"/>
+                      <wp:cNvGraphicFramePr/>
+                      <a:graphic xmlns:a="http://schemas.openxmlformats.org/drawingml/2006/main">
+                        <a:graphicData uri="http://schemas.microsoft.com/office/word/2010/wordprocessingShape">
+                          <wps:wsp>
+                            <wps:cNvSpPr/>
+                            <wps:spPr>
+                              <a:xfrm>
+                                <a:off x="0" y="0"/>
+                                <a:ext cx="4210050" cy="428625"/>
+                              </a:xfrm>
+                              <a:prstGeom prst="roundRect">
+                                <a:avLst>
+                                  <a:gd name="adj" fmla="val 16296"/>
+                                </a:avLst>
+                              </a:prstGeom>
+                              <a:solidFill>
+                                <a:srgbClr val="26231E"/>
+                              </a:solidFill>
+                              <a:ln w="12700" cap="flat" cmpd="sng" algn="ctr">
+                                <a:noFill/>
+                                <a:prstDash val="solid"/>
+                                <a:miter lim="800000"/>
+                              </a:ln>
+                              <a:effectLst/>
+                              <a:extLst>
+                                <a:ext uri="{91240B29-F687-4F45-9708-019B960494DF}">
+                                  <a14:hiddenLine xmlns:a14="http://schemas.microsoft.com/office/drawing/2010/main" w="12700" cap="flat" cmpd="sng" algn="ctr">
+                                    <a:solidFill>
+                                      <a:schemeClr val="accent1">
+                                        <a:shade val="15000"/>
+                                      </a:schemeClr>
+                                    </a:solidFill>
+                                    <a:prstDash val="solid"/>
+                                    <a:miter lim="800000"/>
+                                  </a14:hiddenLine>
+                                </a:ext>
+                              </a:extLst>
+                            </wps:spPr>
+                            <wps:style>
+                              <a:lnRef idx="2">
+                                <a:schemeClr val="accent1">
+                                  <a:shade val="15000"/>
+                                </a:schemeClr>
+                              </a:lnRef>
+                              <a:fillRef idx="1">
+                                <a:schemeClr val="accent1"/>
+                              </a:fillRef>
+                              <a:effectRef idx="0">
+                                <a:schemeClr val="accent1"/>
+                              </a:effectRef>
+                              <a:fontRef idx="minor">
+                                <a:schemeClr val="lt1"/>
+                              </a:fontRef>
+                            </wps:style>
+                            <wps:bodyPr rot="0" spcFirstLastPara="0" vertOverflow="overflow" horzOverflow="overflow" vert="horz" wrap="square" lIns="91440" tIns="45720" rIns="91440" bIns="45720" numCol="1" spcCol="0" rtlCol="0" fromWordArt="0" anchor="ctr" anchorCtr="0" forceAA="0" compatLnSpc="1">
+                              <a:prstTxWarp prst="textNoShape">
+                                <a:avLst/>
+                              </a:prstTxWarp>
+                              <a:noAutofit/>
+                            </wps:bodyPr>
+                          </wps:wsp>
+                        </a:graphicData>
+                      </a:graphic>
+                    </wp:anchor>
+                  </w:drawing>
+                </mc:Choice>
+                <mc:Fallback>
+                  <w:pict>
+                    <v:roundrect w14:anchorId="4B5FEED6" id="OH_CoverBar" o:spid="_x0000_s1026" style="position:absolute;margin-left:0;margin-top:0;width:331.5pt;height:33.75pt;z-index:251659264;visibility:visible;mso-wrap-style:square;mso-wrap-distance-left:9pt;mso-wrap-distance-top:0;mso-wrap-distance-right:9pt;mso-wrap-distance-bottom:0;mso-position-horizontal:absolute;mso-position-horizontal-relative:text;mso-position-vertical:absolute;mso-position-vertical-relative:text;v-text-anchor:middle" arcsize="10680f" o:gfxdata="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" fillcolor="#26231e" stroked="f" strokecolor="#09101d [484]" strokeweight="1pt">
+                      <v:stroke joinstyle="miter"/>
+                      <w10:anchorlock/>
+                    </v:roundrect>
+                  </w:pict>
+                </mc:Fallback>
+              </mc:AlternateContent>
+            </w:r>
           </w:p>
         </w:tc>
       </w:tr>
@@ -132,7 +221,7 @@
     </w:p>
     <w:p>
       <w:pPr>
-        <w:pStyle w:val="ac"/>
+        <w:pStyle w:val="ad"/>
       </w:pPr>
       <w:r>
         <w:t>&lt;&lt;&lt;pronumber&gt;&gt;&gt;-&lt;&lt;&lt;name&gt;&gt;&gt;</w:t>
@@ -183,12 +272,6 @@
         <w:gridCol w:w="2268"/>
       </w:tblGrid>
       <w:tr>
-        <w:tblPrEx>
-          <w:tblCellMar>
-            <w:top w:w="0" w:type="dxa"/>
-            <w:bottom w:w="0" w:type="dxa"/>
-          </w:tblCellMar>
-        </w:tblPrEx>
         <w:tc>
           <w:tcPr>
             <w:tcW w:w="2268" w:type="dxa"/>
@@ -342,12 +425,6 @@
         </w:tc>
       </w:tr>
       <w:tr>
-        <w:tblPrEx>
-          <w:tblCellMar>
-            <w:top w:w="0" w:type="dxa"/>
-            <w:bottom w:w="0" w:type="dxa"/>
-          </w:tblCellMar>
-        </w:tblPrEx>
         <w:tc>
           <w:tcPr>
             <w:tcW w:w="2268" w:type="dxa"/>
@@ -483,6 +560,10 @@
     <w:p>
       <w:pPr>
         <w:pStyle w:val="ab"/>
+        <w:rPr>
+          <w:vanish/>
+          <w:specVanish/>
+        </w:rPr>
       </w:pPr>
       <w:r>
         <w:rPr>
@@ -497,22 +578,145 @@
       <w:r>
         <w:t xml:space="preserve">功能及用途或项目背景　</w:t>
       </w:r>
+    </w:p>
+    <w:p>
+      <w:pPr>
+        <w:pStyle w:val="af5"/>
+        <w:spacing w:after="200"/>
+      </w:pPr>
       <w:r>
         <w:rPr>
-          <w:b w:val="0"/>
-          <w:bCs w:val="0"/>
-          <w:color w:val="FBFAF7"/>
-          <w:sz w:val="17"/>
-          <w:szCs w:val="17"/>
-          <w:shd w:val="clear" w:color="auto" w:fill="26231E"/>
+          <w:noProof/>
+          <w:position w:val="-13"/>
         </w:rPr>
-        <w:t xml:space="preserve">　简要概述项目的功能及用途　</w:t>
-      </w:r>
-      <w:r>
-        <w:rPr>
-          <w:shd w:val="clear" w:color="auto" w:fill="26231E"/>
-        </w:rPr>
-        <w:tab/>
+        <mc:AlternateContent>
+          <mc:Choice Requires="wps">
+            <w:drawing>
+              <wp:inline distT="0" distB="0" distL="0" distR="0" wp14:anchorId="16D7E415" wp14:editId="19E10CAA">
+                <wp:extent cx="3634105" cy="204470"/>
+                <wp:effectExtent l="0" t="0" r="4445" b="5080"/>
+                <wp:docPr id="3" name="矩形: 圆角 3" descr="OH_InkBar"/>
+                <wp:cNvGraphicFramePr/>
+                <a:graphic xmlns:a="http://schemas.openxmlformats.org/drawingml/2006/main">
+                  <a:graphicData uri="http://schemas.microsoft.com/office/word/2010/wordprocessingShape">
+                    <wps:wsp>
+                      <wps:cNvSpPr/>
+                      <wps:spPr>
+                        <a:xfrm>
+                          <a:off x="0" y="0"/>
+                          <a:ext cx="3634105" cy="204470"/>
+                        </a:xfrm>
+                        <a:prstGeom prst="roundRect">
+                          <a:avLst>
+                            <a:gd name="adj" fmla="val 34161"/>
+                          </a:avLst>
+                        </a:prstGeom>
+                        <a:solidFill>
+                          <a:srgbClr val="26231E"/>
+                        </a:solidFill>
+                        <a:ln w="12700" cap="flat" cmpd="sng" algn="ctr">
+                          <a:noFill/>
+                          <a:prstDash val="solid"/>
+                          <a:miter lim="800000"/>
+                        </a:ln>
+                        <a:effectLst/>
+                        <a:extLst>
+                          <a:ext uri="{91240B29-F687-4F45-9708-019B960494DF}">
+                            <a14:hiddenLine xmlns:a14="http://schemas.microsoft.com/office/drawing/2010/main" w="12700" cap="flat" cmpd="sng" algn="ctr">
+                              <a:solidFill>
+                                <a:schemeClr val="accent1">
+                                  <a:shade val="15000"/>
+                                </a:schemeClr>
+                              </a:solidFill>
+                              <a:prstDash val="solid"/>
+                              <a:miter lim="800000"/>
+                            </a14:hiddenLine>
+                          </a:ext>
+                        </a:extLst>
+                      </wps:spPr>
+                      <wps:style>
+                        <a:lnRef idx="2">
+                          <a:schemeClr val="accent1">
+                            <a:shade val="15000"/>
+                          </a:schemeClr>
+                        </a:lnRef>
+                        <a:fillRef idx="1">
+                          <a:schemeClr val="accent1"/>
+                        </a:fillRef>
+                        <a:effectRef idx="0">
+                          <a:schemeClr val="accent1"/>
+                        </a:effectRef>
+                        <a:fontRef idx="minor">
+                          <a:schemeClr val="lt1"/>
+                        </a:fontRef>
+                      </wps:style>
+                      <wps:txbx>
+                        <w:txbxContent>
+                          <w:p>
+                            <w:pPr>
+                              <w:spacing w:after="0" w:line="240" w:lineRule="auto"/>
+                              <w:jc w:val="right"/>
+                              <w:rPr>
+                                <w:rFonts w:ascii="微软雅黑" w:hAnsi="微软雅黑" w:hint="eastAsia"/>
+                                <w:color w:val="FBFAF7"/>
+                                <w:sz w:val="17"/>
+                              </w:rPr>
+                            </w:pPr>
+                            <w:r>
+                              <w:rPr>
+                                <w:rFonts w:ascii="微软雅黑" w:hAnsi="微软雅黑" w:hint="eastAsia"/>
+                                <w:color w:val="FBFAF7"/>
+                                <w:sz w:val="17"/>
+                              </w:rPr>
+                              <w:t>简要概述项目的功能及用途</w:t>
+                            </w:r>
+                          </w:p>
+                        </w:txbxContent>
+                      </wps:txbx>
+                      <wps:bodyPr rot="0" spcFirstLastPara="0" vertOverflow="overflow" horzOverflow="overflow" vert="horz" wrap="square" lIns="101600" tIns="0" rIns="127000" bIns="0" numCol="1" spcCol="0" rtlCol="0" fromWordArt="0" anchor="ctr" anchorCtr="0" forceAA="0" compatLnSpc="1">
+                        <a:prstTxWarp prst="textNoShape">
+                          <a:avLst/>
+                        </a:prstTxWarp>
+                        <a:noAutofit/>
+                      </wps:bodyPr>
+                    </wps:wsp>
+                  </a:graphicData>
+                </a:graphic>
+              </wp:inline>
+            </w:drawing>
+          </mc:Choice>
+          <mc:Fallback>
+            <w:pict>
+              <v:roundrect w14:anchorId="16D7E415" id="矩形: 圆角 3" o:spid="_x0000_s1026" alt="OH_InkBar" style="width:286.15pt;height:16.1pt;visibility:visible;mso-wrap-style:square;mso-left-percent:-10001;mso-top-percent:-10001;mso-position-horizontal:absolute;mso-position-horizontal-relative:char;mso-position-vertical:absolute;mso-position-vertical-relative:line;mso-left-percent:-10001;mso-top-percent:-10001;v-text-anchor:middle" arcsize="22388f" o:gfxdata="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" fillcolor="#26231e" stroked="f" strokecolor="#09101d [484]" strokeweight="1pt">
+                <v:stroke joinstyle="miter"/>
+                <v:textbox inset="8pt,0,10pt,0">
+                  <w:txbxContent>
+                    <w:p>
+                      <w:pPr>
+                        <w:spacing w:after="0" w:line="240" w:lineRule="auto"/>
+                        <w:jc w:val="right"/>
+                        <w:rPr>
+                          <w:rFonts w:ascii="微软雅黑" w:hAnsi="微软雅黑" w:hint="eastAsia"/>
+                          <w:color w:val="FBFAF7"/>
+                          <w:sz w:val="17"/>
+                        </w:rPr>
+                      </w:pPr>
+                      <w:r>
+                        <w:rPr>
+                          <w:rFonts w:ascii="微软雅黑" w:hAnsi="微软雅黑" w:hint="eastAsia"/>
+                          <w:color w:val="FBFAF7"/>
+                          <w:sz w:val="17"/>
+                        </w:rPr>
+                        <w:t>简要概述项目的功能及用途</w:t>
+                      </w:r>
+                    </w:p>
+                  </w:txbxContent>
+                </v:textbox>
+                <w10:anchorlock/>
+              </v:roundrect>
+            </w:pict>
+          </mc:Fallback>
+        </mc:AlternateContent>
       </w:r>
     </w:p>
     <w:p>
@@ -535,6 +739,10 @@
     <w:p>
       <w:pPr>
         <w:pStyle w:val="ab"/>
+        <w:rPr>
+          <w:vanish/>
+          <w:specVanish/>
+        </w:rPr>
       </w:pPr>
       <w:r>
         <w:rPr>
@@ -549,11 +757,99 @@
       <w:r>
         <w:t xml:space="preserve">项目目的　</w:t>
       </w:r>
+    </w:p>
+    <w:p>
+      <w:pPr>
+        <w:pStyle w:val="af5"/>
+        <w:spacing w:after="200"/>
+      </w:pPr>
       <w:r>
         <w:rPr>
-          <w:shd w:val="clear" w:color="auto" w:fill="26231E"/>
+          <w:noProof/>
+          <w:position w:val="-13"/>
         </w:rPr>
-        <w:tab/>
+        <mc:AlternateContent>
+          <mc:Choice Requires="wps">
+            <w:drawing>
+              <wp:inline distT="0" distB="0" distL="0" distR="0" wp14:anchorId="6C40F7B3" wp14:editId="69AFA614">
+                <wp:extent cx="4620260" cy="204470"/>
+                <wp:effectExtent l="0" t="0" r="8890" b="5080"/>
+                <wp:docPr id="4" name="矩形: 圆角 4" descr="OH_InkBar"/>
+                <wp:cNvGraphicFramePr/>
+                <a:graphic xmlns:a="http://schemas.openxmlformats.org/drawingml/2006/main">
+                  <a:graphicData uri="http://schemas.microsoft.com/office/word/2010/wordprocessingShape">
+                    <wps:wsp>
+                      <wps:cNvSpPr/>
+                      <wps:spPr>
+                        <a:xfrm>
+                          <a:off x="0" y="0"/>
+                          <a:ext cx="4620260" cy="204470"/>
+                        </a:xfrm>
+                        <a:prstGeom prst="roundRect">
+                          <a:avLst>
+                            <a:gd name="adj" fmla="val 34161"/>
+                          </a:avLst>
+                        </a:prstGeom>
+                        <a:solidFill>
+                          <a:srgbClr val="26231E"/>
+                        </a:solidFill>
+                        <a:ln w="12700" cap="flat" cmpd="sng" algn="ctr">
+                          <a:noFill/>
+                          <a:prstDash val="solid"/>
+                          <a:miter lim="800000"/>
+                        </a:ln>
+                        <a:effectLst/>
+                        <a:extLst>
+                          <a:ext uri="{91240B29-F687-4F45-9708-019B960494DF}">
+                            <a14:hiddenLine xmlns:a14="http://schemas.microsoft.com/office/drawing/2010/main" w="12700" cap="flat" cmpd="sng" algn="ctr">
+                              <a:solidFill>
+                                <a:schemeClr val="accent1">
+                                  <a:shade val="15000"/>
+                                </a:schemeClr>
+                              </a:solidFill>
+                              <a:prstDash val="solid"/>
+                              <a:miter lim="800000"/>
+                            </a14:hiddenLine>
+                          </a:ext>
+                        </a:extLst>
+                      </wps:spPr>
+                      <wps:style>
+                        <a:lnRef idx="2">
+                          <a:schemeClr val="accent1">
+                            <a:shade val="15000"/>
+                          </a:schemeClr>
+                        </a:lnRef>
+                        <a:fillRef idx="1">
+                          <a:schemeClr val="accent1"/>
+                        </a:fillRef>
+                        <a:effectRef idx="0">
+                          <a:schemeClr val="accent1"/>
+                        </a:effectRef>
+                        <a:fontRef idx="minor">
+                          <a:schemeClr val="lt1"/>
+                        </a:fontRef>
+                      </wps:style>
+                      <wps:bodyPr rot="0" spcFirstLastPara="0" vertOverflow="overflow" horzOverflow="overflow" vert="horz" wrap="square" lIns="91440" tIns="45720" rIns="91440" bIns="45720" numCol="1" spcCol="0" rtlCol="0" fromWordArt="0" anchor="ctr" anchorCtr="0" forceAA="0" compatLnSpc="1">
+                        <a:prstTxWarp prst="textNoShape">
+                          <a:avLst/>
+                        </a:prstTxWarp>
+                        <a:noAutofit/>
+                      </wps:bodyPr>
+                    </wps:wsp>
+                  </a:graphicData>
+                </a:graphic>
+              </wp:inline>
+            </w:drawing>
+          </mc:Choice>
+          <mc:Fallback>
+            <w:pict>
+              <v:roundrect w14:anchorId="4F4F0294" id="矩形: 圆角 4" o:spid="_x0000_s1026" alt="OH_InkBar" style="width:363.8pt;height:16.1pt;visibility:visible;mso-wrap-style:square;mso-left-percent:-10001;mso-top-percent:-10001;mso-position-horizontal:absolute;mso-position-horizontal-relative:char;mso-position-vertical:absolute;mso-position-vertical-relative:line;mso-left-percent:-10001;mso-top-percent:-10001;v-text-anchor:middle" arcsize="22388f" o:gfxdata="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" fillcolor="#26231e" stroked="f" strokecolor="#09101d [484]" strokeweight="1pt">
+                <v:stroke joinstyle="miter"/>
+                <w10:anchorlock/>
+              </v:roundrect>
+            </w:pict>
+          </mc:Fallback>
+        </mc:AlternateContent>
       </w:r>
     </w:p>
     <w:p>
@@ -671,6 +967,10 @@
     <w:p>
       <w:pPr>
         <w:pStyle w:val="ab"/>
+        <w:rPr>
+          <w:vanish/>
+          <w:specVanish/>
+        </w:rPr>
       </w:pPr>
       <w:r>
         <w:rPr>
@@ -685,11 +985,99 @@
       <w:r>
         <w:t xml:space="preserve">主要技术指标或项目目标　</w:t>
       </w:r>
+    </w:p>
+    <w:p>
+      <w:pPr>
+        <w:pStyle w:val="af5"/>
+        <w:spacing w:after="200"/>
+      </w:pPr>
       <w:r>
         <w:rPr>
-          <w:shd w:val="clear" w:color="auto" w:fill="26231E"/>
+          <w:noProof/>
+          <w:position w:val="-13"/>
         </w:rPr>
-        <w:tab/>
+        <mc:AlternateContent>
+          <mc:Choice Requires="wps">
+            <w:drawing>
+              <wp:inline distT="0" distB="0" distL="0" distR="0" wp14:anchorId="417EF748" wp14:editId="128342AE">
+                <wp:extent cx="3467100" cy="204470"/>
+                <wp:effectExtent l="0" t="0" r="0" b="5080"/>
+                <wp:docPr id="5" name="矩形: 圆角 5" descr="OH_InkBar"/>
+                <wp:cNvGraphicFramePr/>
+                <a:graphic xmlns:a="http://schemas.openxmlformats.org/drawingml/2006/main">
+                  <a:graphicData uri="http://schemas.microsoft.com/office/word/2010/wordprocessingShape">
+                    <wps:wsp>
+                      <wps:cNvSpPr/>
+                      <wps:spPr>
+                        <a:xfrm>
+                          <a:off x="0" y="0"/>
+                          <a:ext cx="3467100" cy="204470"/>
+                        </a:xfrm>
+                        <a:prstGeom prst="roundRect">
+                          <a:avLst>
+                            <a:gd name="adj" fmla="val 34161"/>
+                          </a:avLst>
+                        </a:prstGeom>
+                        <a:solidFill>
+                          <a:srgbClr val="26231E"/>
+                        </a:solidFill>
+                        <a:ln w="12700" cap="flat" cmpd="sng" algn="ctr">
+                          <a:noFill/>
+                          <a:prstDash val="solid"/>
+                          <a:miter lim="800000"/>
+                        </a:ln>
+                        <a:effectLst/>
+                        <a:extLst>
+                          <a:ext uri="{91240B29-F687-4F45-9708-019B960494DF}">
+                            <a14:hiddenLine xmlns:a14="http://schemas.microsoft.com/office/drawing/2010/main" w="12700" cap="flat" cmpd="sng" algn="ctr">
+                              <a:solidFill>
+                                <a:schemeClr val="accent1">
+                                  <a:shade val="15000"/>
+                                </a:schemeClr>
+                              </a:solidFill>
+                              <a:prstDash val="solid"/>
+                              <a:miter lim="800000"/>
+                            </a14:hiddenLine>
+                          </a:ext>
+                        </a:extLst>
+                      </wps:spPr>
+                      <wps:style>
+                        <a:lnRef idx="2">
+                          <a:schemeClr val="accent1">
+                            <a:shade val="15000"/>
+                          </a:schemeClr>
+                        </a:lnRef>
+                        <a:fillRef idx="1">
+                          <a:schemeClr val="accent1"/>
+                        </a:fillRef>
+                        <a:effectRef idx="0">
+                          <a:schemeClr val="accent1"/>
+                        </a:effectRef>
+                        <a:fontRef idx="minor">
+                          <a:schemeClr val="lt1"/>
+                        </a:fontRef>
+                      </wps:style>
+                      <wps:bodyPr rot="0" spcFirstLastPara="0" vertOverflow="overflow" horzOverflow="overflow" vert="horz" wrap="square" lIns="91440" tIns="45720" rIns="91440" bIns="45720" numCol="1" spcCol="0" rtlCol="0" fromWordArt="0" anchor="ctr" anchorCtr="0" forceAA="0" compatLnSpc="1">
+                        <a:prstTxWarp prst="textNoShape">
+                          <a:avLst/>
+                        </a:prstTxWarp>
+                        <a:noAutofit/>
+                      </wps:bodyPr>
+                    </wps:wsp>
+                  </a:graphicData>
+                </a:graphic>
+              </wp:inline>
+            </w:drawing>
+          </mc:Choice>
+          <mc:Fallback>
+            <w:pict>
+              <v:roundrect w14:anchorId="0B57B536" id="矩形: 圆角 5" o:spid="_x0000_s1026" alt="OH_InkBar" style="width:273pt;height:16.1pt;visibility:visible;mso-wrap-style:square;mso-left-percent:-10001;mso-top-percent:-10001;mso-position-horizontal:absolute;mso-position-horizontal-relative:char;mso-position-vertical:absolute;mso-position-vertical-relative:line;mso-left-percent:-10001;mso-top-percent:-10001;v-text-anchor:middle" arcsize="22388f" o:gfxdata="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" fillcolor="#26231e" stroked="f" strokecolor="#09101d [484]" strokeweight="1pt">
+                <v:stroke joinstyle="miter"/>
+                <w10:anchorlock/>
+              </v:roundrect>
+            </w:pict>
+          </mc:Fallback>
+        </mc:AlternateContent>
       </w:r>
     </w:p>
     <w:p>
@@ -712,6 +1100,10 @@
     <w:p>
       <w:pPr>
         <w:pStyle w:val="ab"/>
+        <w:rPr>
+          <w:vanish/>
+          <w:specVanish/>
+        </w:rPr>
       </w:pPr>
       <w:r>
         <w:rPr>
@@ -727,44 +1119,145 @@
       <w:r>
         <w:t xml:space="preserve">技术难点评估　</w:t>
       </w:r>
+    </w:p>
+    <w:p>
+      <w:pPr>
+        <w:pStyle w:val="af5"/>
+        <w:spacing w:after="200"/>
+      </w:pPr>
       <w:r>
         <w:rPr>
-          <w:b w:val="0"/>
-          <w:bCs w:val="0"/>
-          <w:color w:val="FBFAF7"/>
-          <w:sz w:val="17"/>
-          <w:szCs w:val="17"/>
-          <w:shd w:val="clear" w:color="auto" w:fill="26231E"/>
+          <w:noProof/>
+          <w:position w:val="-13"/>
         </w:rPr>
-        <w:t xml:space="preserve">　列出主要技术难点、应对策略</w:t>
-      </w:r>
-      <w:r>
-        <w:rPr>
-          <w:b w:val="0"/>
-          <w:bCs w:val="0"/>
-          <w:color w:val="FBFAF7"/>
-          <w:sz w:val="17"/>
-          <w:szCs w:val="17"/>
-          <w:shd w:val="clear" w:color="auto" w:fill="26231E"/>
-        </w:rPr>
-        <w:t xml:space="preserve"> / </w:t>
-      </w:r>
-      <w:r>
-        <w:rPr>
-          <w:b w:val="0"/>
-          <w:bCs w:val="0"/>
-          <w:color w:val="FBFAF7"/>
-          <w:sz w:val="17"/>
-          <w:szCs w:val="17"/>
-          <w:shd w:val="clear" w:color="auto" w:fill="26231E"/>
-        </w:rPr>
-        <w:t xml:space="preserve">方案及可行性结论，可附件；管理类项目选填　</w:t>
-      </w:r>
-      <w:r>
-        <w:rPr>
-          <w:shd w:val="clear" w:color="auto" w:fill="26231E"/>
-        </w:rPr>
-        <w:tab/>
+        <mc:AlternateContent>
+          <mc:Choice Requires="wps">
+            <w:drawing>
+              <wp:inline distT="0" distB="0" distL="0" distR="0" wp14:anchorId="5623FA2D" wp14:editId="50A1D8E3">
+                <wp:extent cx="4294505" cy="204470"/>
+                <wp:effectExtent l="0" t="0" r="0" b="5080"/>
+                <wp:docPr id="6" name="矩形: 圆角 6" descr="OH_InkBar"/>
+                <wp:cNvGraphicFramePr/>
+                <a:graphic xmlns:a="http://schemas.openxmlformats.org/drawingml/2006/main">
+                  <a:graphicData uri="http://schemas.microsoft.com/office/word/2010/wordprocessingShape">
+                    <wps:wsp>
+                      <wps:cNvSpPr/>
+                      <wps:spPr>
+                        <a:xfrm>
+                          <a:off x="0" y="0"/>
+                          <a:ext cx="4294505" cy="204470"/>
+                        </a:xfrm>
+                        <a:prstGeom prst="roundRect">
+                          <a:avLst>
+                            <a:gd name="adj" fmla="val 34161"/>
+                          </a:avLst>
+                        </a:prstGeom>
+                        <a:solidFill>
+                          <a:srgbClr val="26231E"/>
+                        </a:solidFill>
+                        <a:ln w="12700" cap="flat" cmpd="sng" algn="ctr">
+                          <a:noFill/>
+                          <a:prstDash val="solid"/>
+                          <a:miter lim="800000"/>
+                        </a:ln>
+                        <a:effectLst/>
+                        <a:extLst>
+                          <a:ext uri="{91240B29-F687-4F45-9708-019B960494DF}">
+                            <a14:hiddenLine xmlns:a14="http://schemas.microsoft.com/office/drawing/2010/main" w="12700" cap="flat" cmpd="sng" algn="ctr">
+                              <a:solidFill>
+                                <a:schemeClr val="accent1">
+                                  <a:shade val="15000"/>
+                                </a:schemeClr>
+                              </a:solidFill>
+                              <a:prstDash val="solid"/>
+                              <a:miter lim="800000"/>
+                            </a14:hiddenLine>
+                          </a:ext>
+                        </a:extLst>
+                      </wps:spPr>
+                      <wps:style>
+                        <a:lnRef idx="2">
+                          <a:schemeClr val="accent1">
+                            <a:shade val="15000"/>
+                          </a:schemeClr>
+                        </a:lnRef>
+                        <a:fillRef idx="1">
+                          <a:schemeClr val="accent1"/>
+                        </a:fillRef>
+                        <a:effectRef idx="0">
+                          <a:schemeClr val="accent1"/>
+                        </a:effectRef>
+                        <a:fontRef idx="minor">
+                          <a:schemeClr val="lt1"/>
+                        </a:fontRef>
+                      </wps:style>
+                      <wps:txbx>
+                        <w:txbxContent>
+                          <w:p>
+                            <w:pPr>
+                              <w:spacing w:after="0" w:line="240" w:lineRule="auto"/>
+                              <w:jc w:val="right"/>
+                              <w:rPr>
+                                <w:rFonts w:ascii="微软雅黑" w:hAnsi="微软雅黑" w:hint="eastAsia"/>
+                                <w:color w:val="FBFAF7"/>
+                                <w:sz w:val="17"/>
+                              </w:rPr>
+                            </w:pPr>
+                            <w:r>
+                              <w:rPr>
+                                <w:rFonts w:ascii="微软雅黑" w:hAnsi="微软雅黑" w:hint="eastAsia"/>
+                                <w:color w:val="FBFAF7"/>
+                                <w:sz w:val="17"/>
+                              </w:rPr>
+                              <w:t>列出主要技术难点、应对策略 / 方案及可行性结论，可附件；管理类项目选填</w:t>
+                            </w:r>
+                          </w:p>
+                        </w:txbxContent>
+                      </wps:txbx>
+                      <wps:bodyPr rot="0" spcFirstLastPara="0" vertOverflow="overflow" horzOverflow="overflow" vert="horz" wrap="square" lIns="101600" tIns="0" rIns="127000" bIns="0" numCol="1" spcCol="0" rtlCol="0" fromWordArt="0" anchor="ctr" anchorCtr="0" forceAA="0" compatLnSpc="1">
+                        <a:prstTxWarp prst="textNoShape">
+                          <a:avLst/>
+                        </a:prstTxWarp>
+                        <a:noAutofit/>
+                      </wps:bodyPr>
+                    </wps:wsp>
+                  </a:graphicData>
+                </a:graphic>
+              </wp:inline>
+            </w:drawing>
+          </mc:Choice>
+          <mc:Fallback>
+            <w:pict>
+              <v:roundrect w14:anchorId="5623FA2D" id="矩形: 圆角 6" o:spid="_x0000_s1027" alt="OH_InkBar" style="width:338.15pt;height:16.1pt;visibility:visible;mso-wrap-style:square;mso-left-percent:-10001;mso-top-percent:-10001;mso-position-horizontal:absolute;mso-position-horizontal-relative:char;mso-position-vertical:absolute;mso-position-vertical-relative:line;mso-left-percent:-10001;mso-top-percent:-10001;v-text-anchor:middle" arcsize="22388f" o:gfxdata="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" fillcolor="#26231e" stroked="f" strokecolor="#09101d [484]" strokeweight="1pt">
+                <v:stroke joinstyle="miter"/>
+                <v:textbox inset="8pt,0,10pt,0">
+                  <w:txbxContent>
+                    <w:p>
+                      <w:pPr>
+                        <w:spacing w:after="0" w:line="240" w:lineRule="auto"/>
+                        <w:jc w:val="right"/>
+                        <w:rPr>
+                          <w:rFonts w:ascii="微软雅黑" w:hAnsi="微软雅黑" w:hint="eastAsia"/>
+                          <w:color w:val="FBFAF7"/>
+                          <w:sz w:val="17"/>
+                        </w:rPr>
+                      </w:pPr>
+                      <w:r>
+                        <w:rPr>
+                          <w:rFonts w:ascii="微软雅黑" w:hAnsi="微软雅黑" w:hint="eastAsia"/>
+                          <w:color w:val="FBFAF7"/>
+                          <w:sz w:val="17"/>
+                        </w:rPr>
+                        <w:t>列出主要技术难点、应对策略 / 方案及可行性结论，可附件；管理类项目选填</w:t>
+                      </w:r>
+                    </w:p>
+                  </w:txbxContent>
+                </v:textbox>
+                <w10:anchorlock/>
+              </v:roundrect>
+            </w:pict>
+          </mc:Fallback>
+        </mc:AlternateContent>
       </w:r>
     </w:p>
     <w:p>
@@ -793,6 +1286,10 @@
     <w:p>
       <w:pPr>
         <w:pStyle w:val="ab"/>
+        <w:rPr>
+          <w:vanish/>
+          <w:specVanish/>
+        </w:rPr>
       </w:pPr>
       <w:r>
         <w:rPr>
@@ -807,11 +1304,99 @@
       <w:r>
         <w:t xml:space="preserve">项目团队　</w:t>
       </w:r>
+    </w:p>
+    <w:p>
+      <w:pPr>
+        <w:pStyle w:val="af5"/>
+        <w:spacing w:after="200"/>
+      </w:pPr>
       <w:r>
         <w:rPr>
-          <w:shd w:val="clear" w:color="auto" w:fill="26231E"/>
+          <w:noProof/>
+          <w:position w:val="-13"/>
         </w:rPr>
-        <w:tab/>
+        <mc:AlternateContent>
+          <mc:Choice Requires="wps">
+            <w:drawing>
+              <wp:inline distT="0" distB="0" distL="0" distR="0" wp14:anchorId="4E735723" wp14:editId="6C0A67D6">
+                <wp:extent cx="4620260" cy="204470"/>
+                <wp:effectExtent l="0" t="0" r="8890" b="5080"/>
+                <wp:docPr id="7" name="矩形: 圆角 7" descr="OH_InkBar"/>
+                <wp:cNvGraphicFramePr/>
+                <a:graphic xmlns:a="http://schemas.openxmlformats.org/drawingml/2006/main">
+                  <a:graphicData uri="http://schemas.microsoft.com/office/word/2010/wordprocessingShape">
+                    <wps:wsp>
+                      <wps:cNvSpPr/>
+                      <wps:spPr>
+                        <a:xfrm>
+                          <a:off x="0" y="0"/>
+                          <a:ext cx="4620260" cy="204470"/>
+                        </a:xfrm>
+                        <a:prstGeom prst="roundRect">
+                          <a:avLst>
+                            <a:gd name="adj" fmla="val 34161"/>
+                          </a:avLst>
+                        </a:prstGeom>
+                        <a:solidFill>
+                          <a:srgbClr val="26231E"/>
+                        </a:solidFill>
+                        <a:ln w="12700" cap="flat" cmpd="sng" algn="ctr">
+                          <a:noFill/>
+                          <a:prstDash val="solid"/>
+                          <a:miter lim="800000"/>
+                        </a:ln>
+                        <a:effectLst/>
+                        <a:extLst>
+                          <a:ext uri="{91240B29-F687-4F45-9708-019B960494DF}">
+                            <a14:hiddenLine xmlns:a14="http://schemas.microsoft.com/office/drawing/2010/main" w="12700" cap="flat" cmpd="sng" algn="ctr">
+                              <a:solidFill>
+                                <a:schemeClr val="accent1">
+                                  <a:shade val="15000"/>
+                                </a:schemeClr>
+                              </a:solidFill>
+                              <a:prstDash val="solid"/>
+                              <a:miter lim="800000"/>
+                            </a14:hiddenLine>
+                          </a:ext>
+                        </a:extLst>
+                      </wps:spPr>
+                      <wps:style>
+                        <a:lnRef idx="2">
+                          <a:schemeClr val="accent1">
+                            <a:shade val="15000"/>
+                          </a:schemeClr>
+                        </a:lnRef>
+                        <a:fillRef idx="1">
+                          <a:schemeClr val="accent1"/>
+                        </a:fillRef>
+                        <a:effectRef idx="0">
+                          <a:schemeClr val="accent1"/>
+                        </a:effectRef>
+                        <a:fontRef idx="minor">
+                          <a:schemeClr val="lt1"/>
+                        </a:fontRef>
+                      </wps:style>
+                      <wps:bodyPr rot="0" spcFirstLastPara="0" vertOverflow="overflow" horzOverflow="overflow" vert="horz" wrap="square" lIns="91440" tIns="45720" rIns="91440" bIns="45720" numCol="1" spcCol="0" rtlCol="0" fromWordArt="0" anchor="ctr" anchorCtr="0" forceAA="0" compatLnSpc="1">
+                        <a:prstTxWarp prst="textNoShape">
+                          <a:avLst/>
+                        </a:prstTxWarp>
+                        <a:noAutofit/>
+                      </wps:bodyPr>
+                    </wps:wsp>
+                  </a:graphicData>
+                </a:graphic>
+              </wp:inline>
+            </w:drawing>
+          </mc:Choice>
+          <mc:Fallback>
+            <w:pict>
+              <v:roundrect w14:anchorId="496CA11E" id="矩形: 圆角 7" o:spid="_x0000_s1026" alt="OH_InkBar" style="width:363.8pt;height:16.1pt;visibility:visible;mso-wrap-style:square;mso-left-percent:-10001;mso-top-percent:-10001;mso-position-horizontal:absolute;mso-position-horizontal-relative:char;mso-position-vertical:absolute;mso-position-vertical-relative:line;mso-left-percent:-10001;mso-top-percent:-10001;v-text-anchor:middle" arcsize="22388f" o:gfxdata="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" fillcolor="#26231e" stroked="f" strokecolor="#09101d [484]" strokeweight="1pt">
+                <v:stroke joinstyle="miter"/>
+                <w10:anchorlock/>
+              </v:roundrect>
+            </w:pict>
+          </mc:Fallback>
+        </mc:AlternateContent>
       </w:r>
     </w:p>
     <w:p>
@@ -872,12 +1457,6 @@
         <w:gridCol w:w="954"/>
       </w:tblGrid>
       <w:tr>
-        <w:tblPrEx>
-          <w:tblCellMar>
-            <w:top w:w="0" w:type="dxa"/>
-            <w:bottom w:w="0" w:type="dxa"/>
-          </w:tblCellMar>
-        </w:tblPrEx>
         <w:trPr>
           <w:trHeight w:val="520"/>
         </w:trPr>
@@ -927,12 +1506,6 @@
         </w:tc>
       </w:tr>
       <w:tr>
-        <w:tblPrEx>
-          <w:tblCellMar>
-            <w:top w:w="0" w:type="dxa"/>
-            <w:bottom w:w="0" w:type="dxa"/>
-          </w:tblCellMar>
-        </w:tblPrEx>
         <w:tc>
           <w:tcPr>
             <w:tcW w:w="2400" w:type="dxa"/>
@@ -951,7 +1524,7 @@
           </w:tcPr>
           <w:p>
             <w:pPr>
-              <w:pStyle w:val="ae"/>
+              <w:pStyle w:val="af"/>
               <w:keepNext/>
             </w:pPr>
             <w:r>
@@ -982,7 +1555,7 @@
           </w:tcPr>
           <w:p>
             <w:pPr>
-              <w:pStyle w:val="ae"/>
+              <w:pStyle w:val="af"/>
               <w:keepNext/>
             </w:pPr>
             <w:r>
@@ -1013,7 +1586,7 @@
           </w:tcPr>
           <w:p>
             <w:pPr>
-              <w:pStyle w:val="ae"/>
+              <w:pStyle w:val="af"/>
               <w:keepNext/>
             </w:pPr>
             <w:r>
@@ -1044,7 +1617,7 @@
           </w:tcPr>
           <w:p>
             <w:pPr>
-              <w:pStyle w:val="ae"/>
+              <w:pStyle w:val="af"/>
               <w:keepNext/>
             </w:pPr>
             <w:r>
@@ -1075,7 +1648,7 @@
           </w:tcPr>
           <w:p>
             <w:pPr>
-              <w:pStyle w:val="ae"/>
+              <w:pStyle w:val="af"/>
               <w:keepNext/>
             </w:pPr>
             <w:r>
@@ -1106,7 +1679,7 @@
           </w:tcPr>
           <w:p>
             <w:pPr>
-              <w:pStyle w:val="ae"/>
+              <w:pStyle w:val="af"/>
               <w:keepNext/>
             </w:pPr>
             <w:r>
@@ -1137,7 +1710,7 @@
           </w:tcPr>
           <w:p>
             <w:pPr>
-              <w:pStyle w:val="ae"/>
+              <w:pStyle w:val="af"/>
               <w:keepNext/>
             </w:pPr>
             <w:r>
@@ -1168,7 +1741,7 @@
           </w:tcPr>
           <w:p>
             <w:pPr>
-              <w:pStyle w:val="ae"/>
+              <w:pStyle w:val="af"/>
               <w:keepNext/>
             </w:pPr>
             <w:r>
@@ -1183,12 +1756,6 @@
         </w:tc>
       </w:tr>
       <w:tr>
-        <w:tblPrEx>
-          <w:tblCellMar>
-            <w:top w:w="0" w:type="dxa"/>
-            <w:bottom w:w="0" w:type="dxa"/>
-          </w:tblCellMar>
-        </w:tblPrEx>
         <w:trPr>
           <w:trHeight w:val="900"/>
         </w:trPr>
@@ -1210,7 +1777,7 @@
           </w:tcPr>
           <w:p>
             <w:pPr>
-              <w:pStyle w:val="af"/>
+              <w:pStyle w:val="af0"/>
             </w:pPr>
             <w:r>
               <w:t xml:space="preserve">机械设计　</w:t>
@@ -1224,7 +1791,7 @@
           </w:p>
           <w:p>
             <w:pPr>
-              <w:pStyle w:val="af"/>
+              <w:pStyle w:val="af0"/>
             </w:pPr>
             <w:r>
               <w:t>电子</w:t>
@@ -1244,7 +1811,7 @@
           </w:p>
           <w:p>
             <w:pPr>
-              <w:pStyle w:val="af"/>
+              <w:pStyle w:val="af0"/>
             </w:pPr>
             <w:r>
               <w:t xml:space="preserve">软件　</w:t>
@@ -1275,7 +1842,7 @@
           </w:tcPr>
           <w:p>
             <w:pPr>
-              <w:pStyle w:val="af"/>
+              <w:pStyle w:val="af0"/>
             </w:pPr>
             <w:r>
               <w:rPr>
@@ -1303,7 +1870,7 @@
           </w:tcPr>
           <w:p>
             <w:pPr>
-              <w:pStyle w:val="af"/>
+              <w:pStyle w:val="af0"/>
             </w:pPr>
             <w:r>
               <w:rPr>
@@ -1331,7 +1898,7 @@
           </w:tcPr>
           <w:p>
             <w:pPr>
-              <w:pStyle w:val="af"/>
+              <w:pStyle w:val="af0"/>
             </w:pPr>
             <w:r>
               <w:rPr>
@@ -1359,7 +1926,7 @@
           </w:tcPr>
           <w:p>
             <w:pPr>
-              <w:pStyle w:val="af"/>
+              <w:pStyle w:val="af0"/>
             </w:pPr>
             <w:r>
               <w:rPr>
@@ -1387,7 +1954,7 @@
           </w:tcPr>
           <w:p>
             <w:pPr>
-              <w:pStyle w:val="af"/>
+              <w:pStyle w:val="af0"/>
             </w:pPr>
             <w:r>
               <w:rPr>
@@ -1415,7 +1982,7 @@
           </w:tcPr>
           <w:p>
             <w:pPr>
-              <w:pStyle w:val="af"/>
+              <w:pStyle w:val="af0"/>
             </w:pPr>
             <w:r>
               <w:rPr>
@@ -1443,7 +2010,7 @@
           </w:tcPr>
           <w:p>
             <w:pPr>
-              <w:pStyle w:val="af"/>
+              <w:pStyle w:val="af0"/>
             </w:pPr>
             <w:r>
               <w:rPr>
@@ -1472,6 +2039,10 @@
     <w:p>
       <w:pPr>
         <w:pStyle w:val="ab"/>
+        <w:rPr>
+          <w:vanish/>
+          <w:specVanish/>
+        </w:rPr>
       </w:pPr>
       <w:r>
         <w:rPr>
@@ -1486,22 +2057,145 @@
       <w:r>
         <w:t xml:space="preserve">项目计划　</w:t>
       </w:r>
+    </w:p>
+    <w:p>
+      <w:pPr>
+        <w:pStyle w:val="af5"/>
+        <w:spacing w:after="200"/>
+      </w:pPr>
       <w:r>
         <w:rPr>
-          <w:b w:val="0"/>
-          <w:bCs w:val="0"/>
-          <w:color w:val="FBFAF7"/>
-          <w:sz w:val="17"/>
-          <w:szCs w:val="17"/>
-          <w:shd w:val="clear" w:color="auto" w:fill="26231E"/>
+          <w:noProof/>
+          <w:position w:val="-13"/>
         </w:rPr>
-        <w:t xml:space="preserve">　列出关键里程碑及完成时间，可附件　</w:t>
-      </w:r>
-      <w:r>
-        <w:rPr>
-          <w:shd w:val="clear" w:color="auto" w:fill="26231E"/>
-        </w:rPr>
-        <w:tab/>
+        <mc:AlternateContent>
+          <mc:Choice Requires="wps">
+            <w:drawing>
+              <wp:inline distT="0" distB="0" distL="0" distR="0" wp14:anchorId="4ABC1125" wp14:editId="663E61BE">
+                <wp:extent cx="4620260" cy="204470"/>
+                <wp:effectExtent l="0" t="0" r="8890" b="5080"/>
+                <wp:docPr id="8" name="矩形: 圆角 8" descr="OH_InkBar"/>
+                <wp:cNvGraphicFramePr/>
+                <a:graphic xmlns:a="http://schemas.openxmlformats.org/drawingml/2006/main">
+                  <a:graphicData uri="http://schemas.microsoft.com/office/word/2010/wordprocessingShape">
+                    <wps:wsp>
+                      <wps:cNvSpPr/>
+                      <wps:spPr>
+                        <a:xfrm>
+                          <a:off x="0" y="0"/>
+                          <a:ext cx="4620260" cy="204470"/>
+                        </a:xfrm>
+                        <a:prstGeom prst="roundRect">
+                          <a:avLst>
+                            <a:gd name="adj" fmla="val 34161"/>
+                          </a:avLst>
+                        </a:prstGeom>
+                        <a:solidFill>
+                          <a:srgbClr val="26231E"/>
+                        </a:solidFill>
+                        <a:ln w="12700" cap="flat" cmpd="sng" algn="ctr">
+                          <a:noFill/>
+                          <a:prstDash val="solid"/>
+                          <a:miter lim="800000"/>
+                        </a:ln>
+                        <a:effectLst/>
+                        <a:extLst>
+                          <a:ext uri="{91240B29-F687-4F45-9708-019B960494DF}">
+                            <a14:hiddenLine xmlns:a14="http://schemas.microsoft.com/office/drawing/2010/main" w="12700" cap="flat" cmpd="sng" algn="ctr">
+                              <a:solidFill>
+                                <a:schemeClr val="accent1">
+                                  <a:shade val="15000"/>
+                                </a:schemeClr>
+                              </a:solidFill>
+                              <a:prstDash val="solid"/>
+                              <a:miter lim="800000"/>
+                            </a14:hiddenLine>
+                          </a:ext>
+                        </a:extLst>
+                      </wps:spPr>
+                      <wps:style>
+                        <a:lnRef idx="2">
+                          <a:schemeClr val="accent1">
+                            <a:shade val="15000"/>
+                          </a:schemeClr>
+                        </a:lnRef>
+                        <a:fillRef idx="1">
+                          <a:schemeClr val="accent1"/>
+                        </a:fillRef>
+                        <a:effectRef idx="0">
+                          <a:schemeClr val="accent1"/>
+                        </a:effectRef>
+                        <a:fontRef idx="minor">
+                          <a:schemeClr val="lt1"/>
+                        </a:fontRef>
+                      </wps:style>
+                      <wps:txbx>
+                        <w:txbxContent>
+                          <w:p>
+                            <w:pPr>
+                              <w:spacing w:after="0" w:line="240" w:lineRule="auto"/>
+                              <w:jc w:val="right"/>
+                              <w:rPr>
+                                <w:rFonts w:ascii="微软雅黑" w:hAnsi="微软雅黑" w:hint="eastAsia"/>
+                                <w:color w:val="FBFAF7"/>
+                                <w:sz w:val="17"/>
+                              </w:rPr>
+                            </w:pPr>
+                            <w:r>
+                              <w:rPr>
+                                <w:rFonts w:ascii="微软雅黑" w:hAnsi="微软雅黑" w:hint="eastAsia"/>
+                                <w:color w:val="FBFAF7"/>
+                                <w:sz w:val="17"/>
+                              </w:rPr>
+                              <w:t>列出关键里程碑及完成时间，可附件</w:t>
+                            </w:r>
+                          </w:p>
+                        </w:txbxContent>
+                      </wps:txbx>
+                      <wps:bodyPr rot="0" spcFirstLastPara="0" vertOverflow="overflow" horzOverflow="overflow" vert="horz" wrap="square" lIns="101600" tIns="0" rIns="127000" bIns="0" numCol="1" spcCol="0" rtlCol="0" fromWordArt="0" anchor="ctr" anchorCtr="0" forceAA="0" compatLnSpc="1">
+                        <a:prstTxWarp prst="textNoShape">
+                          <a:avLst/>
+                        </a:prstTxWarp>
+                        <a:noAutofit/>
+                      </wps:bodyPr>
+                    </wps:wsp>
+                  </a:graphicData>
+                </a:graphic>
+              </wp:inline>
+            </w:drawing>
+          </mc:Choice>
+          <mc:Fallback>
+            <w:pict>
+              <v:roundrect w14:anchorId="4ABC1125" id="矩形: 圆角 8" o:spid="_x0000_s1028" alt="OH_InkBar" style="width:363.8pt;height:16.1pt;visibility:visible;mso-wrap-style:square;mso-left-percent:-10001;mso-top-percent:-10001;mso-position-horizontal:absolute;mso-position-horizontal-relative:char;mso-position-vertical:absolute;mso-position-vertical-relative:line;mso-left-percent:-10001;mso-top-percent:-10001;v-text-anchor:middle" arcsize="22388f" o:gfxdata="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" fillcolor="#26231e" stroked="f" strokecolor="#09101d [484]" strokeweight="1pt">
+                <v:stroke joinstyle="miter"/>
+                <v:textbox inset="8pt,0,10pt,0">
+                  <w:txbxContent>
+                    <w:p>
+                      <w:pPr>
+                        <w:spacing w:after="0" w:line="240" w:lineRule="auto"/>
+                        <w:jc w:val="right"/>
+                        <w:rPr>
+                          <w:rFonts w:ascii="微软雅黑" w:hAnsi="微软雅黑" w:hint="eastAsia"/>
+                          <w:color w:val="FBFAF7"/>
+                          <w:sz w:val="17"/>
+                        </w:rPr>
+                      </w:pPr>
+                      <w:r>
+                        <w:rPr>
+                          <w:rFonts w:ascii="微软雅黑" w:hAnsi="微软雅黑" w:hint="eastAsia"/>
+                          <w:color w:val="FBFAF7"/>
+                          <w:sz w:val="17"/>
+                        </w:rPr>
+                        <w:t>列出关键里程碑及完成时间，可附件</w:t>
+                      </w:r>
+                    </w:p>
+                  </w:txbxContent>
+                </v:textbox>
+                <w10:anchorlock/>
+              </v:roundrect>
+            </w:pict>
+          </mc:Fallback>
+        </mc:AlternateContent>
       </w:r>
     </w:p>
     <w:tbl>
@@ -1530,12 +2224,6 @@
         <w:gridCol w:w="1300"/>
       </w:tblGrid>
       <w:tr>
-        <w:tblPrEx>
-          <w:tblCellMar>
-            <w:top w:w="0" w:type="dxa"/>
-            <w:bottom w:w="0" w:type="dxa"/>
-          </w:tblCellMar>
-        </w:tblPrEx>
         <w:trPr>
           <w:tblHeader/>
         </w:trPr>
@@ -1558,7 +2246,7 @@
           </w:tcPr>
           <w:p>
             <w:pPr>
-              <w:pStyle w:val="ae"/>
+              <w:pStyle w:val="af"/>
               <w:keepNext/>
             </w:pPr>
             <w:r>
@@ -1585,7 +2273,7 @@
           </w:tcPr>
           <w:p>
             <w:pPr>
-              <w:pStyle w:val="ae"/>
+              <w:pStyle w:val="af"/>
               <w:keepNext/>
             </w:pPr>
             <w:r>
@@ -1612,7 +2300,7 @@
           </w:tcPr>
           <w:p>
             <w:pPr>
-              <w:pStyle w:val="ae"/>
+              <w:pStyle w:val="af"/>
               <w:keepNext/>
             </w:pPr>
             <w:r>
@@ -1639,7 +2327,7 @@
           </w:tcPr>
           <w:p>
             <w:pPr>
-              <w:pStyle w:val="ae"/>
+              <w:pStyle w:val="af"/>
               <w:keepNext/>
             </w:pPr>
             <w:r>
@@ -1666,7 +2354,7 @@
           </w:tcPr>
           <w:p>
             <w:pPr>
-              <w:pStyle w:val="ae"/>
+              <w:pStyle w:val="af"/>
               <w:keepNext/>
             </w:pPr>
             <w:r>
@@ -1676,12 +2364,6 @@
         </w:tc>
       </w:tr>
       <w:tr>
-        <w:tblPrEx>
-          <w:tblCellMar>
-            <w:top w:w="0" w:type="dxa"/>
-            <w:bottom w:w="0" w:type="dxa"/>
-          </w:tblCellMar>
-        </w:tblPrEx>
         <w:trPr>
           <w:cantSplit/>
         </w:trPr>
@@ -1704,7 +2386,7 @@
           </w:tcPr>
           <w:p>
             <w:pPr>
-              <w:pStyle w:val="af"/>
+              <w:pStyle w:val="af0"/>
               <w:keepNext/>
             </w:pPr>
             <w:r>
@@ -1734,7 +2416,7 @@
           </w:tcPr>
           <w:p>
             <w:pPr>
-              <w:pStyle w:val="af"/>
+              <w:pStyle w:val="af0"/>
               <w:keepNext/>
             </w:pPr>
             <w:r>
@@ -1764,7 +2446,7 @@
           </w:tcPr>
           <w:p>
             <w:pPr>
-              <w:pStyle w:val="af"/>
+              <w:pStyle w:val="af0"/>
               <w:keepNext/>
             </w:pPr>
             <w:r>
@@ -1794,7 +2476,7 @@
           </w:tcPr>
           <w:p>
             <w:pPr>
-              <w:pStyle w:val="af"/>
+              <w:pStyle w:val="af0"/>
               <w:keepNext/>
             </w:pPr>
             <w:r>
@@ -1836,19 +2518,13 @@
           </w:tcPr>
           <w:p>
             <w:pPr>
-              <w:pStyle w:val="af"/>
+              <w:pStyle w:val="af0"/>
               <w:keepNext/>
             </w:pPr>
           </w:p>
         </w:tc>
       </w:tr>
       <w:tr>
-        <w:tblPrEx>
-          <w:tblCellMar>
-            <w:top w:w="0" w:type="dxa"/>
-            <w:bottom w:w="0" w:type="dxa"/>
-          </w:tblCellMar>
-        </w:tblPrEx>
         <w:trPr>
           <w:cantSplit/>
         </w:trPr>
@@ -1871,7 +2547,7 @@
           </w:tcPr>
           <w:p>
             <w:pPr>
-              <w:pStyle w:val="af"/>
+              <w:pStyle w:val="af0"/>
               <w:keepNext/>
             </w:pPr>
             <w:r>
@@ -1901,7 +2577,7 @@
           </w:tcPr>
           <w:p>
             <w:pPr>
-              <w:pStyle w:val="af"/>
+              <w:pStyle w:val="af0"/>
               <w:keepNext/>
             </w:pPr>
             <w:r>
@@ -1931,7 +2607,7 @@
           </w:tcPr>
           <w:p>
             <w:pPr>
-              <w:pStyle w:val="af"/>
+              <w:pStyle w:val="af0"/>
               <w:keepNext/>
             </w:pPr>
             <w:r>
@@ -1961,7 +2637,7 @@
           </w:tcPr>
           <w:p>
             <w:pPr>
-              <w:pStyle w:val="af"/>
+              <w:pStyle w:val="af0"/>
               <w:keepNext/>
             </w:pPr>
             <w:r>
@@ -2003,19 +2679,13 @@
           </w:tcPr>
           <w:p>
             <w:pPr>
-              <w:pStyle w:val="af"/>
+              <w:pStyle w:val="af0"/>
               <w:keepNext/>
             </w:pPr>
           </w:p>
         </w:tc>
       </w:tr>
       <w:tr>
-        <w:tblPrEx>
-          <w:tblCellMar>
-            <w:top w:w="0" w:type="dxa"/>
-            <w:bottom w:w="0" w:type="dxa"/>
-          </w:tblCellMar>
-        </w:tblPrEx>
         <w:trPr>
           <w:cantSplit/>
         </w:trPr>
@@ -2038,7 +2708,7 @@
           </w:tcPr>
           <w:p>
             <w:pPr>
-              <w:pStyle w:val="af"/>
+              <w:pStyle w:val="af0"/>
               <w:keepNext/>
             </w:pPr>
             <w:r>
@@ -2074,7 +2744,7 @@
           </w:tcPr>
           <w:p>
             <w:pPr>
-              <w:pStyle w:val="af"/>
+              <w:pStyle w:val="af0"/>
               <w:keepNext/>
             </w:pPr>
             <w:r>
@@ -2104,7 +2774,7 @@
           </w:tcPr>
           <w:p>
             <w:pPr>
-              <w:pStyle w:val="af"/>
+              <w:pStyle w:val="af0"/>
               <w:keepNext/>
             </w:pPr>
             <w:r>
@@ -2134,7 +2804,7 @@
           </w:tcPr>
           <w:p>
             <w:pPr>
-              <w:pStyle w:val="af"/>
+              <w:pStyle w:val="af0"/>
               <w:keepNext/>
             </w:pPr>
             <w:r>
@@ -2176,19 +2846,13 @@
           </w:tcPr>
           <w:p>
             <w:pPr>
-              <w:pStyle w:val="af"/>
+              <w:pStyle w:val="af0"/>
               <w:keepNext/>
             </w:pPr>
           </w:p>
         </w:tc>
       </w:tr>
       <w:tr>
-        <w:tblPrEx>
-          <w:tblCellMar>
-            <w:top w:w="0" w:type="dxa"/>
-            <w:bottom w:w="0" w:type="dxa"/>
-          </w:tblCellMar>
-        </w:tblPrEx>
         <w:trPr>
           <w:cantSplit/>
         </w:trPr>
@@ -2211,7 +2875,7 @@
           </w:tcPr>
           <w:p>
             <w:pPr>
-              <w:pStyle w:val="af"/>
+              <w:pStyle w:val="af0"/>
             </w:pPr>
             <w:r>
               <w:t>M4</w:t>
@@ -2240,7 +2904,7 @@
           </w:tcPr>
           <w:p>
             <w:pPr>
-              <w:pStyle w:val="af"/>
+              <w:pStyle w:val="af0"/>
             </w:pPr>
             <w:r>
               <w:rPr>
@@ -2269,7 +2933,7 @@
           </w:tcPr>
           <w:p>
             <w:pPr>
-              <w:pStyle w:val="af"/>
+              <w:pStyle w:val="af0"/>
             </w:pPr>
             <w:r>
               <w:rPr>
@@ -2298,7 +2962,7 @@
           </w:tcPr>
           <w:p>
             <w:pPr>
-              <w:pStyle w:val="af"/>
+              <w:pStyle w:val="af0"/>
             </w:pPr>
             <w:r>
               <w:rPr>
@@ -2339,7 +3003,7 @@
           </w:tcPr>
           <w:p>
             <w:pPr>
-              <w:pStyle w:val="af"/>
+              <w:pStyle w:val="af0"/>
             </w:pPr>
           </w:p>
         </w:tc>
@@ -2348,6 +3012,10 @@
     <w:p>
       <w:pPr>
         <w:pStyle w:val="ab"/>
+        <w:rPr>
+          <w:vanish/>
+          <w:specVanish/>
+        </w:rPr>
       </w:pPr>
       <w:r>
         <w:rPr>
@@ -2363,44 +3031,145 @@
       <w:r>
         <w:t xml:space="preserve">项目成本预算　</w:t>
       </w:r>
+    </w:p>
+    <w:p>
+      <w:pPr>
+        <w:pStyle w:val="af5"/>
+        <w:spacing w:after="200"/>
+      </w:pPr>
       <w:r>
         <w:rPr>
-          <w:b w:val="0"/>
-          <w:bCs w:val="0"/>
-          <w:color w:val="FBFAF7"/>
-          <w:sz w:val="17"/>
-          <w:szCs w:val="17"/>
-          <w:shd w:val="clear" w:color="auto" w:fill="26231E"/>
+          <w:noProof/>
+          <w:position w:val="-13"/>
         </w:rPr>
-        <w:t xml:space="preserve">　列出</w:t>
-      </w:r>
-      <w:r>
-        <w:rPr>
-          <w:b w:val="0"/>
-          <w:bCs w:val="0"/>
-          <w:color w:val="FBFAF7"/>
-          <w:sz w:val="17"/>
-          <w:szCs w:val="17"/>
-          <w:shd w:val="clear" w:color="auto" w:fill="26231E"/>
-        </w:rPr>
-        <w:t xml:space="preserve"> BOM </w:t>
-      </w:r>
-      <w:r>
-        <w:rPr>
-          <w:b w:val="0"/>
-          <w:bCs w:val="0"/>
-          <w:color w:val="FBFAF7"/>
-          <w:sz w:val="17"/>
-          <w:szCs w:val="17"/>
-          <w:shd w:val="clear" w:color="auto" w:fill="26231E"/>
-        </w:rPr>
-        <w:t xml:space="preserve">费用、人工费用及其他费用，可附件　</w:t>
-      </w:r>
-      <w:r>
-        <w:rPr>
-          <w:shd w:val="clear" w:color="auto" w:fill="26231E"/>
-        </w:rPr>
-        <w:tab/>
+        <mc:AlternateContent>
+          <mc:Choice Requires="wps">
+            <w:drawing>
+              <wp:inline distT="0" distB="0" distL="0" distR="0" wp14:anchorId="791AC4B3" wp14:editId="0238B089">
+                <wp:extent cx="4294505" cy="204470"/>
+                <wp:effectExtent l="0" t="0" r="0" b="5080"/>
+                <wp:docPr id="9" name="矩形: 圆角 9" descr="OH_InkBar"/>
+                <wp:cNvGraphicFramePr/>
+                <a:graphic xmlns:a="http://schemas.openxmlformats.org/drawingml/2006/main">
+                  <a:graphicData uri="http://schemas.microsoft.com/office/word/2010/wordprocessingShape">
+                    <wps:wsp>
+                      <wps:cNvSpPr/>
+                      <wps:spPr>
+                        <a:xfrm>
+                          <a:off x="0" y="0"/>
+                          <a:ext cx="4294505" cy="204470"/>
+                        </a:xfrm>
+                        <a:prstGeom prst="roundRect">
+                          <a:avLst>
+                            <a:gd name="adj" fmla="val 34161"/>
+                          </a:avLst>
+                        </a:prstGeom>
+                        <a:solidFill>
+                          <a:srgbClr val="26231E"/>
+                        </a:solidFill>
+                        <a:ln w="12700" cap="flat" cmpd="sng" algn="ctr">
+                          <a:noFill/>
+                          <a:prstDash val="solid"/>
+                          <a:miter lim="800000"/>
+                        </a:ln>
+                        <a:effectLst/>
+                        <a:extLst>
+                          <a:ext uri="{91240B29-F687-4F45-9708-019B960494DF}">
+                            <a14:hiddenLine xmlns:a14="http://schemas.microsoft.com/office/drawing/2010/main" w="12700" cap="flat" cmpd="sng" algn="ctr">
+                              <a:solidFill>
+                                <a:schemeClr val="accent1">
+                                  <a:shade val="15000"/>
+                                </a:schemeClr>
+                              </a:solidFill>
+                              <a:prstDash val="solid"/>
+                              <a:miter lim="800000"/>
+                            </a14:hiddenLine>
+                          </a:ext>
+                        </a:extLst>
+                      </wps:spPr>
+                      <wps:style>
+                        <a:lnRef idx="2">
+                          <a:schemeClr val="accent1">
+                            <a:shade val="15000"/>
+                          </a:schemeClr>
+                        </a:lnRef>
+                        <a:fillRef idx="1">
+                          <a:schemeClr val="accent1"/>
+                        </a:fillRef>
+                        <a:effectRef idx="0">
+                          <a:schemeClr val="accent1"/>
+                        </a:effectRef>
+                        <a:fontRef idx="minor">
+                          <a:schemeClr val="lt1"/>
+                        </a:fontRef>
+                      </wps:style>
+                      <wps:txbx>
+                        <w:txbxContent>
+                          <w:p>
+                            <w:pPr>
+                              <w:spacing w:after="0" w:line="240" w:lineRule="auto"/>
+                              <w:jc w:val="right"/>
+                              <w:rPr>
+                                <w:rFonts w:ascii="微软雅黑" w:hAnsi="微软雅黑" w:hint="eastAsia"/>
+                                <w:color w:val="FBFAF7"/>
+                                <w:sz w:val="17"/>
+                              </w:rPr>
+                            </w:pPr>
+                            <w:r>
+                              <w:rPr>
+                                <w:rFonts w:ascii="微软雅黑" w:hAnsi="微软雅黑" w:hint="eastAsia"/>
+                                <w:color w:val="FBFAF7"/>
+                                <w:sz w:val="17"/>
+                              </w:rPr>
+                              <w:t>列出 BOM 费用、人工费用及其他费用，可附件</w:t>
+                            </w:r>
+                          </w:p>
+                        </w:txbxContent>
+                      </wps:txbx>
+                      <wps:bodyPr rot="0" spcFirstLastPara="0" vertOverflow="overflow" horzOverflow="overflow" vert="horz" wrap="square" lIns="101600" tIns="0" rIns="127000" bIns="0" numCol="1" spcCol="0" rtlCol="0" fromWordArt="0" anchor="ctr" anchorCtr="0" forceAA="0" compatLnSpc="1">
+                        <a:prstTxWarp prst="textNoShape">
+                          <a:avLst/>
+                        </a:prstTxWarp>
+                        <a:noAutofit/>
+                      </wps:bodyPr>
+                    </wps:wsp>
+                  </a:graphicData>
+                </a:graphic>
+              </wp:inline>
+            </w:drawing>
+          </mc:Choice>
+          <mc:Fallback>
+            <w:pict>
+              <v:roundrect w14:anchorId="791AC4B3" id="矩形: 圆角 9" o:spid="_x0000_s1029" alt="OH_InkBar" style="width:338.15pt;height:16.1pt;visibility:visible;mso-wrap-style:square;mso-left-percent:-10001;mso-top-percent:-10001;mso-position-horizontal:absolute;mso-position-horizontal-relative:char;mso-position-vertical:absolute;mso-position-vertical-relative:line;mso-left-percent:-10001;mso-top-percent:-10001;v-text-anchor:middle" arcsize="22388f" o:gfxdata="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" fillcolor="#26231e" stroked="f" strokecolor="#09101d [484]" strokeweight="1pt">
+                <v:stroke joinstyle="miter"/>
+                <v:textbox inset="8pt,0,10pt,0">
+                  <w:txbxContent>
+                    <w:p>
+                      <w:pPr>
+                        <w:spacing w:after="0" w:line="240" w:lineRule="auto"/>
+                        <w:jc w:val="right"/>
+                        <w:rPr>
+                          <w:rFonts w:ascii="微软雅黑" w:hAnsi="微软雅黑" w:hint="eastAsia"/>
+                          <w:color w:val="FBFAF7"/>
+                          <w:sz w:val="17"/>
+                        </w:rPr>
+                      </w:pPr>
+                      <w:r>
+                        <w:rPr>
+                          <w:rFonts w:ascii="微软雅黑" w:hAnsi="微软雅黑" w:hint="eastAsia"/>
+                          <w:color w:val="FBFAF7"/>
+                          <w:sz w:val="17"/>
+                        </w:rPr>
+                        <w:t>列出 BOM 费用、人工费用及其他费用，可附件</w:t>
+                      </w:r>
+                    </w:p>
+                  </w:txbxContent>
+                </v:textbox>
+                <w10:anchorlock/>
+              </v:roundrect>
+            </w:pict>
+          </mc:Fallback>
+        </mc:AlternateContent>
       </w:r>
     </w:p>
     <w:tbl>
@@ -2427,12 +3196,6 @@
         <w:gridCol w:w="2100"/>
       </w:tblGrid>
       <w:tr>
-        <w:tblPrEx>
-          <w:tblCellMar>
-            <w:top w:w="0" w:type="dxa"/>
-            <w:bottom w:w="0" w:type="dxa"/>
-          </w:tblCellMar>
-        </w:tblPrEx>
         <w:trPr>
           <w:tblHeader/>
         </w:trPr>
@@ -2455,7 +3218,7 @@
           </w:tcPr>
           <w:p>
             <w:pPr>
-              <w:pStyle w:val="ae"/>
+              <w:pStyle w:val="af"/>
               <w:keepNext/>
             </w:pPr>
             <w:r>
@@ -2482,7 +3245,7 @@
           </w:tcPr>
           <w:p>
             <w:pPr>
-              <w:pStyle w:val="ae"/>
+              <w:pStyle w:val="af"/>
               <w:keepNext/>
             </w:pPr>
             <w:r>
@@ -2509,7 +3272,7 @@
           </w:tcPr>
           <w:p>
             <w:pPr>
-              <w:pStyle w:val="ae"/>
+              <w:pStyle w:val="af"/>
               <w:keepNext/>
               <w:jc w:val="right"/>
             </w:pPr>
@@ -2520,12 +3283,6 @@
         </w:tc>
       </w:tr>
       <w:tr>
-        <w:tblPrEx>
-          <w:tblCellMar>
-            <w:top w:w="0" w:type="dxa"/>
-            <w:bottom w:w="0" w:type="dxa"/>
-          </w:tblCellMar>
-        </w:tblPrEx>
         <w:trPr>
           <w:cantSplit/>
         </w:trPr>
@@ -2548,7 +3305,7 @@
           </w:tcPr>
           <w:p>
             <w:pPr>
-              <w:pStyle w:val="af"/>
+              <w:pStyle w:val="af0"/>
               <w:keepNext/>
             </w:pPr>
             <w:r>
@@ -2578,7 +3335,7 @@
           </w:tcPr>
           <w:p>
             <w:pPr>
-              <w:pStyle w:val="af"/>
+              <w:pStyle w:val="af0"/>
               <w:keepNext/>
             </w:pPr>
             <w:r>
@@ -2620,7 +3377,7 @@
           </w:tcPr>
           <w:p>
             <w:pPr>
-              <w:pStyle w:val="af"/>
+              <w:pStyle w:val="af0"/>
               <w:keepNext/>
               <w:jc w:val="right"/>
             </w:pPr>
@@ -2628,12 +3385,6 @@
         </w:tc>
       </w:tr>
       <w:tr>
-        <w:tblPrEx>
-          <w:tblCellMar>
-            <w:top w:w="0" w:type="dxa"/>
-            <w:bottom w:w="0" w:type="dxa"/>
-          </w:tblCellMar>
-        </w:tblPrEx>
         <w:trPr>
           <w:cantSplit/>
         </w:trPr>
@@ -2656,7 +3407,7 @@
           </w:tcPr>
           <w:p>
             <w:pPr>
-              <w:pStyle w:val="af"/>
+              <w:pStyle w:val="af0"/>
               <w:keepNext/>
             </w:pPr>
             <w:r>
@@ -2683,7 +3434,7 @@
           </w:tcPr>
           <w:p>
             <w:pPr>
-              <w:pStyle w:val="af"/>
+              <w:pStyle w:val="af0"/>
               <w:keepNext/>
             </w:pPr>
             <w:r>
@@ -2737,7 +3488,7 @@
           </w:tcPr>
           <w:p>
             <w:pPr>
-              <w:pStyle w:val="af"/>
+              <w:pStyle w:val="af0"/>
               <w:keepNext/>
               <w:jc w:val="right"/>
             </w:pPr>
@@ -2745,12 +3496,6 @@
         </w:tc>
       </w:tr>
       <w:tr>
-        <w:tblPrEx>
-          <w:tblCellMar>
-            <w:top w:w="0" w:type="dxa"/>
-            <w:bottom w:w="0" w:type="dxa"/>
-          </w:tblCellMar>
-        </w:tblPrEx>
         <w:trPr>
           <w:cantSplit/>
         </w:trPr>
@@ -2773,7 +3518,7 @@
           </w:tcPr>
           <w:p>
             <w:pPr>
-              <w:pStyle w:val="af"/>
+              <w:pStyle w:val="af0"/>
               <w:keepNext/>
             </w:pPr>
             <w:r>
@@ -2800,7 +3545,7 @@
           </w:tcPr>
           <w:p>
             <w:pPr>
-              <w:pStyle w:val="af"/>
+              <w:pStyle w:val="af0"/>
               <w:keepNext/>
             </w:pPr>
             <w:r>
@@ -2830,7 +3575,7 @@
           </w:tcPr>
           <w:p>
             <w:pPr>
-              <w:pStyle w:val="af"/>
+              <w:pStyle w:val="af0"/>
               <w:keepNext/>
               <w:jc w:val="right"/>
             </w:pPr>
@@ -2838,12 +3583,6 @@
         </w:tc>
       </w:tr>
       <w:tr>
-        <w:tblPrEx>
-          <w:tblCellMar>
-            <w:top w:w="0" w:type="dxa"/>
-            <w:bottom w:w="0" w:type="dxa"/>
-          </w:tblCellMar>
-        </w:tblPrEx>
         <w:trPr>
           <w:cantSplit/>
         </w:trPr>
@@ -2866,7 +3605,7 @@
           </w:tcPr>
           <w:p>
             <w:pPr>
-              <w:pStyle w:val="af"/>
+              <w:pStyle w:val="af0"/>
             </w:pPr>
             <w:r>
               <w:rPr>
@@ -2896,7 +3635,7 @@
           </w:tcPr>
           <w:p>
             <w:pPr>
-              <w:pStyle w:val="af"/>
+              <w:pStyle w:val="af0"/>
             </w:pPr>
           </w:p>
         </w:tc>
@@ -2919,7 +3658,7 @@
           </w:tcPr>
           <w:p>
             <w:pPr>
-              <w:pStyle w:val="af"/>
+              <w:pStyle w:val="af0"/>
               <w:jc w:val="right"/>
             </w:pPr>
             <w:r>
@@ -2937,6 +3676,10 @@
     <w:p>
       <w:pPr>
         <w:pStyle w:val="ab"/>
+        <w:rPr>
+          <w:vanish/>
+          <w:specVanish/>
+        </w:rPr>
       </w:pPr>
       <w:r>
         <w:rPr>
@@ -2951,22 +3694,145 @@
       <w:r>
         <w:t xml:space="preserve">项目收益　</w:t>
       </w:r>
+    </w:p>
+    <w:p>
+      <w:pPr>
+        <w:pStyle w:val="af5"/>
+        <w:spacing w:after="200"/>
+      </w:pPr>
       <w:r>
         <w:rPr>
-          <w:b w:val="0"/>
-          <w:bCs w:val="0"/>
-          <w:color w:val="FBFAF7"/>
-          <w:sz w:val="17"/>
-          <w:szCs w:val="17"/>
-          <w:shd w:val="clear" w:color="auto" w:fill="26231E"/>
+          <w:noProof/>
+          <w:position w:val="-13"/>
         </w:rPr>
-        <w:t xml:space="preserve">　列出预计可以产生的收益，可以是直接收益或间接收益　</w:t>
-      </w:r>
-      <w:r>
-        <w:rPr>
-          <w:shd w:val="clear" w:color="auto" w:fill="26231E"/>
-        </w:rPr>
-        <w:tab/>
+        <mc:AlternateContent>
+          <mc:Choice Requires="wps">
+            <w:drawing>
+              <wp:inline distT="0" distB="0" distL="0" distR="0" wp14:anchorId="326CC277" wp14:editId="53D92A92">
+                <wp:extent cx="4620260" cy="204470"/>
+                <wp:effectExtent l="0" t="0" r="8890" b="5080"/>
+                <wp:docPr id="10" name="矩形: 圆角 10" descr="OH_InkBar"/>
+                <wp:cNvGraphicFramePr/>
+                <a:graphic xmlns:a="http://schemas.openxmlformats.org/drawingml/2006/main">
+                  <a:graphicData uri="http://schemas.microsoft.com/office/word/2010/wordprocessingShape">
+                    <wps:wsp>
+                      <wps:cNvSpPr/>
+                      <wps:spPr>
+                        <a:xfrm>
+                          <a:off x="0" y="0"/>
+                          <a:ext cx="4620260" cy="204470"/>
+                        </a:xfrm>
+                        <a:prstGeom prst="roundRect">
+                          <a:avLst>
+                            <a:gd name="adj" fmla="val 34161"/>
+                          </a:avLst>
+                        </a:prstGeom>
+                        <a:solidFill>
+                          <a:srgbClr val="26231E"/>
+                        </a:solidFill>
+                        <a:ln w="12700" cap="flat" cmpd="sng" algn="ctr">
+                          <a:noFill/>
+                          <a:prstDash val="solid"/>
+                          <a:miter lim="800000"/>
+                        </a:ln>
+                        <a:effectLst/>
+                        <a:extLst>
+                          <a:ext uri="{91240B29-F687-4F45-9708-019B960494DF}">
+                            <a14:hiddenLine xmlns:a14="http://schemas.microsoft.com/office/drawing/2010/main" w="12700" cap="flat" cmpd="sng" algn="ctr">
+                              <a:solidFill>
+                                <a:schemeClr val="accent1">
+                                  <a:shade val="15000"/>
+                                </a:schemeClr>
+                              </a:solidFill>
+                              <a:prstDash val="solid"/>
+                              <a:miter lim="800000"/>
+                            </a14:hiddenLine>
+                          </a:ext>
+                        </a:extLst>
+                      </wps:spPr>
+                      <wps:style>
+                        <a:lnRef idx="2">
+                          <a:schemeClr val="accent1">
+                            <a:shade val="15000"/>
+                          </a:schemeClr>
+                        </a:lnRef>
+                        <a:fillRef idx="1">
+                          <a:schemeClr val="accent1"/>
+                        </a:fillRef>
+                        <a:effectRef idx="0">
+                          <a:schemeClr val="accent1"/>
+                        </a:effectRef>
+                        <a:fontRef idx="minor">
+                          <a:schemeClr val="lt1"/>
+                        </a:fontRef>
+                      </wps:style>
+                      <wps:txbx>
+                        <w:txbxContent>
+                          <w:p>
+                            <w:pPr>
+                              <w:spacing w:after="0" w:line="240" w:lineRule="auto"/>
+                              <w:jc w:val="right"/>
+                              <w:rPr>
+                                <w:rFonts w:ascii="微软雅黑" w:hAnsi="微软雅黑" w:hint="eastAsia"/>
+                                <w:color w:val="FBFAF7"/>
+                                <w:sz w:val="17"/>
+                              </w:rPr>
+                            </w:pPr>
+                            <w:r>
+                              <w:rPr>
+                                <w:rFonts w:ascii="微软雅黑" w:hAnsi="微软雅黑" w:hint="eastAsia"/>
+                                <w:color w:val="FBFAF7"/>
+                                <w:sz w:val="17"/>
+                              </w:rPr>
+                              <w:t>列出预计可以产生的收益，可以是直接收益或间接收益</w:t>
+                            </w:r>
+                          </w:p>
+                        </w:txbxContent>
+                      </wps:txbx>
+                      <wps:bodyPr rot="0" spcFirstLastPara="0" vertOverflow="overflow" horzOverflow="overflow" vert="horz" wrap="square" lIns="101600" tIns="0" rIns="127000" bIns="0" numCol="1" spcCol="0" rtlCol="0" fromWordArt="0" anchor="ctr" anchorCtr="0" forceAA="0" compatLnSpc="1">
+                        <a:prstTxWarp prst="textNoShape">
+                          <a:avLst/>
+                        </a:prstTxWarp>
+                        <a:noAutofit/>
+                      </wps:bodyPr>
+                    </wps:wsp>
+                  </a:graphicData>
+                </a:graphic>
+              </wp:inline>
+            </w:drawing>
+          </mc:Choice>
+          <mc:Fallback>
+            <w:pict>
+              <v:roundrect w14:anchorId="326CC277" id="矩形: 圆角 10" o:spid="_x0000_s1030" alt="OH_InkBar" style="width:363.8pt;height:16.1pt;visibility:visible;mso-wrap-style:square;mso-left-percent:-10001;mso-top-percent:-10001;mso-position-horizontal:absolute;mso-position-horizontal-relative:char;mso-position-vertical:absolute;mso-position-vertical-relative:line;mso-left-percent:-10001;mso-top-percent:-10001;v-text-anchor:middle" arcsize="22388f" o:gfxdata="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" fillcolor="#26231e" stroked="f" strokecolor="#09101d [484]" strokeweight="1pt">
+                <v:stroke joinstyle="miter"/>
+                <v:textbox inset="8pt,0,10pt,0">
+                  <w:txbxContent>
+                    <w:p>
+                      <w:pPr>
+                        <w:spacing w:after="0" w:line="240" w:lineRule="auto"/>
+                        <w:jc w:val="right"/>
+                        <w:rPr>
+                          <w:rFonts w:ascii="微软雅黑" w:hAnsi="微软雅黑" w:hint="eastAsia"/>
+                          <w:color w:val="FBFAF7"/>
+                          <w:sz w:val="17"/>
+                        </w:rPr>
+                      </w:pPr>
+                      <w:r>
+                        <w:rPr>
+                          <w:rFonts w:ascii="微软雅黑" w:hAnsi="微软雅黑" w:hint="eastAsia"/>
+                          <w:color w:val="FBFAF7"/>
+                          <w:sz w:val="17"/>
+                        </w:rPr>
+                        <w:t>列出预计可以产生的收益，可以是直接收益或间接收益</w:t>
+                      </w:r>
+                    </w:p>
+                  </w:txbxContent>
+                </v:textbox>
+                <w10:anchorlock/>
+              </v:roundrect>
+            </w:pict>
+          </mc:Fallback>
+        </mc:AlternateContent>
       </w:r>
     </w:p>
     <w:tbl>
@@ -2993,12 +3859,6 @@
         <w:gridCol w:w="2100"/>
       </w:tblGrid>
       <w:tr>
-        <w:tblPrEx>
-          <w:tblCellMar>
-            <w:top w:w="0" w:type="dxa"/>
-            <w:bottom w:w="0" w:type="dxa"/>
-          </w:tblCellMar>
-        </w:tblPrEx>
         <w:trPr>
           <w:tblHeader/>
         </w:trPr>
@@ -3021,7 +3881,7 @@
           </w:tcPr>
           <w:p>
             <w:pPr>
-              <w:pStyle w:val="ae"/>
+              <w:pStyle w:val="af"/>
               <w:keepNext/>
             </w:pPr>
             <w:r>
@@ -3048,7 +3908,7 @@
           </w:tcPr>
           <w:p>
             <w:pPr>
-              <w:pStyle w:val="ae"/>
+              <w:pStyle w:val="af"/>
               <w:keepNext/>
             </w:pPr>
             <w:r>
@@ -3075,7 +3935,7 @@
           </w:tcPr>
           <w:p>
             <w:pPr>
-              <w:pStyle w:val="ae"/>
+              <w:pStyle w:val="af"/>
               <w:keepNext/>
             </w:pPr>
             <w:r>
@@ -3085,12 +3945,6 @@
         </w:tc>
       </w:tr>
       <w:tr>
-        <w:tblPrEx>
-          <w:tblCellMar>
-            <w:top w:w="0" w:type="dxa"/>
-            <w:bottom w:w="0" w:type="dxa"/>
-          </w:tblCellMar>
-        </w:tblPrEx>
         <w:trPr>
           <w:cantSplit/>
         </w:trPr>
@@ -3113,7 +3967,7 @@
           </w:tcPr>
           <w:p>
             <w:pPr>
-              <w:pStyle w:val="af"/>
+              <w:pStyle w:val="af0"/>
               <w:keepNext/>
             </w:pPr>
             <w:r>
@@ -3140,7 +3994,7 @@
           </w:tcPr>
           <w:p>
             <w:pPr>
-              <w:pStyle w:val="af"/>
+              <w:pStyle w:val="af0"/>
               <w:keepNext/>
             </w:pPr>
             <w:r>
@@ -3170,19 +4024,13 @@
           </w:tcPr>
           <w:p>
             <w:pPr>
-              <w:pStyle w:val="af"/>
+              <w:pStyle w:val="af0"/>
               <w:keepNext/>
             </w:pPr>
           </w:p>
         </w:tc>
       </w:tr>
       <w:tr>
-        <w:tblPrEx>
-          <w:tblCellMar>
-            <w:top w:w="0" w:type="dxa"/>
-            <w:bottom w:w="0" w:type="dxa"/>
-          </w:tblCellMar>
-        </w:tblPrEx>
         <w:trPr>
           <w:cantSplit/>
         </w:trPr>
@@ -3205,7 +4053,7 @@
           </w:tcPr>
           <w:p>
             <w:pPr>
-              <w:pStyle w:val="af"/>
+              <w:pStyle w:val="af0"/>
             </w:pPr>
             <w:r>
               <w:t>间接收益</w:t>
@@ -3231,7 +4079,7 @@
           </w:tcPr>
           <w:p>
             <w:pPr>
-              <w:pStyle w:val="af"/>
+              <w:pStyle w:val="af0"/>
             </w:pPr>
             <w:r>
               <w:rPr>
@@ -3260,7 +4108,7 @@
           </w:tcPr>
           <w:p>
             <w:pPr>
-              <w:pStyle w:val="af"/>
+              <w:pStyle w:val="af0"/>
             </w:pPr>
           </w:p>
         </w:tc>
@@ -3269,6 +4117,10 @@
     <w:p>
       <w:pPr>
         <w:pStyle w:val="ab"/>
+        <w:rPr>
+          <w:vanish/>
+          <w:specVanish/>
+        </w:rPr>
       </w:pPr>
       <w:r>
         <w:rPr>
@@ -3283,27 +4135,150 @@
       <w:r>
         <w:t xml:space="preserve">附件　</w:t>
       </w:r>
+    </w:p>
+    <w:p>
+      <w:pPr>
+        <w:pStyle w:val="af5"/>
+        <w:spacing w:after="200"/>
+      </w:pPr>
       <w:r>
         <w:rPr>
-          <w:b w:val="0"/>
-          <w:bCs w:val="0"/>
-          <w:color w:val="FBFAF7"/>
-          <w:sz w:val="17"/>
-          <w:szCs w:val="17"/>
-          <w:shd w:val="clear" w:color="auto" w:fill="26231E"/>
+          <w:noProof/>
+          <w:position w:val="-13"/>
         </w:rPr>
-        <w:t xml:space="preserve">　若有　</w:t>
-      </w:r>
-      <w:r>
-        <w:rPr>
-          <w:shd w:val="clear" w:color="auto" w:fill="26231E"/>
-        </w:rPr>
-        <w:tab/>
+        <mc:AlternateContent>
+          <mc:Choice Requires="wps">
+            <w:drawing>
+              <wp:inline distT="0" distB="0" distL="0" distR="0" wp14:anchorId="4494E396" wp14:editId="4D4302B9">
+                <wp:extent cx="4954270" cy="204470"/>
+                <wp:effectExtent l="0" t="0" r="0" b="5080"/>
+                <wp:docPr id="11" name="矩形: 圆角 11" descr="OH_InkBar"/>
+                <wp:cNvGraphicFramePr/>
+                <a:graphic xmlns:a="http://schemas.openxmlformats.org/drawingml/2006/main">
+                  <a:graphicData uri="http://schemas.microsoft.com/office/word/2010/wordprocessingShape">
+                    <wps:wsp>
+                      <wps:cNvSpPr/>
+                      <wps:spPr>
+                        <a:xfrm>
+                          <a:off x="0" y="0"/>
+                          <a:ext cx="4954270" cy="204470"/>
+                        </a:xfrm>
+                        <a:prstGeom prst="roundRect">
+                          <a:avLst>
+                            <a:gd name="adj" fmla="val 34161"/>
+                          </a:avLst>
+                        </a:prstGeom>
+                        <a:solidFill>
+                          <a:srgbClr val="26231E"/>
+                        </a:solidFill>
+                        <a:ln w="12700" cap="flat" cmpd="sng" algn="ctr">
+                          <a:noFill/>
+                          <a:prstDash val="solid"/>
+                          <a:miter lim="800000"/>
+                        </a:ln>
+                        <a:effectLst/>
+                        <a:extLst>
+                          <a:ext uri="{91240B29-F687-4F45-9708-019B960494DF}">
+                            <a14:hiddenLine xmlns:a14="http://schemas.microsoft.com/office/drawing/2010/main" w="12700" cap="flat" cmpd="sng" algn="ctr">
+                              <a:solidFill>
+                                <a:schemeClr val="accent1">
+                                  <a:shade val="15000"/>
+                                </a:schemeClr>
+                              </a:solidFill>
+                              <a:prstDash val="solid"/>
+                              <a:miter lim="800000"/>
+                            </a14:hiddenLine>
+                          </a:ext>
+                        </a:extLst>
+                      </wps:spPr>
+                      <wps:style>
+                        <a:lnRef idx="2">
+                          <a:schemeClr val="accent1">
+                            <a:shade val="15000"/>
+                          </a:schemeClr>
+                        </a:lnRef>
+                        <a:fillRef idx="1">
+                          <a:schemeClr val="accent1"/>
+                        </a:fillRef>
+                        <a:effectRef idx="0">
+                          <a:schemeClr val="accent1"/>
+                        </a:effectRef>
+                        <a:fontRef idx="minor">
+                          <a:schemeClr val="lt1"/>
+                        </a:fontRef>
+                      </wps:style>
+                      <wps:txbx>
+                        <w:txbxContent>
+                          <w:p>
+                            <w:pPr>
+                              <w:spacing w:after="0" w:line="240" w:lineRule="auto"/>
+                              <w:jc w:val="right"/>
+                              <w:rPr>
+                                <w:rFonts w:ascii="微软雅黑" w:hAnsi="微软雅黑" w:hint="eastAsia"/>
+                                <w:color w:val="FBFAF7"/>
+                                <w:sz w:val="17"/>
+                              </w:rPr>
+                            </w:pPr>
+                            <w:r>
+                              <w:rPr>
+                                <w:rFonts w:ascii="微软雅黑" w:hAnsi="微软雅黑" w:hint="eastAsia"/>
+                                <w:color w:val="FBFAF7"/>
+                                <w:sz w:val="17"/>
+                              </w:rPr>
+                              <w:t>若有</w:t>
+                            </w:r>
+                          </w:p>
+                        </w:txbxContent>
+                      </wps:txbx>
+                      <wps:bodyPr rot="0" spcFirstLastPara="0" vertOverflow="overflow" horzOverflow="overflow" vert="horz" wrap="square" lIns="101600" tIns="0" rIns="127000" bIns="0" numCol="1" spcCol="0" rtlCol="0" fromWordArt="0" anchor="ctr" anchorCtr="0" forceAA="0" compatLnSpc="1">
+                        <a:prstTxWarp prst="textNoShape">
+                          <a:avLst/>
+                        </a:prstTxWarp>
+                        <a:noAutofit/>
+                      </wps:bodyPr>
+                    </wps:wsp>
+                  </a:graphicData>
+                </a:graphic>
+              </wp:inline>
+            </w:drawing>
+          </mc:Choice>
+          <mc:Fallback>
+            <w:pict>
+              <v:roundrect w14:anchorId="4494E396" id="矩形: 圆角 11" o:spid="_x0000_s1031" alt="OH_InkBar" style="width:390.1pt;height:16.1pt;visibility:visible;mso-wrap-style:square;mso-left-percent:-10001;mso-top-percent:-10001;mso-position-horizontal:absolute;mso-position-horizontal-relative:char;mso-position-vertical:absolute;mso-position-vertical-relative:line;mso-left-percent:-10001;mso-top-percent:-10001;v-text-anchor:middle" arcsize="22388f" o:gfxdata="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" fillcolor="#26231e" stroked="f" strokecolor="#09101d [484]" strokeweight="1pt">
+                <v:stroke joinstyle="miter"/>
+                <v:textbox inset="8pt,0,10pt,0">
+                  <w:txbxContent>
+                    <w:p>
+                      <w:pPr>
+                        <w:spacing w:after="0" w:line="240" w:lineRule="auto"/>
+                        <w:jc w:val="right"/>
+                        <w:rPr>
+                          <w:rFonts w:ascii="微软雅黑" w:hAnsi="微软雅黑" w:hint="eastAsia"/>
+                          <w:color w:val="FBFAF7"/>
+                          <w:sz w:val="17"/>
+                        </w:rPr>
+                      </w:pPr>
+                      <w:r>
+                        <w:rPr>
+                          <w:rFonts w:ascii="微软雅黑" w:hAnsi="微软雅黑" w:hint="eastAsia"/>
+                          <w:color w:val="FBFAF7"/>
+                          <w:sz w:val="17"/>
+                        </w:rPr>
+                        <w:t>若有</w:t>
+                      </w:r>
+                    </w:p>
+                  </w:txbxContent>
+                </v:textbox>
+                <w10:anchorlock/>
+              </v:roundrect>
+            </w:pict>
+          </mc:Fallback>
+        </mc:AlternateContent>
       </w:r>
     </w:p>
     <w:p>
       <w:pPr>
-        <w:pStyle w:val="ad"/>
+        <w:pStyle w:val="ae"/>
       </w:pPr>
       <w:r>
         <w:t>〔附件名称与位置〕</w:t>
@@ -3312,6 +4287,10 @@
     <w:p>
       <w:pPr>
         <w:pStyle w:val="ab"/>
+        <w:rPr>
+          <w:vanish/>
+          <w:specVanish/>
+        </w:rPr>
       </w:pPr>
       <w:r>
         <w:rPr>
@@ -3326,22 +4305,145 @@
       <w:r>
         <w:t xml:space="preserve">项目责任矩阵　</w:t>
       </w:r>
+    </w:p>
+    <w:p>
+      <w:pPr>
+        <w:pStyle w:val="af5"/>
+        <w:spacing w:after="200"/>
+      </w:pPr>
       <w:r>
         <w:rPr>
-          <w:b w:val="0"/>
-          <w:bCs w:val="0"/>
-          <w:color w:val="FBFAF7"/>
-          <w:sz w:val="17"/>
-          <w:szCs w:val="17"/>
-          <w:shd w:val="clear" w:color="auto" w:fill="26231E"/>
+          <w:noProof/>
+          <w:position w:val="-13"/>
         </w:rPr>
-        <w:t xml:space="preserve">　订单项目填写　</w:t>
-      </w:r>
-      <w:r>
-        <w:rPr>
-          <w:shd w:val="clear" w:color="auto" w:fill="26231E"/>
-        </w:rPr>
-        <w:tab/>
+        <mc:AlternateContent>
+          <mc:Choice Requires="wps">
+            <w:drawing>
+              <wp:inline distT="0" distB="0" distL="0" distR="0" wp14:anchorId="729245D4" wp14:editId="1ECC6254">
+                <wp:extent cx="4294505" cy="204470"/>
+                <wp:effectExtent l="0" t="0" r="0" b="5080"/>
+                <wp:docPr id="12" name="矩形: 圆角 12" descr="OH_InkBar"/>
+                <wp:cNvGraphicFramePr/>
+                <a:graphic xmlns:a="http://schemas.openxmlformats.org/drawingml/2006/main">
+                  <a:graphicData uri="http://schemas.microsoft.com/office/word/2010/wordprocessingShape">
+                    <wps:wsp>
+                      <wps:cNvSpPr/>
+                      <wps:spPr>
+                        <a:xfrm>
+                          <a:off x="0" y="0"/>
+                          <a:ext cx="4294505" cy="204470"/>
+                        </a:xfrm>
+                        <a:prstGeom prst="roundRect">
+                          <a:avLst>
+                            <a:gd name="adj" fmla="val 34161"/>
+                          </a:avLst>
+                        </a:prstGeom>
+                        <a:solidFill>
+                          <a:srgbClr val="26231E"/>
+                        </a:solidFill>
+                        <a:ln w="12700" cap="flat" cmpd="sng" algn="ctr">
+                          <a:noFill/>
+                          <a:prstDash val="solid"/>
+                          <a:miter lim="800000"/>
+                        </a:ln>
+                        <a:effectLst/>
+                        <a:extLst>
+                          <a:ext uri="{91240B29-F687-4F45-9708-019B960494DF}">
+                            <a14:hiddenLine xmlns:a14="http://schemas.microsoft.com/office/drawing/2010/main" w="12700" cap="flat" cmpd="sng" algn="ctr">
+                              <a:solidFill>
+                                <a:schemeClr val="accent1">
+                                  <a:shade val="15000"/>
+                                </a:schemeClr>
+                              </a:solidFill>
+                              <a:prstDash val="solid"/>
+                              <a:miter lim="800000"/>
+                            </a14:hiddenLine>
+                          </a:ext>
+                        </a:extLst>
+                      </wps:spPr>
+                      <wps:style>
+                        <a:lnRef idx="2">
+                          <a:schemeClr val="accent1">
+                            <a:shade val="15000"/>
+                          </a:schemeClr>
+                        </a:lnRef>
+                        <a:fillRef idx="1">
+                          <a:schemeClr val="accent1"/>
+                        </a:fillRef>
+                        <a:effectRef idx="0">
+                          <a:schemeClr val="accent1"/>
+                        </a:effectRef>
+                        <a:fontRef idx="minor">
+                          <a:schemeClr val="lt1"/>
+                        </a:fontRef>
+                      </wps:style>
+                      <wps:txbx>
+                        <w:txbxContent>
+                          <w:p>
+                            <w:pPr>
+                              <w:spacing w:after="0" w:line="240" w:lineRule="auto"/>
+                              <w:jc w:val="right"/>
+                              <w:rPr>
+                                <w:rFonts w:ascii="微软雅黑" w:hAnsi="微软雅黑" w:hint="eastAsia"/>
+                                <w:color w:val="FBFAF7"/>
+                                <w:sz w:val="17"/>
+                              </w:rPr>
+                            </w:pPr>
+                            <w:r>
+                              <w:rPr>
+                                <w:rFonts w:ascii="微软雅黑" w:hAnsi="微软雅黑" w:hint="eastAsia"/>
+                                <w:color w:val="FBFAF7"/>
+                                <w:sz w:val="17"/>
+                              </w:rPr>
+                              <w:t>订单项目填写</w:t>
+                            </w:r>
+                          </w:p>
+                        </w:txbxContent>
+                      </wps:txbx>
+                      <wps:bodyPr rot="0" spcFirstLastPara="0" vertOverflow="overflow" horzOverflow="overflow" vert="horz" wrap="square" lIns="101600" tIns="0" rIns="127000" bIns="0" numCol="1" spcCol="0" rtlCol="0" fromWordArt="0" anchor="ctr" anchorCtr="0" forceAA="0" compatLnSpc="1">
+                        <a:prstTxWarp prst="textNoShape">
+                          <a:avLst/>
+                        </a:prstTxWarp>
+                        <a:noAutofit/>
+                      </wps:bodyPr>
+                    </wps:wsp>
+                  </a:graphicData>
+                </a:graphic>
+              </wp:inline>
+            </w:drawing>
+          </mc:Choice>
+          <mc:Fallback>
+            <w:pict>
+              <v:roundrect w14:anchorId="729245D4" id="矩形: 圆角 12" o:spid="_x0000_s1032" alt="OH_InkBar" style="width:338.15pt;height:16.1pt;visibility:visible;mso-wrap-style:square;mso-left-percent:-10001;mso-top-percent:-10001;mso-position-horizontal:absolute;mso-position-horizontal-relative:char;mso-position-vertical:absolute;mso-position-vertical-relative:line;mso-left-percent:-10001;mso-top-percent:-10001;v-text-anchor:middle" arcsize="22388f" o:gfxdata="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" fillcolor="#26231e" stroked="f" strokecolor="#09101d [484]" strokeweight="1pt">
+                <v:stroke joinstyle="miter"/>
+                <v:textbox inset="8pt,0,10pt,0">
+                  <w:txbxContent>
+                    <w:p>
+                      <w:pPr>
+                        <w:spacing w:after="0" w:line="240" w:lineRule="auto"/>
+                        <w:jc w:val="right"/>
+                        <w:rPr>
+                          <w:rFonts w:ascii="微软雅黑" w:hAnsi="微软雅黑" w:hint="eastAsia"/>
+                          <w:color w:val="FBFAF7"/>
+                          <w:sz w:val="17"/>
+                        </w:rPr>
+                      </w:pPr>
+                      <w:r>
+                        <w:rPr>
+                          <w:rFonts w:ascii="微软雅黑" w:hAnsi="微软雅黑" w:hint="eastAsia"/>
+                          <w:color w:val="FBFAF7"/>
+                          <w:sz w:val="17"/>
+                        </w:rPr>
+                        <w:t>订单项目填写</w:t>
+                      </w:r>
+                    </w:p>
+                  </w:txbxContent>
+                </v:textbox>
+                <w10:anchorlock/>
+              </v:roundrect>
+            </w:pict>
+          </mc:Fallback>
+        </mc:AlternateContent>
       </w:r>
     </w:p>
     <w:tbl>
@@ -3376,12 +4478,6 @@
         <w:gridCol w:w="720"/>
       </w:tblGrid>
       <w:tr>
-        <w:tblPrEx>
-          <w:tblCellMar>
-            <w:top w:w="0" w:type="dxa"/>
-            <w:bottom w:w="0" w:type="dxa"/>
-          </w:tblCellMar>
-        </w:tblPrEx>
         <w:trPr>
           <w:tblHeader/>
         </w:trPr>
@@ -3404,7 +4500,7 @@
           </w:tcPr>
           <w:p>
             <w:pPr>
-              <w:pStyle w:val="ae"/>
+              <w:pStyle w:val="af"/>
               <w:keepNext/>
             </w:pPr>
             <w:r>
@@ -3431,7 +4527,7 @@
           </w:tcPr>
           <w:p>
             <w:pPr>
-              <w:pStyle w:val="ae"/>
+              <w:pStyle w:val="af"/>
               <w:keepNext/>
               <w:jc w:val="center"/>
             </w:pPr>
@@ -3459,7 +4555,7 @@
           </w:tcPr>
           <w:p>
             <w:pPr>
-              <w:pStyle w:val="ae"/>
+              <w:pStyle w:val="af"/>
               <w:keepNext/>
               <w:jc w:val="center"/>
             </w:pPr>
@@ -3487,7 +4583,7 @@
           </w:tcPr>
           <w:p>
             <w:pPr>
-              <w:pStyle w:val="ae"/>
+              <w:pStyle w:val="af"/>
               <w:keepNext/>
               <w:jc w:val="center"/>
             </w:pPr>
@@ -3515,7 +4611,7 @@
           </w:tcPr>
           <w:p>
             <w:pPr>
-              <w:pStyle w:val="ae"/>
+              <w:pStyle w:val="af"/>
               <w:keepNext/>
               <w:jc w:val="center"/>
             </w:pPr>
@@ -3543,7 +4639,7 @@
           </w:tcPr>
           <w:p>
             <w:pPr>
-              <w:pStyle w:val="ae"/>
+              <w:pStyle w:val="af"/>
               <w:keepNext/>
               <w:jc w:val="center"/>
             </w:pPr>
@@ -3571,7 +4667,7 @@
           </w:tcPr>
           <w:p>
             <w:pPr>
-              <w:pStyle w:val="ae"/>
+              <w:pStyle w:val="af"/>
               <w:keepNext/>
               <w:jc w:val="center"/>
             </w:pPr>
@@ -3599,7 +4695,7 @@
           </w:tcPr>
           <w:p>
             <w:pPr>
-              <w:pStyle w:val="ae"/>
+              <w:pStyle w:val="af"/>
               <w:keepNext/>
               <w:jc w:val="center"/>
             </w:pPr>
@@ -3627,7 +4723,7 @@
           </w:tcPr>
           <w:p>
             <w:pPr>
-              <w:pStyle w:val="ae"/>
+              <w:pStyle w:val="af"/>
               <w:keepNext/>
               <w:jc w:val="center"/>
             </w:pPr>
@@ -3655,7 +4751,7 @@
           </w:tcPr>
           <w:p>
             <w:pPr>
-              <w:pStyle w:val="ae"/>
+              <w:pStyle w:val="af"/>
               <w:keepNext/>
               <w:jc w:val="center"/>
             </w:pPr>
@@ -3683,7 +4779,7 @@
           </w:tcPr>
           <w:p>
             <w:pPr>
-              <w:pStyle w:val="ae"/>
+              <w:pStyle w:val="af"/>
               <w:keepNext/>
               <w:jc w:val="center"/>
             </w:pPr>
@@ -3694,12 +4790,6 @@
         </w:tc>
       </w:tr>
       <w:tr>
-        <w:tblPrEx>
-          <w:tblCellMar>
-            <w:top w:w="0" w:type="dxa"/>
-            <w:bottom w:w="0" w:type="dxa"/>
-          </w:tblCellMar>
-        </w:tblPrEx>
         <w:trPr>
           <w:cantSplit/>
         </w:trPr>
@@ -3722,7 +4812,7 @@
           </w:tcPr>
           <w:p>
             <w:pPr>
-              <w:pStyle w:val="af"/>
+              <w:pStyle w:val="af0"/>
             </w:pPr>
             <w:r>
               <w:t>收集客户需求</w:t>
@@ -3748,7 +4838,7 @@
           </w:tcPr>
           <w:p>
             <w:pPr>
-              <w:pStyle w:val="af"/>
+              <w:pStyle w:val="af0"/>
               <w:jc w:val="center"/>
             </w:pPr>
             <w:r>
@@ -3775,7 +4865,7 @@
           </w:tcPr>
           <w:p>
             <w:pPr>
-              <w:pStyle w:val="af"/>
+              <w:pStyle w:val="af0"/>
               <w:jc w:val="center"/>
             </w:pPr>
           </w:p>
@@ -3799,7 +4889,7 @@
           </w:tcPr>
           <w:p>
             <w:pPr>
-              <w:pStyle w:val="af"/>
+              <w:pStyle w:val="af0"/>
               <w:jc w:val="center"/>
             </w:pPr>
           </w:p>
@@ -3823,7 +4913,7 @@
           </w:tcPr>
           <w:p>
             <w:pPr>
-              <w:pStyle w:val="af"/>
+              <w:pStyle w:val="af0"/>
               <w:jc w:val="center"/>
             </w:pPr>
           </w:p>
@@ -3847,7 +4937,7 @@
           </w:tcPr>
           <w:p>
             <w:pPr>
-              <w:pStyle w:val="af"/>
+              <w:pStyle w:val="af0"/>
               <w:jc w:val="center"/>
             </w:pPr>
           </w:p>
@@ -3871,7 +4961,7 @@
           </w:tcPr>
           <w:p>
             <w:pPr>
-              <w:pStyle w:val="af"/>
+              <w:pStyle w:val="af0"/>
               <w:jc w:val="center"/>
             </w:pPr>
           </w:p>
@@ -3895,7 +4985,7 @@
           </w:tcPr>
           <w:p>
             <w:pPr>
-              <w:pStyle w:val="af"/>
+              <w:pStyle w:val="af0"/>
               <w:jc w:val="center"/>
             </w:pPr>
           </w:p>
@@ -3919,7 +5009,7 @@
           </w:tcPr>
           <w:p>
             <w:pPr>
-              <w:pStyle w:val="af"/>
+              <w:pStyle w:val="af0"/>
               <w:jc w:val="center"/>
             </w:pPr>
           </w:p>
@@ -3943,7 +5033,7 @@
           </w:tcPr>
           <w:p>
             <w:pPr>
-              <w:pStyle w:val="af"/>
+              <w:pStyle w:val="af0"/>
               <w:jc w:val="center"/>
             </w:pPr>
           </w:p>
@@ -3967,19 +5057,13 @@
           </w:tcPr>
           <w:p>
             <w:pPr>
-              <w:pStyle w:val="af"/>
+              <w:pStyle w:val="af0"/>
               <w:jc w:val="center"/>
             </w:pPr>
           </w:p>
         </w:tc>
       </w:tr>
       <w:tr>
-        <w:tblPrEx>
-          <w:tblCellMar>
-            <w:top w:w="0" w:type="dxa"/>
-            <w:bottom w:w="0" w:type="dxa"/>
-          </w:tblCellMar>
-        </w:tblPrEx>
         <w:trPr>
           <w:cantSplit/>
         </w:trPr>
@@ -4002,7 +5086,7 @@
           </w:tcPr>
           <w:p>
             <w:pPr>
-              <w:pStyle w:val="af"/>
+              <w:pStyle w:val="af0"/>
             </w:pPr>
             <w:r>
               <w:t>设计方案</w:t>
@@ -4028,7 +5112,7 @@
           </w:tcPr>
           <w:p>
             <w:pPr>
-              <w:pStyle w:val="af"/>
+              <w:pStyle w:val="af0"/>
               <w:jc w:val="center"/>
             </w:pPr>
           </w:p>
@@ -4052,7 +5136,7 @@
           </w:tcPr>
           <w:p>
             <w:pPr>
-              <w:pStyle w:val="af"/>
+              <w:pStyle w:val="af0"/>
               <w:jc w:val="center"/>
             </w:pPr>
             <w:r>
@@ -4079,7 +5163,7 @@
           </w:tcPr>
           <w:p>
             <w:pPr>
-              <w:pStyle w:val="af"/>
+              <w:pStyle w:val="af0"/>
               <w:jc w:val="center"/>
             </w:pPr>
           </w:p>
@@ -4103,7 +5187,7 @@
           </w:tcPr>
           <w:p>
             <w:pPr>
-              <w:pStyle w:val="af"/>
+              <w:pStyle w:val="af0"/>
               <w:jc w:val="center"/>
             </w:pPr>
           </w:p>
@@ -4127,7 +5211,7 @@
           </w:tcPr>
           <w:p>
             <w:pPr>
-              <w:pStyle w:val="af"/>
+              <w:pStyle w:val="af0"/>
               <w:jc w:val="center"/>
             </w:pPr>
           </w:p>
@@ -4151,7 +5235,7 @@
           </w:tcPr>
           <w:p>
             <w:pPr>
-              <w:pStyle w:val="af"/>
+              <w:pStyle w:val="af0"/>
               <w:jc w:val="center"/>
             </w:pPr>
           </w:p>
@@ -4175,7 +5259,7 @@
           </w:tcPr>
           <w:p>
             <w:pPr>
-              <w:pStyle w:val="af"/>
+              <w:pStyle w:val="af0"/>
               <w:jc w:val="center"/>
             </w:pPr>
           </w:p>
@@ -4199,7 +5283,7 @@
           </w:tcPr>
           <w:p>
             <w:pPr>
-              <w:pStyle w:val="af"/>
+              <w:pStyle w:val="af0"/>
               <w:jc w:val="center"/>
             </w:pPr>
           </w:p>
@@ -4223,7 +5307,7 @@
           </w:tcPr>
           <w:p>
             <w:pPr>
-              <w:pStyle w:val="af"/>
+              <w:pStyle w:val="af0"/>
               <w:jc w:val="center"/>
             </w:pPr>
           </w:p>
@@ -4247,19 +5331,13 @@
           </w:tcPr>
           <w:p>
             <w:pPr>
-              <w:pStyle w:val="af"/>
+              <w:pStyle w:val="af0"/>
               <w:jc w:val="center"/>
             </w:pPr>
           </w:p>
         </w:tc>
       </w:tr>
       <w:tr>
-        <w:tblPrEx>
-          <w:tblCellMar>
-            <w:top w:w="0" w:type="dxa"/>
-            <w:bottom w:w="0" w:type="dxa"/>
-          </w:tblCellMar>
-        </w:tblPrEx>
         <w:trPr>
           <w:cantSplit/>
         </w:trPr>
@@ -4282,7 +5360,7 @@
           </w:tcPr>
           <w:p>
             <w:pPr>
-              <w:pStyle w:val="af"/>
+              <w:pStyle w:val="af0"/>
             </w:pPr>
             <w:r>
               <w:t>物料成本估算</w:t>
@@ -4308,7 +5386,7 @@
           </w:tcPr>
           <w:p>
             <w:pPr>
-              <w:pStyle w:val="af"/>
+              <w:pStyle w:val="af0"/>
               <w:jc w:val="center"/>
             </w:pPr>
           </w:p>
@@ -4332,7 +5410,7 @@
           </w:tcPr>
           <w:p>
             <w:pPr>
-              <w:pStyle w:val="af"/>
+              <w:pStyle w:val="af0"/>
               <w:jc w:val="center"/>
             </w:pPr>
             <w:r>
@@ -4359,7 +5437,7 @@
           </w:tcPr>
           <w:p>
             <w:pPr>
-              <w:pStyle w:val="af"/>
+              <w:pStyle w:val="af0"/>
               <w:jc w:val="center"/>
             </w:pPr>
           </w:p>
@@ -4383,7 +5461,7 @@
           </w:tcPr>
           <w:p>
             <w:pPr>
-              <w:pStyle w:val="af"/>
+              <w:pStyle w:val="af0"/>
               <w:jc w:val="center"/>
             </w:pPr>
           </w:p>
@@ -4407,7 +5485,7 @@
           </w:tcPr>
           <w:p>
             <w:pPr>
-              <w:pStyle w:val="af"/>
+              <w:pStyle w:val="af0"/>
               <w:jc w:val="center"/>
             </w:pPr>
           </w:p>
@@ -4431,7 +5509,7 @@
           </w:tcPr>
           <w:p>
             <w:pPr>
-              <w:pStyle w:val="af"/>
+              <w:pStyle w:val="af0"/>
               <w:jc w:val="center"/>
             </w:pPr>
           </w:p>
@@ -4455,7 +5533,7 @@
           </w:tcPr>
           <w:p>
             <w:pPr>
-              <w:pStyle w:val="af"/>
+              <w:pStyle w:val="af0"/>
               <w:jc w:val="center"/>
             </w:pPr>
           </w:p>
@@ -4479,7 +5557,7 @@
           </w:tcPr>
           <w:p>
             <w:pPr>
-              <w:pStyle w:val="af"/>
+              <w:pStyle w:val="af0"/>
               <w:jc w:val="center"/>
             </w:pPr>
           </w:p>
@@ -4503,7 +5581,7 @@
           </w:tcPr>
           <w:p>
             <w:pPr>
-              <w:pStyle w:val="af"/>
+              <w:pStyle w:val="af0"/>
               <w:jc w:val="center"/>
             </w:pPr>
           </w:p>
@@ -4527,19 +5605,13 @@
           </w:tcPr>
           <w:p>
             <w:pPr>
-              <w:pStyle w:val="af"/>
+              <w:pStyle w:val="af0"/>
               <w:jc w:val="center"/>
             </w:pPr>
           </w:p>
         </w:tc>
       </w:tr>
       <w:tr>
-        <w:tblPrEx>
-          <w:tblCellMar>
-            <w:top w:w="0" w:type="dxa"/>
-            <w:bottom w:w="0" w:type="dxa"/>
-          </w:tblCellMar>
-        </w:tblPrEx>
         <w:trPr>
           <w:cantSplit/>
         </w:trPr>
@@ -4562,7 +5634,7 @@
           </w:tcPr>
           <w:p>
             <w:pPr>
-              <w:pStyle w:val="af"/>
+              <w:pStyle w:val="af0"/>
             </w:pPr>
             <w:r>
               <w:t>项目计划制定</w:t>
@@ -4588,7 +5660,7 @@
           </w:tcPr>
           <w:p>
             <w:pPr>
-              <w:pStyle w:val="af"/>
+              <w:pStyle w:val="af0"/>
               <w:jc w:val="center"/>
             </w:pPr>
             <w:r>
@@ -4615,7 +5687,7 @@
           </w:tcPr>
           <w:p>
             <w:pPr>
-              <w:pStyle w:val="af"/>
+              <w:pStyle w:val="af0"/>
               <w:jc w:val="center"/>
             </w:pPr>
           </w:p>
@@ -4639,7 +5711,7 @@
           </w:tcPr>
           <w:p>
             <w:pPr>
-              <w:pStyle w:val="af"/>
+              <w:pStyle w:val="af0"/>
               <w:jc w:val="center"/>
             </w:pPr>
           </w:p>
@@ -4663,7 +5735,7 @@
           </w:tcPr>
           <w:p>
             <w:pPr>
-              <w:pStyle w:val="af"/>
+              <w:pStyle w:val="af0"/>
               <w:jc w:val="center"/>
             </w:pPr>
           </w:p>
@@ -4687,7 +5759,7 @@
           </w:tcPr>
           <w:p>
             <w:pPr>
-              <w:pStyle w:val="af"/>
+              <w:pStyle w:val="af0"/>
               <w:jc w:val="center"/>
             </w:pPr>
           </w:p>
@@ -4711,7 +5783,7 @@
           </w:tcPr>
           <w:p>
             <w:pPr>
-              <w:pStyle w:val="af"/>
+              <w:pStyle w:val="af0"/>
               <w:jc w:val="center"/>
             </w:pPr>
           </w:p>
@@ -4735,7 +5807,7 @@
           </w:tcPr>
           <w:p>
             <w:pPr>
-              <w:pStyle w:val="af"/>
+              <w:pStyle w:val="af0"/>
               <w:jc w:val="center"/>
             </w:pPr>
           </w:p>
@@ -4759,7 +5831,7 @@
           </w:tcPr>
           <w:p>
             <w:pPr>
-              <w:pStyle w:val="af"/>
+              <w:pStyle w:val="af0"/>
               <w:jc w:val="center"/>
             </w:pPr>
           </w:p>
@@ -4783,7 +5855,7 @@
           </w:tcPr>
           <w:p>
             <w:pPr>
-              <w:pStyle w:val="af"/>
+              <w:pStyle w:val="af0"/>
               <w:jc w:val="center"/>
             </w:pPr>
           </w:p>
@@ -4807,19 +5879,13 @@
           </w:tcPr>
           <w:p>
             <w:pPr>
-              <w:pStyle w:val="af"/>
+              <w:pStyle w:val="af0"/>
               <w:jc w:val="center"/>
             </w:pPr>
           </w:p>
         </w:tc>
       </w:tr>
       <w:tr>
-        <w:tblPrEx>
-          <w:tblCellMar>
-            <w:top w:w="0" w:type="dxa"/>
-            <w:bottom w:w="0" w:type="dxa"/>
-          </w:tblCellMar>
-        </w:tblPrEx>
         <w:trPr>
           <w:cantSplit/>
         </w:trPr>
@@ -4842,7 +5908,7 @@
           </w:tcPr>
           <w:p>
             <w:pPr>
-              <w:pStyle w:val="af"/>
+              <w:pStyle w:val="af0"/>
             </w:pPr>
             <w:r>
               <w:t>物料及时交付</w:t>
@@ -4868,7 +5934,7 @@
           </w:tcPr>
           <w:p>
             <w:pPr>
-              <w:pStyle w:val="af"/>
+              <w:pStyle w:val="af0"/>
               <w:jc w:val="center"/>
             </w:pPr>
           </w:p>
@@ -4892,7 +5958,7 @@
           </w:tcPr>
           <w:p>
             <w:pPr>
-              <w:pStyle w:val="af"/>
+              <w:pStyle w:val="af0"/>
               <w:jc w:val="center"/>
             </w:pPr>
           </w:p>
@@ -4916,7 +5982,7 @@
           </w:tcPr>
           <w:p>
             <w:pPr>
-              <w:pStyle w:val="af"/>
+              <w:pStyle w:val="af0"/>
               <w:jc w:val="center"/>
             </w:pPr>
           </w:p>
@@ -4940,7 +6006,7 @@
           </w:tcPr>
           <w:p>
             <w:pPr>
-              <w:pStyle w:val="af"/>
+              <w:pStyle w:val="af0"/>
               <w:jc w:val="center"/>
             </w:pPr>
           </w:p>
@@ -4964,7 +6030,7 @@
           </w:tcPr>
           <w:p>
             <w:pPr>
-              <w:pStyle w:val="af"/>
+              <w:pStyle w:val="af0"/>
               <w:jc w:val="center"/>
             </w:pPr>
           </w:p>
@@ -4988,7 +6054,7 @@
           </w:tcPr>
           <w:p>
             <w:pPr>
-              <w:pStyle w:val="af"/>
+              <w:pStyle w:val="af0"/>
               <w:jc w:val="center"/>
             </w:pPr>
           </w:p>
@@ -5012,7 +6078,7 @@
           </w:tcPr>
           <w:p>
             <w:pPr>
-              <w:pStyle w:val="af"/>
+              <w:pStyle w:val="af0"/>
               <w:jc w:val="center"/>
             </w:pPr>
             <w:r>
@@ -5039,7 +6105,7 @@
           </w:tcPr>
           <w:p>
             <w:pPr>
-              <w:pStyle w:val="af"/>
+              <w:pStyle w:val="af0"/>
               <w:jc w:val="center"/>
             </w:pPr>
           </w:p>
@@ -5063,7 +6129,7 @@
           </w:tcPr>
           <w:p>
             <w:pPr>
-              <w:pStyle w:val="af"/>
+              <w:pStyle w:val="af0"/>
               <w:jc w:val="center"/>
             </w:pPr>
           </w:p>
@@ -5087,19 +6153,13 @@
           </w:tcPr>
           <w:p>
             <w:pPr>
-              <w:pStyle w:val="af"/>
+              <w:pStyle w:val="af0"/>
               <w:jc w:val="center"/>
             </w:pPr>
           </w:p>
         </w:tc>
       </w:tr>
       <w:tr>
-        <w:tblPrEx>
-          <w:tblCellMar>
-            <w:top w:w="0" w:type="dxa"/>
-            <w:bottom w:w="0" w:type="dxa"/>
-          </w:tblCellMar>
-        </w:tblPrEx>
         <w:trPr>
           <w:cantSplit/>
         </w:trPr>
@@ -5122,7 +6182,7 @@
           </w:tcPr>
           <w:p>
             <w:pPr>
-              <w:pStyle w:val="af"/>
+              <w:pStyle w:val="af0"/>
             </w:pPr>
             <w:r>
               <w:t>物料品质控制</w:t>
@@ -5148,7 +6208,7 @@
           </w:tcPr>
           <w:p>
             <w:pPr>
-              <w:pStyle w:val="af"/>
+              <w:pStyle w:val="af0"/>
               <w:jc w:val="center"/>
             </w:pPr>
           </w:p>
@@ -5172,7 +6232,7 @@
           </w:tcPr>
           <w:p>
             <w:pPr>
-              <w:pStyle w:val="af"/>
+              <w:pStyle w:val="af0"/>
               <w:jc w:val="center"/>
             </w:pPr>
           </w:p>
@@ -5196,7 +6256,7 @@
           </w:tcPr>
           <w:p>
             <w:pPr>
-              <w:pStyle w:val="af"/>
+              <w:pStyle w:val="af0"/>
               <w:jc w:val="center"/>
             </w:pPr>
             <w:r>
@@ -5223,7 +6283,7 @@
           </w:tcPr>
           <w:p>
             <w:pPr>
-              <w:pStyle w:val="af"/>
+              <w:pStyle w:val="af0"/>
               <w:jc w:val="center"/>
             </w:pPr>
           </w:p>
@@ -5247,7 +6307,7 @@
           </w:tcPr>
           <w:p>
             <w:pPr>
-              <w:pStyle w:val="af"/>
+              <w:pStyle w:val="af0"/>
               <w:jc w:val="center"/>
             </w:pPr>
           </w:p>
@@ -5271,7 +6331,7 @@
           </w:tcPr>
           <w:p>
             <w:pPr>
-              <w:pStyle w:val="af"/>
+              <w:pStyle w:val="af0"/>
               <w:jc w:val="center"/>
             </w:pPr>
           </w:p>
@@ -5295,7 +6355,7 @@
           </w:tcPr>
           <w:p>
             <w:pPr>
-              <w:pStyle w:val="af"/>
+              <w:pStyle w:val="af0"/>
               <w:jc w:val="center"/>
             </w:pPr>
           </w:p>
@@ -5319,7 +6379,7 @@
           </w:tcPr>
           <w:p>
             <w:pPr>
-              <w:pStyle w:val="af"/>
+              <w:pStyle w:val="af0"/>
               <w:jc w:val="center"/>
             </w:pPr>
           </w:p>
@@ -5343,7 +6403,7 @@
           </w:tcPr>
           <w:p>
             <w:pPr>
-              <w:pStyle w:val="af"/>
+              <w:pStyle w:val="af0"/>
               <w:jc w:val="center"/>
             </w:pPr>
           </w:p>
@@ -5367,19 +6427,13 @@
           </w:tcPr>
           <w:p>
             <w:pPr>
-              <w:pStyle w:val="af"/>
+              <w:pStyle w:val="af0"/>
               <w:jc w:val="center"/>
             </w:pPr>
           </w:p>
         </w:tc>
       </w:tr>
       <w:tr>
-        <w:tblPrEx>
-          <w:tblCellMar>
-            <w:top w:w="0" w:type="dxa"/>
-            <w:bottom w:w="0" w:type="dxa"/>
-          </w:tblCellMar>
-        </w:tblPrEx>
         <w:trPr>
           <w:cantSplit/>
         </w:trPr>
@@ -5402,7 +6456,7 @@
           </w:tcPr>
           <w:p>
             <w:pPr>
-              <w:pStyle w:val="af"/>
+              <w:pStyle w:val="af0"/>
             </w:pPr>
             <w:r>
               <w:t>制程品质控制</w:t>
@@ -5428,7 +6482,7 @@
           </w:tcPr>
           <w:p>
             <w:pPr>
-              <w:pStyle w:val="af"/>
+              <w:pStyle w:val="af0"/>
               <w:jc w:val="center"/>
             </w:pPr>
           </w:p>
@@ -5452,7 +6506,7 @@
           </w:tcPr>
           <w:p>
             <w:pPr>
-              <w:pStyle w:val="af"/>
+              <w:pStyle w:val="af0"/>
               <w:jc w:val="center"/>
             </w:pPr>
           </w:p>
@@ -5476,7 +6530,7 @@
           </w:tcPr>
           <w:p>
             <w:pPr>
-              <w:pStyle w:val="af"/>
+              <w:pStyle w:val="af0"/>
               <w:jc w:val="center"/>
             </w:pPr>
             <w:r>
@@ -5503,7 +6557,7 @@
           </w:tcPr>
           <w:p>
             <w:pPr>
-              <w:pStyle w:val="af"/>
+              <w:pStyle w:val="af0"/>
               <w:jc w:val="center"/>
             </w:pPr>
           </w:p>
@@ -5527,7 +6581,7 @@
           </w:tcPr>
           <w:p>
             <w:pPr>
-              <w:pStyle w:val="af"/>
+              <w:pStyle w:val="af0"/>
               <w:jc w:val="center"/>
             </w:pPr>
           </w:p>
@@ -5551,7 +6605,7 @@
           </w:tcPr>
           <w:p>
             <w:pPr>
-              <w:pStyle w:val="af"/>
+              <w:pStyle w:val="af0"/>
               <w:jc w:val="center"/>
             </w:pPr>
           </w:p>
@@ -5575,7 +6629,7 @@
           </w:tcPr>
           <w:p>
             <w:pPr>
-              <w:pStyle w:val="af"/>
+              <w:pStyle w:val="af0"/>
               <w:jc w:val="center"/>
             </w:pPr>
           </w:p>
@@ -5599,7 +6653,7 @@
           </w:tcPr>
           <w:p>
             <w:pPr>
-              <w:pStyle w:val="af"/>
+              <w:pStyle w:val="af0"/>
               <w:jc w:val="center"/>
             </w:pPr>
           </w:p>
@@ -5623,7 +6677,7 @@
           </w:tcPr>
           <w:p>
             <w:pPr>
-              <w:pStyle w:val="af"/>
+              <w:pStyle w:val="af0"/>
               <w:jc w:val="center"/>
             </w:pPr>
           </w:p>
@@ -5647,19 +6701,13 @@
           </w:tcPr>
           <w:p>
             <w:pPr>
-              <w:pStyle w:val="af"/>
+              <w:pStyle w:val="af0"/>
               <w:jc w:val="center"/>
             </w:pPr>
           </w:p>
         </w:tc>
       </w:tr>
       <w:tr>
-        <w:tblPrEx>
-          <w:tblCellMar>
-            <w:top w:w="0" w:type="dxa"/>
-            <w:bottom w:w="0" w:type="dxa"/>
-          </w:tblCellMar>
-        </w:tblPrEx>
         <w:trPr>
           <w:cantSplit/>
         </w:trPr>
@@ -5682,9 +6730,10 @@
           </w:tcPr>
           <w:p>
             <w:pPr>
-              <w:pStyle w:val="af"/>
-            </w:pPr>
-            <w:r>
+              <w:pStyle w:val="af0"/>
+            </w:pPr>
+            <w:r>
+              <w:lastRenderedPageBreak/>
               <w:t>产品及时交付</w:t>
             </w:r>
           </w:p>
@@ -5708,7 +6757,7 @@
           </w:tcPr>
           <w:p>
             <w:pPr>
-              <w:pStyle w:val="af"/>
+              <w:pStyle w:val="af0"/>
               <w:jc w:val="center"/>
             </w:pPr>
           </w:p>
@@ -5732,7 +6781,7 @@
           </w:tcPr>
           <w:p>
             <w:pPr>
-              <w:pStyle w:val="af"/>
+              <w:pStyle w:val="af0"/>
               <w:jc w:val="center"/>
             </w:pPr>
           </w:p>
@@ -5756,7 +6805,7 @@
           </w:tcPr>
           <w:p>
             <w:pPr>
-              <w:pStyle w:val="af"/>
+              <w:pStyle w:val="af0"/>
               <w:jc w:val="center"/>
             </w:pPr>
           </w:p>
@@ -5780,7 +6829,7 @@
           </w:tcPr>
           <w:p>
             <w:pPr>
-              <w:pStyle w:val="af"/>
+              <w:pStyle w:val="af0"/>
               <w:jc w:val="center"/>
             </w:pPr>
           </w:p>
@@ -5804,7 +6853,7 @@
           </w:tcPr>
           <w:p>
             <w:pPr>
-              <w:pStyle w:val="af"/>
+              <w:pStyle w:val="af0"/>
               <w:jc w:val="center"/>
             </w:pPr>
           </w:p>
@@ -5828,7 +6877,7 @@
           </w:tcPr>
           <w:p>
             <w:pPr>
-              <w:pStyle w:val="af"/>
+              <w:pStyle w:val="af0"/>
               <w:jc w:val="center"/>
             </w:pPr>
           </w:p>
@@ -5852,7 +6901,7 @@
           </w:tcPr>
           <w:p>
             <w:pPr>
-              <w:pStyle w:val="af"/>
+              <w:pStyle w:val="af0"/>
               <w:jc w:val="center"/>
             </w:pPr>
             <w:r>
@@ -5879,7 +6928,7 @@
           </w:tcPr>
           <w:p>
             <w:pPr>
-              <w:pStyle w:val="af"/>
+              <w:pStyle w:val="af0"/>
               <w:jc w:val="center"/>
             </w:pPr>
           </w:p>
@@ -5903,7 +6952,7 @@
           </w:tcPr>
           <w:p>
             <w:pPr>
-              <w:pStyle w:val="af"/>
+              <w:pStyle w:val="af0"/>
               <w:jc w:val="center"/>
             </w:pPr>
           </w:p>
@@ -5927,19 +6976,13 @@
           </w:tcPr>
           <w:p>
             <w:pPr>
-              <w:pStyle w:val="af"/>
+              <w:pStyle w:val="af0"/>
               <w:jc w:val="center"/>
             </w:pPr>
           </w:p>
         </w:tc>
       </w:tr>
       <w:tr>
-        <w:tblPrEx>
-          <w:tblCellMar>
-            <w:top w:w="0" w:type="dxa"/>
-            <w:bottom w:w="0" w:type="dxa"/>
-          </w:tblCellMar>
-        </w:tblPrEx>
         <w:trPr>
           <w:cantSplit/>
         </w:trPr>
@@ -5962,10 +7005,9 @@
           </w:tcPr>
           <w:p>
             <w:pPr>
-              <w:pStyle w:val="af"/>
-            </w:pPr>
-            <w:r>
-              <w:lastRenderedPageBreak/>
+              <w:pStyle w:val="af0"/>
+            </w:pPr>
+            <w:r>
               <w:t>项目成本监控</w:t>
             </w:r>
           </w:p>
@@ -5989,7 +7031,7 @@
           </w:tcPr>
           <w:p>
             <w:pPr>
-              <w:pStyle w:val="af"/>
+              <w:pStyle w:val="af0"/>
               <w:jc w:val="center"/>
             </w:pPr>
             <w:r>
@@ -6016,7 +7058,7 @@
           </w:tcPr>
           <w:p>
             <w:pPr>
-              <w:pStyle w:val="af"/>
+              <w:pStyle w:val="af0"/>
               <w:jc w:val="center"/>
             </w:pPr>
           </w:p>
@@ -6040,7 +7082,7 @@
           </w:tcPr>
           <w:p>
             <w:pPr>
-              <w:pStyle w:val="af"/>
+              <w:pStyle w:val="af0"/>
               <w:jc w:val="center"/>
             </w:pPr>
           </w:p>
@@ -6064,7 +7106,7 @@
           </w:tcPr>
           <w:p>
             <w:pPr>
-              <w:pStyle w:val="af"/>
+              <w:pStyle w:val="af0"/>
               <w:jc w:val="center"/>
             </w:pPr>
           </w:p>
@@ -6088,7 +7130,7 @@
           </w:tcPr>
           <w:p>
             <w:pPr>
-              <w:pStyle w:val="af"/>
+              <w:pStyle w:val="af0"/>
               <w:jc w:val="center"/>
             </w:pPr>
           </w:p>
@@ -6112,7 +7154,7 @@
           </w:tcPr>
           <w:p>
             <w:pPr>
-              <w:pStyle w:val="af"/>
+              <w:pStyle w:val="af0"/>
               <w:jc w:val="center"/>
             </w:pPr>
           </w:p>
@@ -6136,7 +7178,7 @@
           </w:tcPr>
           <w:p>
             <w:pPr>
-              <w:pStyle w:val="af"/>
+              <w:pStyle w:val="af0"/>
               <w:jc w:val="center"/>
             </w:pPr>
           </w:p>
@@ -6160,7 +7202,7 @@
           </w:tcPr>
           <w:p>
             <w:pPr>
-              <w:pStyle w:val="af"/>
+              <w:pStyle w:val="af0"/>
               <w:jc w:val="center"/>
             </w:pPr>
           </w:p>
@@ -6184,7 +7226,7 @@
           </w:tcPr>
           <w:p>
             <w:pPr>
-              <w:pStyle w:val="af"/>
+              <w:pStyle w:val="af0"/>
               <w:jc w:val="center"/>
             </w:pPr>
           </w:p>
@@ -6208,19 +7250,13 @@
           </w:tcPr>
           <w:p>
             <w:pPr>
-              <w:pStyle w:val="af"/>
+              <w:pStyle w:val="af0"/>
               <w:jc w:val="center"/>
             </w:pPr>
           </w:p>
         </w:tc>
       </w:tr>
       <w:tr>
-        <w:tblPrEx>
-          <w:tblCellMar>
-            <w:top w:w="0" w:type="dxa"/>
-            <w:bottom w:w="0" w:type="dxa"/>
-          </w:tblCellMar>
-        </w:tblPrEx>
         <w:trPr>
           <w:cantSplit/>
         </w:trPr>
@@ -6243,7 +7279,7 @@
           </w:tcPr>
           <w:p>
             <w:pPr>
-              <w:pStyle w:val="af"/>
+              <w:pStyle w:val="af0"/>
             </w:pPr>
             <w:r>
               <w:t>项目资源协调</w:t>
@@ -6269,7 +7305,7 @@
           </w:tcPr>
           <w:p>
             <w:pPr>
-              <w:pStyle w:val="af"/>
+              <w:pStyle w:val="af0"/>
               <w:jc w:val="center"/>
             </w:pPr>
             <w:r>
@@ -6296,7 +7332,7 @@
           </w:tcPr>
           <w:p>
             <w:pPr>
-              <w:pStyle w:val="af"/>
+              <w:pStyle w:val="af0"/>
               <w:jc w:val="center"/>
             </w:pPr>
           </w:p>
@@ -6320,7 +7356,7 @@
           </w:tcPr>
           <w:p>
             <w:pPr>
-              <w:pStyle w:val="af"/>
+              <w:pStyle w:val="af0"/>
               <w:jc w:val="center"/>
             </w:pPr>
           </w:p>
@@ -6344,7 +7380,7 @@
           </w:tcPr>
           <w:p>
             <w:pPr>
-              <w:pStyle w:val="af"/>
+              <w:pStyle w:val="af0"/>
               <w:jc w:val="center"/>
             </w:pPr>
           </w:p>
@@ -6368,7 +7404,7 @@
           </w:tcPr>
           <w:p>
             <w:pPr>
-              <w:pStyle w:val="af"/>
+              <w:pStyle w:val="af0"/>
               <w:jc w:val="center"/>
             </w:pPr>
           </w:p>
@@ -6392,7 +7428,7 @@
           </w:tcPr>
           <w:p>
             <w:pPr>
-              <w:pStyle w:val="af"/>
+              <w:pStyle w:val="af0"/>
               <w:jc w:val="center"/>
             </w:pPr>
           </w:p>
@@ -6416,7 +7452,7 @@
           </w:tcPr>
           <w:p>
             <w:pPr>
-              <w:pStyle w:val="af"/>
+              <w:pStyle w:val="af0"/>
               <w:jc w:val="center"/>
             </w:pPr>
           </w:p>
@@ -6440,7 +7476,7 @@
           </w:tcPr>
           <w:p>
             <w:pPr>
-              <w:pStyle w:val="af"/>
+              <w:pStyle w:val="af0"/>
               <w:jc w:val="center"/>
             </w:pPr>
           </w:p>
@@ -6464,7 +7500,7 @@
           </w:tcPr>
           <w:p>
             <w:pPr>
-              <w:pStyle w:val="af"/>
+              <w:pStyle w:val="af0"/>
               <w:jc w:val="center"/>
             </w:pPr>
           </w:p>
@@ -6488,19 +7524,13 @@
           </w:tcPr>
           <w:p>
             <w:pPr>
-              <w:pStyle w:val="af"/>
+              <w:pStyle w:val="af0"/>
               <w:jc w:val="center"/>
             </w:pPr>
           </w:p>
         </w:tc>
       </w:tr>
       <w:tr>
-        <w:tblPrEx>
-          <w:tblCellMar>
-            <w:top w:w="0" w:type="dxa"/>
-            <w:bottom w:w="0" w:type="dxa"/>
-          </w:tblCellMar>
-        </w:tblPrEx>
         <w:trPr>
           <w:cantSplit/>
         </w:trPr>
@@ -6523,7 +7553,7 @@
           </w:tcPr>
           <w:p>
             <w:pPr>
-              <w:pStyle w:val="af"/>
+              <w:pStyle w:val="af0"/>
             </w:pPr>
             <w:r>
               <w:t>机台</w:t>
@@ -6552,7 +7582,7 @@
           </w:tcPr>
           <w:p>
             <w:pPr>
-              <w:pStyle w:val="af"/>
+              <w:pStyle w:val="af0"/>
               <w:jc w:val="center"/>
             </w:pPr>
           </w:p>
@@ -6576,7 +7606,7 @@
           </w:tcPr>
           <w:p>
             <w:pPr>
-              <w:pStyle w:val="af"/>
+              <w:pStyle w:val="af0"/>
               <w:jc w:val="center"/>
             </w:pPr>
           </w:p>
@@ -6600,7 +7630,7 @@
           </w:tcPr>
           <w:p>
             <w:pPr>
-              <w:pStyle w:val="af"/>
+              <w:pStyle w:val="af0"/>
               <w:jc w:val="center"/>
             </w:pPr>
           </w:p>
@@ -6624,7 +7654,7 @@
           </w:tcPr>
           <w:p>
             <w:pPr>
-              <w:pStyle w:val="af"/>
+              <w:pStyle w:val="af0"/>
               <w:jc w:val="center"/>
             </w:pPr>
           </w:p>
@@ -6648,7 +7678,7 @@
           </w:tcPr>
           <w:p>
             <w:pPr>
-              <w:pStyle w:val="af"/>
+              <w:pStyle w:val="af0"/>
               <w:jc w:val="center"/>
             </w:pPr>
           </w:p>
@@ -6672,7 +7702,7 @@
           </w:tcPr>
           <w:p>
             <w:pPr>
-              <w:pStyle w:val="af"/>
+              <w:pStyle w:val="af0"/>
               <w:jc w:val="center"/>
             </w:pPr>
           </w:p>
@@ -6696,7 +7726,7 @@
           </w:tcPr>
           <w:p>
             <w:pPr>
-              <w:pStyle w:val="af"/>
+              <w:pStyle w:val="af0"/>
               <w:jc w:val="center"/>
             </w:pPr>
           </w:p>
@@ -6720,7 +7750,7 @@
           </w:tcPr>
           <w:p>
             <w:pPr>
-              <w:pStyle w:val="af"/>
+              <w:pStyle w:val="af0"/>
               <w:jc w:val="center"/>
             </w:pPr>
             <w:r>
@@ -6747,7 +7777,7 @@
           </w:tcPr>
           <w:p>
             <w:pPr>
-              <w:pStyle w:val="af"/>
+              <w:pStyle w:val="af0"/>
               <w:jc w:val="center"/>
             </w:pPr>
           </w:p>
@@ -6771,19 +7801,13 @@
           </w:tcPr>
           <w:p>
             <w:pPr>
-              <w:pStyle w:val="af"/>
+              <w:pStyle w:val="af0"/>
               <w:jc w:val="center"/>
             </w:pPr>
           </w:p>
         </w:tc>
       </w:tr>
       <w:tr>
-        <w:tblPrEx>
-          <w:tblCellMar>
-            <w:top w:w="0" w:type="dxa"/>
-            <w:bottom w:w="0" w:type="dxa"/>
-          </w:tblCellMar>
-        </w:tblPrEx>
         <w:trPr>
           <w:cantSplit/>
         </w:trPr>
@@ -6806,7 +7830,7 @@
           </w:tcPr>
           <w:p>
             <w:pPr>
-              <w:pStyle w:val="af"/>
+              <w:pStyle w:val="af0"/>
             </w:pPr>
             <w:r>
               <w:t>产品运输及报关</w:t>
@@ -6832,7 +7856,7 @@
           </w:tcPr>
           <w:p>
             <w:pPr>
-              <w:pStyle w:val="af"/>
+              <w:pStyle w:val="af0"/>
               <w:jc w:val="center"/>
             </w:pPr>
           </w:p>
@@ -6856,7 +7880,7 @@
           </w:tcPr>
           <w:p>
             <w:pPr>
-              <w:pStyle w:val="af"/>
+              <w:pStyle w:val="af0"/>
               <w:jc w:val="center"/>
             </w:pPr>
           </w:p>
@@ -6880,7 +7904,7 @@
           </w:tcPr>
           <w:p>
             <w:pPr>
-              <w:pStyle w:val="af"/>
+              <w:pStyle w:val="af0"/>
               <w:jc w:val="center"/>
             </w:pPr>
           </w:p>
@@ -6904,7 +7928,7 @@
           </w:tcPr>
           <w:p>
             <w:pPr>
-              <w:pStyle w:val="af"/>
+              <w:pStyle w:val="af0"/>
               <w:jc w:val="center"/>
             </w:pPr>
           </w:p>
@@ -6928,7 +7952,7 @@
           </w:tcPr>
           <w:p>
             <w:pPr>
-              <w:pStyle w:val="af"/>
+              <w:pStyle w:val="af0"/>
               <w:jc w:val="center"/>
             </w:pPr>
           </w:p>
@@ -6952,7 +7976,7 @@
           </w:tcPr>
           <w:p>
             <w:pPr>
-              <w:pStyle w:val="af"/>
+              <w:pStyle w:val="af0"/>
               <w:jc w:val="center"/>
             </w:pPr>
           </w:p>
@@ -6976,7 +8000,7 @@
           </w:tcPr>
           <w:p>
             <w:pPr>
-              <w:pStyle w:val="af"/>
+              <w:pStyle w:val="af0"/>
               <w:jc w:val="center"/>
             </w:pPr>
           </w:p>
@@ -7000,7 +8024,7 @@
           </w:tcPr>
           <w:p>
             <w:pPr>
-              <w:pStyle w:val="af"/>
+              <w:pStyle w:val="af0"/>
               <w:jc w:val="center"/>
             </w:pPr>
           </w:p>
@@ -7024,7 +8048,7 @@
           </w:tcPr>
           <w:p>
             <w:pPr>
-              <w:pStyle w:val="af"/>
+              <w:pStyle w:val="af0"/>
               <w:jc w:val="center"/>
             </w:pPr>
             <w:r>
@@ -7051,7 +8075,7 @@
           </w:tcPr>
           <w:p>
             <w:pPr>
-              <w:pStyle w:val="af"/>
+              <w:pStyle w:val="af0"/>
               <w:jc w:val="center"/>
             </w:pPr>
           </w:p>
@@ -7098,6 +8122,10 @@
     <w:p>
       <w:pPr>
         <w:pStyle w:val="ab"/>
+        <w:rPr>
+          <w:vanish/>
+          <w:specVanish/>
+        </w:rPr>
       </w:pPr>
       <w:r>
         <w:rPr>
@@ -7112,22 +8140,145 @@
       <w:r>
         <w:t xml:space="preserve">项目沟通计划表　</w:t>
       </w:r>
+    </w:p>
+    <w:p>
+      <w:pPr>
+        <w:pStyle w:val="af5"/>
+        <w:spacing w:after="200"/>
+      </w:pPr>
       <w:r>
         <w:rPr>
-          <w:b w:val="0"/>
-          <w:bCs w:val="0"/>
-          <w:color w:val="FBFAF7"/>
-          <w:sz w:val="17"/>
-          <w:szCs w:val="17"/>
-          <w:shd w:val="clear" w:color="auto" w:fill="26231E"/>
+          <w:noProof/>
+          <w:position w:val="-13"/>
         </w:rPr>
-        <w:t xml:space="preserve">　订单项目填写　</w:t>
-      </w:r>
-      <w:r>
-        <w:rPr>
-          <w:shd w:val="clear" w:color="auto" w:fill="26231E"/>
-        </w:rPr>
-        <w:tab/>
+        <mc:AlternateContent>
+          <mc:Choice Requires="wps">
+            <w:drawing>
+              <wp:inline distT="0" distB="0" distL="0" distR="0" wp14:anchorId="79875939" wp14:editId="21E4F24E">
+                <wp:extent cx="4127500" cy="204470"/>
+                <wp:effectExtent l="0" t="0" r="6350" b="5080"/>
+                <wp:docPr id="13" name="矩形: 圆角 13" descr="OH_InkBar"/>
+                <wp:cNvGraphicFramePr/>
+                <a:graphic xmlns:a="http://schemas.openxmlformats.org/drawingml/2006/main">
+                  <a:graphicData uri="http://schemas.microsoft.com/office/word/2010/wordprocessingShape">
+                    <wps:wsp>
+                      <wps:cNvSpPr/>
+                      <wps:spPr>
+                        <a:xfrm>
+                          <a:off x="0" y="0"/>
+                          <a:ext cx="4127500" cy="204470"/>
+                        </a:xfrm>
+                        <a:prstGeom prst="roundRect">
+                          <a:avLst>
+                            <a:gd name="adj" fmla="val 34161"/>
+                          </a:avLst>
+                        </a:prstGeom>
+                        <a:solidFill>
+                          <a:srgbClr val="26231E"/>
+                        </a:solidFill>
+                        <a:ln w="12700" cap="flat" cmpd="sng" algn="ctr">
+                          <a:noFill/>
+                          <a:prstDash val="solid"/>
+                          <a:miter lim="800000"/>
+                        </a:ln>
+                        <a:effectLst/>
+                        <a:extLst>
+                          <a:ext uri="{91240B29-F687-4F45-9708-019B960494DF}">
+                            <a14:hiddenLine xmlns:a14="http://schemas.microsoft.com/office/drawing/2010/main" w="12700" cap="flat" cmpd="sng" algn="ctr">
+                              <a:solidFill>
+                                <a:schemeClr val="accent1">
+                                  <a:shade val="15000"/>
+                                </a:schemeClr>
+                              </a:solidFill>
+                              <a:prstDash val="solid"/>
+                              <a:miter lim="800000"/>
+                            </a14:hiddenLine>
+                          </a:ext>
+                        </a:extLst>
+                      </wps:spPr>
+                      <wps:style>
+                        <a:lnRef idx="2">
+                          <a:schemeClr val="accent1">
+                            <a:shade val="15000"/>
+                          </a:schemeClr>
+                        </a:lnRef>
+                        <a:fillRef idx="1">
+                          <a:schemeClr val="accent1"/>
+                        </a:fillRef>
+                        <a:effectRef idx="0">
+                          <a:schemeClr val="accent1"/>
+                        </a:effectRef>
+                        <a:fontRef idx="minor">
+                          <a:schemeClr val="lt1"/>
+                        </a:fontRef>
+                      </wps:style>
+                      <wps:txbx>
+                        <w:txbxContent>
+                          <w:p>
+                            <w:pPr>
+                              <w:spacing w:after="0" w:line="240" w:lineRule="auto"/>
+                              <w:jc w:val="right"/>
+                              <w:rPr>
+                                <w:rFonts w:ascii="微软雅黑" w:hAnsi="微软雅黑" w:hint="eastAsia"/>
+                                <w:color w:val="FBFAF7"/>
+                                <w:sz w:val="17"/>
+                              </w:rPr>
+                            </w:pPr>
+                            <w:r>
+                              <w:rPr>
+                                <w:rFonts w:ascii="微软雅黑" w:hAnsi="微软雅黑" w:hint="eastAsia"/>
+                                <w:color w:val="FBFAF7"/>
+                                <w:sz w:val="17"/>
+                              </w:rPr>
+                              <w:t>订单项目填写</w:t>
+                            </w:r>
+                          </w:p>
+                        </w:txbxContent>
+                      </wps:txbx>
+                      <wps:bodyPr rot="0" spcFirstLastPara="0" vertOverflow="overflow" horzOverflow="overflow" vert="horz" wrap="square" lIns="101600" tIns="0" rIns="127000" bIns="0" numCol="1" spcCol="0" rtlCol="0" fromWordArt="0" anchor="ctr" anchorCtr="0" forceAA="0" compatLnSpc="1">
+                        <a:prstTxWarp prst="textNoShape">
+                          <a:avLst/>
+                        </a:prstTxWarp>
+                        <a:noAutofit/>
+                      </wps:bodyPr>
+                    </wps:wsp>
+                  </a:graphicData>
+                </a:graphic>
+              </wp:inline>
+            </w:drawing>
+          </mc:Choice>
+          <mc:Fallback>
+            <w:pict>
+              <v:roundrect w14:anchorId="79875939" id="矩形: 圆角 13" o:spid="_x0000_s1033" alt="OH_InkBar" style="width:325pt;height:16.1pt;visibility:visible;mso-wrap-style:square;mso-left-percent:-10001;mso-top-percent:-10001;mso-position-horizontal:absolute;mso-position-horizontal-relative:char;mso-position-vertical:absolute;mso-position-vertical-relative:line;mso-left-percent:-10001;mso-top-percent:-10001;v-text-anchor:middle" arcsize="22388f" o:gfxdata="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" fillcolor="#26231e" stroked="f" strokecolor="#09101d [484]" strokeweight="1pt">
+                <v:stroke joinstyle="miter"/>
+                <v:textbox inset="8pt,0,10pt,0">
+                  <w:txbxContent>
+                    <w:p>
+                      <w:pPr>
+                        <w:spacing w:after="0" w:line="240" w:lineRule="auto"/>
+                        <w:jc w:val="right"/>
+                        <w:rPr>
+                          <w:rFonts w:ascii="微软雅黑" w:hAnsi="微软雅黑" w:hint="eastAsia"/>
+                          <w:color w:val="FBFAF7"/>
+                          <w:sz w:val="17"/>
+                        </w:rPr>
+                      </w:pPr>
+                      <w:r>
+                        <w:rPr>
+                          <w:rFonts w:ascii="微软雅黑" w:hAnsi="微软雅黑" w:hint="eastAsia"/>
+                          <w:color w:val="FBFAF7"/>
+                          <w:sz w:val="17"/>
+                        </w:rPr>
+                        <w:t>订单项目填写</w:t>
+                      </w:r>
+                    </w:p>
+                  </w:txbxContent>
+                </v:textbox>
+                <w10:anchorlock/>
+              </v:roundrect>
+            </w:pict>
+          </mc:Fallback>
+        </mc:AlternateContent>
       </w:r>
     </w:p>
     <w:tbl>
@@ -7156,12 +8307,6 @@
         <w:gridCol w:w="1000"/>
       </w:tblGrid>
       <w:tr>
-        <w:tblPrEx>
-          <w:tblCellMar>
-            <w:top w:w="0" w:type="dxa"/>
-            <w:bottom w:w="0" w:type="dxa"/>
-          </w:tblCellMar>
-        </w:tblPrEx>
         <w:trPr>
           <w:tblHeader/>
         </w:trPr>
@@ -7184,7 +8329,7 @@
           </w:tcPr>
           <w:p>
             <w:pPr>
-              <w:pStyle w:val="ae"/>
+              <w:pStyle w:val="af"/>
             </w:pPr>
             <w:r>
               <w:t>干系人</w:t>
@@ -7210,7 +8355,7 @@
           </w:tcPr>
           <w:p>
             <w:pPr>
-              <w:pStyle w:val="ae"/>
+              <w:pStyle w:val="af"/>
             </w:pPr>
             <w:r>
               <w:t>所需信息</w:t>
@@ -7236,7 +8381,7 @@
           </w:tcPr>
           <w:p>
             <w:pPr>
-              <w:pStyle w:val="ae"/>
+              <w:pStyle w:val="af"/>
             </w:pPr>
             <w:r>
               <w:t>频率</w:t>
@@ -7262,7 +8407,7 @@
           </w:tcPr>
           <w:p>
             <w:pPr>
-              <w:pStyle w:val="ae"/>
+              <w:pStyle w:val="af"/>
             </w:pPr>
             <w:r>
               <w:t>方法</w:t>
@@ -7288,7 +8433,7 @@
           </w:tcPr>
           <w:p>
             <w:pPr>
-              <w:pStyle w:val="ae"/>
+              <w:pStyle w:val="af"/>
             </w:pPr>
             <w:r>
               <w:t>责任人</w:t>
@@ -7297,12 +8442,6 @@
         </w:tc>
       </w:tr>
       <w:tr>
-        <w:tblPrEx>
-          <w:tblCellMar>
-            <w:top w:w="0" w:type="dxa"/>
-            <w:bottom w:w="0" w:type="dxa"/>
-          </w:tblCellMar>
-        </w:tblPrEx>
         <w:trPr>
           <w:cantSplit/>
         </w:trPr>
@@ -7325,7 +8464,7 @@
           </w:tcPr>
           <w:p>
             <w:pPr>
-              <w:pStyle w:val="af"/>
+              <w:pStyle w:val="af0"/>
               <w:keepNext/>
             </w:pPr>
             <w:r>
@@ -7355,7 +8494,7 @@
           </w:tcPr>
           <w:p>
             <w:pPr>
-              <w:pStyle w:val="af"/>
+              <w:pStyle w:val="af0"/>
               <w:keepNext/>
             </w:pPr>
             <w:r>
@@ -7381,7 +8520,7 @@
           </w:tcPr>
           <w:p>
             <w:pPr>
-              <w:pStyle w:val="af"/>
+              <w:pStyle w:val="af0"/>
               <w:keepNext/>
             </w:pPr>
             <w:r>
@@ -7407,7 +8546,7 @@
           </w:tcPr>
           <w:p>
             <w:pPr>
-              <w:pStyle w:val="af"/>
+              <w:pStyle w:val="af0"/>
               <w:keepNext/>
             </w:pPr>
             <w:r>
@@ -7439,19 +8578,13 @@
           </w:tcPr>
           <w:p>
             <w:pPr>
-              <w:pStyle w:val="af"/>
+              <w:pStyle w:val="af0"/>
               <w:keepNext/>
             </w:pPr>
           </w:p>
         </w:tc>
       </w:tr>
       <w:tr>
-        <w:tblPrEx>
-          <w:tblCellMar>
-            <w:top w:w="0" w:type="dxa"/>
-            <w:bottom w:w="0" w:type="dxa"/>
-          </w:tblCellMar>
-        </w:tblPrEx>
         <w:trPr>
           <w:cantSplit/>
         </w:trPr>
@@ -7486,7 +8619,7 @@
           </w:tcPr>
           <w:p>
             <w:pPr>
-              <w:pStyle w:val="af"/>
+              <w:pStyle w:val="af0"/>
             </w:pPr>
             <w:r>
               <w:t>项目会议召开</w:t>
@@ -7511,7 +8644,7 @@
           </w:tcPr>
           <w:p>
             <w:pPr>
-              <w:pStyle w:val="af"/>
+              <w:pStyle w:val="af0"/>
             </w:pPr>
             <w:r>
               <w:t>Daily / Build</w:t>
@@ -7536,7 +8669,7 @@
           </w:tcPr>
           <w:p>
             <w:pPr>
-              <w:pStyle w:val="af"/>
+              <w:pStyle w:val="af0"/>
             </w:pPr>
             <w:r>
               <w:t>会议</w:t>
@@ -7561,18 +8694,12 @@
           </w:tcPr>
           <w:p>
             <w:pPr>
-              <w:pStyle w:val="af"/>
+              <w:pStyle w:val="af0"/>
             </w:pPr>
           </w:p>
         </w:tc>
       </w:tr>
       <w:tr>
-        <w:tblPrEx>
-          <w:tblCellMar>
-            <w:top w:w="0" w:type="dxa"/>
-            <w:bottom w:w="0" w:type="dxa"/>
-          </w:tblCellMar>
-        </w:tblPrEx>
         <w:trPr>
           <w:cantSplit/>
         </w:trPr>
@@ -7595,7 +8722,7 @@
           </w:tcPr>
           <w:p>
             <w:pPr>
-              <w:pStyle w:val="af"/>
+              <w:pStyle w:val="af0"/>
               <w:keepNext/>
             </w:pPr>
             <w:r>
@@ -7625,7 +8752,7 @@
           </w:tcPr>
           <w:p>
             <w:pPr>
-              <w:pStyle w:val="af"/>
+              <w:pStyle w:val="af0"/>
               <w:keepNext/>
             </w:pPr>
             <w:r>
@@ -7651,7 +8778,7 @@
           </w:tcPr>
           <w:p>
             <w:pPr>
-              <w:pStyle w:val="af"/>
+              <w:pStyle w:val="af0"/>
               <w:keepNext/>
             </w:pPr>
             <w:r>
@@ -7680,7 +8807,7 @@
           </w:tcPr>
           <w:p>
             <w:pPr>
-              <w:pStyle w:val="af"/>
+              <w:pStyle w:val="af0"/>
               <w:keepNext/>
             </w:pPr>
             <w:r>
@@ -7706,19 +8833,13 @@
           </w:tcPr>
           <w:p>
             <w:pPr>
-              <w:pStyle w:val="af"/>
+              <w:pStyle w:val="af0"/>
               <w:keepNext/>
             </w:pPr>
           </w:p>
         </w:tc>
       </w:tr>
       <w:tr>
-        <w:tblPrEx>
-          <w:tblCellMar>
-            <w:top w:w="0" w:type="dxa"/>
-            <w:bottom w:w="0" w:type="dxa"/>
-          </w:tblCellMar>
-        </w:tblPrEx>
         <w:trPr>
           <w:cantSplit/>
         </w:trPr>
@@ -7753,7 +8874,7 @@
           </w:tcPr>
           <w:p>
             <w:pPr>
-              <w:pStyle w:val="af"/>
+              <w:pStyle w:val="af0"/>
               <w:keepNext/>
             </w:pPr>
             <w:r>
@@ -7782,7 +8903,7 @@
           </w:tcPr>
           <w:p>
             <w:pPr>
-              <w:pStyle w:val="af"/>
+              <w:pStyle w:val="af0"/>
               <w:keepNext/>
             </w:pPr>
             <w:r>
@@ -7808,7 +8929,7 @@
           </w:tcPr>
           <w:p>
             <w:pPr>
-              <w:pStyle w:val="af"/>
+              <w:pStyle w:val="af0"/>
               <w:keepNext/>
             </w:pPr>
             <w:r>
@@ -7834,19 +8955,13 @@
           </w:tcPr>
           <w:p>
             <w:pPr>
-              <w:pStyle w:val="af"/>
+              <w:pStyle w:val="af0"/>
               <w:keepNext/>
             </w:pPr>
           </w:p>
         </w:tc>
       </w:tr>
       <w:tr>
-        <w:tblPrEx>
-          <w:tblCellMar>
-            <w:top w:w="0" w:type="dxa"/>
-            <w:bottom w:w="0" w:type="dxa"/>
-          </w:tblCellMar>
-        </w:tblPrEx>
         <w:trPr>
           <w:cantSplit/>
         </w:trPr>
@@ -7881,7 +8996,7 @@
           </w:tcPr>
           <w:p>
             <w:pPr>
-              <w:pStyle w:val="af"/>
+              <w:pStyle w:val="af0"/>
               <w:keepNext/>
             </w:pPr>
             <w:r>
@@ -7913,7 +9028,7 @@
           </w:tcPr>
           <w:p>
             <w:pPr>
-              <w:pStyle w:val="af"/>
+              <w:pStyle w:val="af0"/>
               <w:keepNext/>
             </w:pPr>
             <w:r>
@@ -7939,7 +9054,7 @@
           </w:tcPr>
           <w:p>
             <w:pPr>
-              <w:pStyle w:val="af"/>
+              <w:pStyle w:val="af0"/>
               <w:keepNext/>
             </w:pPr>
             <w:r>
@@ -7965,19 +9080,13 @@
           </w:tcPr>
           <w:p>
             <w:pPr>
-              <w:pStyle w:val="af"/>
+              <w:pStyle w:val="af0"/>
               <w:keepNext/>
             </w:pPr>
           </w:p>
         </w:tc>
       </w:tr>
       <w:tr>
-        <w:tblPrEx>
-          <w:tblCellMar>
-            <w:top w:w="0" w:type="dxa"/>
-            <w:bottom w:w="0" w:type="dxa"/>
-          </w:tblCellMar>
-        </w:tblPrEx>
         <w:trPr>
           <w:cantSplit/>
         </w:trPr>
@@ -8012,7 +9121,7 @@
           </w:tcPr>
           <w:p>
             <w:pPr>
-              <w:pStyle w:val="af"/>
+              <w:pStyle w:val="af0"/>
             </w:pPr>
             <w:r>
               <w:t>OQC check list</w:t>
@@ -8037,7 +9146,7 @@
           </w:tcPr>
           <w:p>
             <w:pPr>
-              <w:pStyle w:val="af"/>
+              <w:pStyle w:val="af0"/>
             </w:pPr>
             <w:r>
               <w:t>产品制作完成前</w:t>
@@ -8068,7 +9177,7 @@
           </w:tcPr>
           <w:p>
             <w:pPr>
-              <w:pStyle w:val="af"/>
+              <w:pStyle w:val="af0"/>
             </w:pPr>
             <w:r>
               <w:t>邮件</w:t>
@@ -8093,18 +9202,12 @@
           </w:tcPr>
           <w:p>
             <w:pPr>
-              <w:pStyle w:val="af"/>
+              <w:pStyle w:val="af0"/>
             </w:pPr>
           </w:p>
         </w:tc>
       </w:tr>
       <w:tr>
-        <w:tblPrEx>
-          <w:tblCellMar>
-            <w:top w:w="0" w:type="dxa"/>
-            <w:bottom w:w="0" w:type="dxa"/>
-          </w:tblCellMar>
-        </w:tblPrEx>
         <w:trPr>
           <w:cantSplit/>
         </w:trPr>
@@ -8127,7 +9230,7 @@
           </w:tcPr>
           <w:p>
             <w:pPr>
-              <w:pStyle w:val="af"/>
+              <w:pStyle w:val="af0"/>
               <w:keepNext/>
             </w:pPr>
             <w:r>
@@ -8157,7 +9260,7 @@
           </w:tcPr>
           <w:p>
             <w:pPr>
-              <w:pStyle w:val="af"/>
+              <w:pStyle w:val="af0"/>
               <w:keepNext/>
             </w:pPr>
             <w:r>
@@ -8183,7 +9286,7 @@
           </w:tcPr>
           <w:p>
             <w:pPr>
-              <w:pStyle w:val="af"/>
+              <w:pStyle w:val="af0"/>
               <w:keepNext/>
             </w:pPr>
             <w:r>
@@ -8209,7 +9312,7 @@
           </w:tcPr>
           <w:p>
             <w:pPr>
-              <w:pStyle w:val="af"/>
+              <w:pStyle w:val="af0"/>
               <w:keepNext/>
             </w:pPr>
             <w:r>
@@ -8235,19 +9338,13 @@
           </w:tcPr>
           <w:p>
             <w:pPr>
-              <w:pStyle w:val="af"/>
+              <w:pStyle w:val="af0"/>
               <w:keepNext/>
             </w:pPr>
           </w:p>
         </w:tc>
       </w:tr>
       <w:tr>
-        <w:tblPrEx>
-          <w:tblCellMar>
-            <w:top w:w="0" w:type="dxa"/>
-            <w:bottom w:w="0" w:type="dxa"/>
-          </w:tblCellMar>
-        </w:tblPrEx>
         <w:trPr>
           <w:cantSplit/>
         </w:trPr>
@@ -8282,7 +9379,7 @@
           </w:tcPr>
           <w:p>
             <w:pPr>
-              <w:pStyle w:val="af"/>
+              <w:pStyle w:val="af0"/>
               <w:keepNext/>
             </w:pPr>
             <w:r>
@@ -8308,7 +9405,7 @@
           </w:tcPr>
           <w:p>
             <w:pPr>
-              <w:pStyle w:val="af"/>
+              <w:pStyle w:val="af0"/>
               <w:keepNext/>
             </w:pPr>
             <w:r>
@@ -8340,7 +9437,7 @@
           </w:tcPr>
           <w:p>
             <w:pPr>
-              <w:pStyle w:val="af"/>
+              <w:pStyle w:val="af0"/>
               <w:keepNext/>
             </w:pPr>
             <w:r>
@@ -8366,19 +9463,13 @@
           </w:tcPr>
           <w:p>
             <w:pPr>
-              <w:pStyle w:val="af"/>
+              <w:pStyle w:val="af0"/>
               <w:keepNext/>
             </w:pPr>
           </w:p>
         </w:tc>
       </w:tr>
       <w:tr>
-        <w:tblPrEx>
-          <w:tblCellMar>
-            <w:top w:w="0" w:type="dxa"/>
-            <w:bottom w:w="0" w:type="dxa"/>
-          </w:tblCellMar>
-        </w:tblPrEx>
         <w:trPr>
           <w:cantSplit/>
         </w:trPr>
@@ -8413,7 +9504,7 @@
           </w:tcPr>
           <w:p>
             <w:pPr>
-              <w:pStyle w:val="af"/>
+              <w:pStyle w:val="af0"/>
             </w:pPr>
             <w:r>
               <w:t>项目品质问题汇总表</w:t>
@@ -8438,7 +9529,7 @@
           </w:tcPr>
           <w:p>
             <w:pPr>
-              <w:pStyle w:val="af"/>
+              <w:pStyle w:val="af0"/>
             </w:pPr>
             <w:r>
               <w:t>Daily / Build</w:t>
@@ -8463,7 +9554,7 @@
           </w:tcPr>
           <w:p>
             <w:pPr>
-              <w:pStyle w:val="af"/>
+              <w:pStyle w:val="af0"/>
             </w:pPr>
             <w:r>
               <w:t>邮件</w:t>
@@ -8488,18 +9579,12 @@
           </w:tcPr>
           <w:p>
             <w:pPr>
-              <w:pStyle w:val="af"/>
+              <w:pStyle w:val="af0"/>
             </w:pPr>
           </w:p>
         </w:tc>
       </w:tr>
       <w:tr>
-        <w:tblPrEx>
-          <w:tblCellMar>
-            <w:top w:w="0" w:type="dxa"/>
-            <w:bottom w:w="0" w:type="dxa"/>
-          </w:tblCellMar>
-        </w:tblPrEx>
         <w:trPr>
           <w:cantSplit/>
         </w:trPr>
@@ -8522,7 +9607,7 @@
           </w:tcPr>
           <w:p>
             <w:pPr>
-              <w:pStyle w:val="af"/>
+              <w:pStyle w:val="af0"/>
               <w:keepNext/>
             </w:pPr>
             <w:r>
@@ -8552,7 +9637,7 @@
           </w:tcPr>
           <w:p>
             <w:pPr>
-              <w:pStyle w:val="af"/>
+              <w:pStyle w:val="af0"/>
               <w:keepNext/>
             </w:pPr>
             <w:r>
@@ -8584,7 +9669,7 @@
           </w:tcPr>
           <w:p>
             <w:pPr>
-              <w:pStyle w:val="af"/>
+              <w:pStyle w:val="af0"/>
               <w:keepNext/>
             </w:pPr>
             <w:r>
@@ -8616,7 +9701,7 @@
           </w:tcPr>
           <w:p>
             <w:pPr>
-              <w:pStyle w:val="af"/>
+              <w:pStyle w:val="af0"/>
               <w:keepNext/>
             </w:pPr>
             <w:r>
@@ -8648,19 +9733,13 @@
           </w:tcPr>
           <w:p>
             <w:pPr>
-              <w:pStyle w:val="af"/>
+              <w:pStyle w:val="af0"/>
               <w:keepNext/>
             </w:pPr>
           </w:p>
         </w:tc>
       </w:tr>
       <w:tr>
-        <w:tblPrEx>
-          <w:tblCellMar>
-            <w:top w:w="0" w:type="dxa"/>
-            <w:bottom w:w="0" w:type="dxa"/>
-          </w:tblCellMar>
-        </w:tblPrEx>
         <w:trPr>
           <w:cantSplit/>
         </w:trPr>
@@ -8695,7 +9774,7 @@
           </w:tcPr>
           <w:p>
             <w:pPr>
-              <w:pStyle w:val="af"/>
+              <w:pStyle w:val="af0"/>
             </w:pPr>
             <w:r>
               <w:t>物料成本变更</w:t>
@@ -8720,7 +9799,7 @@
           </w:tcPr>
           <w:p>
             <w:pPr>
-              <w:pStyle w:val="af"/>
+              <w:pStyle w:val="af0"/>
             </w:pPr>
             <w:r>
               <w:t>一旦发生，</w:t>
@@ -8751,7 +9830,7 @@
           </w:tcPr>
           <w:p>
             <w:pPr>
-              <w:pStyle w:val="af"/>
+              <w:pStyle w:val="af0"/>
             </w:pPr>
             <w:r>
               <w:t>邮件</w:t>
@@ -8782,18 +9861,12 @@
           </w:tcPr>
           <w:p>
             <w:pPr>
-              <w:pStyle w:val="af"/>
+              <w:pStyle w:val="af0"/>
             </w:pPr>
           </w:p>
         </w:tc>
       </w:tr>
       <w:tr>
-        <w:tblPrEx>
-          <w:tblCellMar>
-            <w:top w:w="0" w:type="dxa"/>
-            <w:bottom w:w="0" w:type="dxa"/>
-          </w:tblCellMar>
-        </w:tblPrEx>
         <w:trPr>
           <w:cantSplit/>
         </w:trPr>
@@ -8816,7 +9889,7 @@
           </w:tcPr>
           <w:p>
             <w:pPr>
-              <w:pStyle w:val="af"/>
+              <w:pStyle w:val="af0"/>
               <w:keepNext/>
             </w:pPr>
             <w:r>
@@ -8846,7 +9919,7 @@
           </w:tcPr>
           <w:p>
             <w:pPr>
-              <w:pStyle w:val="af"/>
+              <w:pStyle w:val="af0"/>
               <w:keepNext/>
             </w:pPr>
             <w:r>
@@ -8872,7 +9945,7 @@
           </w:tcPr>
           <w:p>
             <w:pPr>
-              <w:pStyle w:val="af"/>
+              <w:pStyle w:val="af0"/>
               <w:keepNext/>
             </w:pPr>
             <w:r>
@@ -8898,7 +9971,7 @@
           </w:tcPr>
           <w:p>
             <w:pPr>
-              <w:pStyle w:val="af"/>
+              <w:pStyle w:val="af0"/>
               <w:keepNext/>
             </w:pPr>
             <w:r>
@@ -8930,19 +10003,13 @@
           </w:tcPr>
           <w:p>
             <w:pPr>
-              <w:pStyle w:val="af"/>
+              <w:pStyle w:val="af0"/>
               <w:keepNext/>
             </w:pPr>
           </w:p>
         </w:tc>
       </w:tr>
       <w:tr>
-        <w:tblPrEx>
-          <w:tblCellMar>
-            <w:top w:w="0" w:type="dxa"/>
-            <w:bottom w:w="0" w:type="dxa"/>
-          </w:tblCellMar>
-        </w:tblPrEx>
         <w:trPr>
           <w:cantSplit/>
         </w:trPr>
@@ -8977,7 +10044,7 @@
           </w:tcPr>
           <w:p>
             <w:pPr>
-              <w:pStyle w:val="af"/>
+              <w:pStyle w:val="af0"/>
               <w:keepNext/>
             </w:pPr>
             <w:r>
@@ -9003,7 +10070,7 @@
           </w:tcPr>
           <w:p>
             <w:pPr>
-              <w:pStyle w:val="af"/>
+              <w:pStyle w:val="af0"/>
               <w:keepNext/>
             </w:pPr>
             <w:r>
@@ -9029,7 +10096,7 @@
           </w:tcPr>
           <w:p>
             <w:pPr>
-              <w:pStyle w:val="af"/>
+              <w:pStyle w:val="af0"/>
               <w:keepNext/>
             </w:pPr>
             <w:r>
@@ -9061,19 +10128,13 @@
           </w:tcPr>
           <w:p>
             <w:pPr>
-              <w:pStyle w:val="af"/>
+              <w:pStyle w:val="af0"/>
               <w:keepNext/>
             </w:pPr>
           </w:p>
         </w:tc>
       </w:tr>
       <w:tr>
-        <w:tblPrEx>
-          <w:tblCellMar>
-            <w:top w:w="0" w:type="dxa"/>
-            <w:bottom w:w="0" w:type="dxa"/>
-          </w:tblCellMar>
-        </w:tblPrEx>
         <w:trPr>
           <w:cantSplit/>
         </w:trPr>
@@ -9108,7 +10169,7 @@
           </w:tcPr>
           <w:p>
             <w:pPr>
-              <w:pStyle w:val="af"/>
+              <w:pStyle w:val="af0"/>
             </w:pPr>
             <w:r>
               <w:t>生产计划、主计划</w:t>
@@ -9133,7 +10194,7 @@
           </w:tcPr>
           <w:p>
             <w:pPr>
-              <w:pStyle w:val="af"/>
+              <w:pStyle w:val="af0"/>
             </w:pPr>
             <w:r>
               <w:t>Daily / Build</w:t>
@@ -9158,7 +10219,7 @@
           </w:tcPr>
           <w:p>
             <w:pPr>
-              <w:pStyle w:val="af"/>
+              <w:pStyle w:val="af0"/>
             </w:pPr>
             <w:r>
               <w:t>邮件</w:t>
@@ -9183,18 +10244,12 @@
           </w:tcPr>
           <w:p>
             <w:pPr>
-              <w:pStyle w:val="af"/>
+              <w:pStyle w:val="af0"/>
             </w:pPr>
           </w:p>
         </w:tc>
       </w:tr>
       <w:tr>
-        <w:tblPrEx>
-          <w:tblCellMar>
-            <w:top w:w="0" w:type="dxa"/>
-            <w:bottom w:w="0" w:type="dxa"/>
-          </w:tblCellMar>
-        </w:tblPrEx>
         <w:trPr>
           <w:cantSplit/>
         </w:trPr>
@@ -9216,7 +10271,7 @@
           </w:tcPr>
           <w:p>
             <w:pPr>
-              <w:pStyle w:val="af"/>
+              <w:pStyle w:val="af0"/>
               <w:keepNext/>
             </w:pPr>
             <w:r>
@@ -9246,7 +10301,7 @@
           </w:tcPr>
           <w:p>
             <w:pPr>
-              <w:pStyle w:val="af"/>
+              <w:pStyle w:val="af0"/>
             </w:pPr>
             <w:r>
               <w:t xml:space="preserve">SOP / </w:t>
@@ -9274,7 +10329,7 @@
           </w:tcPr>
           <w:p>
             <w:pPr>
-              <w:pStyle w:val="af"/>
+              <w:pStyle w:val="af0"/>
             </w:pPr>
             <w:r>
               <w:t>产品开始制作前</w:t>
@@ -9305,7 +10360,7 @@
           </w:tcPr>
           <w:p>
             <w:pPr>
-              <w:pStyle w:val="af"/>
+              <w:pStyle w:val="af0"/>
             </w:pPr>
             <w:r>
               <w:t>邮件</w:t>
@@ -9330,18 +10385,12 @@
           </w:tcPr>
           <w:p>
             <w:pPr>
-              <w:pStyle w:val="af"/>
+              <w:pStyle w:val="af0"/>
             </w:pPr>
           </w:p>
         </w:tc>
       </w:tr>
       <w:tr>
-        <w:tblPrEx>
-          <w:tblCellMar>
-            <w:top w:w="0" w:type="dxa"/>
-            <w:bottom w:w="0" w:type="dxa"/>
-          </w:tblCellMar>
-        </w:tblPrEx>
         <w:trPr>
           <w:cantSplit/>
         </w:trPr>
@@ -9364,7 +10413,7 @@
           </w:tcPr>
           <w:p>
             <w:pPr>
-              <w:pStyle w:val="af"/>
+              <w:pStyle w:val="af0"/>
               <w:keepNext/>
             </w:pPr>
             <w:r>
@@ -9394,7 +10443,7 @@
           </w:tcPr>
           <w:p>
             <w:pPr>
-              <w:pStyle w:val="af"/>
+              <w:pStyle w:val="af0"/>
               <w:keepNext/>
             </w:pPr>
             <w:r>
@@ -9423,7 +10472,7 @@
           </w:tcPr>
           <w:p>
             <w:pPr>
-              <w:pStyle w:val="af"/>
+              <w:pStyle w:val="af0"/>
               <w:keepNext/>
             </w:pPr>
             <w:r>
@@ -9449,7 +10498,7 @@
           </w:tcPr>
           <w:p>
             <w:pPr>
-              <w:pStyle w:val="af"/>
+              <w:pStyle w:val="af0"/>
               <w:keepNext/>
             </w:pPr>
             <w:r>
@@ -9475,19 +10524,13 @@
           </w:tcPr>
           <w:p>
             <w:pPr>
-              <w:pStyle w:val="af"/>
+              <w:pStyle w:val="af0"/>
               <w:keepNext/>
             </w:pPr>
           </w:p>
         </w:tc>
       </w:tr>
       <w:tr>
-        <w:tblPrEx>
-          <w:tblCellMar>
-            <w:top w:w="0" w:type="dxa"/>
-            <w:bottom w:w="0" w:type="dxa"/>
-          </w:tblCellMar>
-        </w:tblPrEx>
         <w:trPr>
           <w:cantSplit/>
         </w:trPr>
@@ -9522,7 +10565,7 @@
           </w:tcPr>
           <w:p>
             <w:pPr>
-              <w:pStyle w:val="af"/>
+              <w:pStyle w:val="af0"/>
             </w:pPr>
             <w:r>
               <w:t>产品生产问题汇总表</w:t>
@@ -9547,7 +10590,7 @@
           </w:tcPr>
           <w:p>
             <w:pPr>
-              <w:pStyle w:val="af"/>
+              <w:pStyle w:val="af0"/>
             </w:pPr>
             <w:r>
               <w:t>Daily / Build</w:t>
@@ -9572,7 +10615,7 @@
           </w:tcPr>
           <w:p>
             <w:pPr>
-              <w:pStyle w:val="af"/>
+              <w:pStyle w:val="af0"/>
             </w:pPr>
             <w:r>
               <w:t>邮件</w:t>
@@ -9597,18 +10640,12 @@
           </w:tcPr>
           <w:p>
             <w:pPr>
-              <w:pStyle w:val="af"/>
+              <w:pStyle w:val="af0"/>
             </w:pPr>
           </w:p>
         </w:tc>
       </w:tr>
       <w:tr>
-        <w:tblPrEx>
-          <w:tblCellMar>
-            <w:top w:w="0" w:type="dxa"/>
-            <w:bottom w:w="0" w:type="dxa"/>
-          </w:tblCellMar>
-        </w:tblPrEx>
         <w:trPr>
           <w:cantSplit/>
         </w:trPr>
@@ -9631,7 +10668,7 @@
           </w:tcPr>
           <w:p>
             <w:pPr>
-              <w:pStyle w:val="af"/>
+              <w:pStyle w:val="af0"/>
               <w:keepNext/>
             </w:pPr>
             <w:r>
@@ -9639,6 +10676,7 @@
                 <w:b/>
                 <w:bCs/>
               </w:rPr>
+              <w:lastRenderedPageBreak/>
               <w:t>售后</w:t>
             </w:r>
           </w:p>
@@ -9661,7 +10699,7 @@
           </w:tcPr>
           <w:p>
             <w:pPr>
-              <w:pStyle w:val="af"/>
+              <w:pStyle w:val="af0"/>
               <w:keepNext/>
             </w:pPr>
             <w:r>
@@ -9696,7 +10734,7 @@
           </w:tcPr>
           <w:p>
             <w:pPr>
-              <w:pStyle w:val="af"/>
+              <w:pStyle w:val="af0"/>
               <w:keepNext/>
             </w:pPr>
             <w:r>
@@ -9722,7 +10760,7 @@
           </w:tcPr>
           <w:p>
             <w:pPr>
-              <w:pStyle w:val="af"/>
+              <w:pStyle w:val="af0"/>
               <w:keepNext/>
             </w:pPr>
             <w:r>
@@ -9748,19 +10786,13 @@
           </w:tcPr>
           <w:p>
             <w:pPr>
-              <w:pStyle w:val="af"/>
+              <w:pStyle w:val="af0"/>
               <w:keepNext/>
             </w:pPr>
           </w:p>
         </w:tc>
       </w:tr>
       <w:tr>
-        <w:tblPrEx>
-          <w:tblCellMar>
-            <w:top w:w="0" w:type="dxa"/>
-            <w:bottom w:w="0" w:type="dxa"/>
-          </w:tblCellMar>
-        </w:tblPrEx>
         <w:trPr>
           <w:cantSplit/>
         </w:trPr>
@@ -9795,7 +10827,7 @@
           </w:tcPr>
           <w:p>
             <w:pPr>
-              <w:pStyle w:val="af"/>
+              <w:pStyle w:val="af0"/>
               <w:keepNext/>
             </w:pPr>
             <w:r>
@@ -9821,7 +10853,7 @@
           </w:tcPr>
           <w:p>
             <w:pPr>
-              <w:pStyle w:val="af"/>
+              <w:pStyle w:val="af0"/>
               <w:keepNext/>
             </w:pPr>
             <w:r>
@@ -9847,7 +10879,7 @@
           </w:tcPr>
           <w:p>
             <w:pPr>
-              <w:pStyle w:val="af"/>
+              <w:pStyle w:val="af0"/>
               <w:keepNext/>
             </w:pPr>
             <w:r>
@@ -9873,19 +10905,13 @@
           </w:tcPr>
           <w:p>
             <w:pPr>
-              <w:pStyle w:val="af"/>
+              <w:pStyle w:val="af0"/>
               <w:keepNext/>
             </w:pPr>
           </w:p>
         </w:tc>
       </w:tr>
       <w:tr>
-        <w:tblPrEx>
-          <w:tblCellMar>
-            <w:top w:w="0" w:type="dxa"/>
-            <w:bottom w:w="0" w:type="dxa"/>
-          </w:tblCellMar>
-        </w:tblPrEx>
         <w:trPr>
           <w:cantSplit/>
         </w:trPr>
@@ -9920,7 +10946,7 @@
           </w:tcPr>
           <w:p>
             <w:pPr>
-              <w:pStyle w:val="af"/>
+              <w:pStyle w:val="af0"/>
             </w:pPr>
             <w:r>
               <w:t>产品现场运行问题汇总表</w:t>
@@ -9945,7 +10971,7 @@
           </w:tcPr>
           <w:p>
             <w:pPr>
-              <w:pStyle w:val="af"/>
+              <w:pStyle w:val="af0"/>
             </w:pPr>
             <w:r>
               <w:t>Daily / Build</w:t>
@@ -9970,7 +10996,7 @@
           </w:tcPr>
           <w:p>
             <w:pPr>
-              <w:pStyle w:val="af"/>
+              <w:pStyle w:val="af0"/>
             </w:pPr>
             <w:r>
               <w:t>邮件</w:t>
@@ -9995,18 +11021,12 @@
           </w:tcPr>
           <w:p>
             <w:pPr>
-              <w:pStyle w:val="af"/>
+              <w:pStyle w:val="af0"/>
             </w:pPr>
           </w:p>
         </w:tc>
       </w:tr>
       <w:tr>
-        <w:tblPrEx>
-          <w:tblCellMar>
-            <w:top w:w="0" w:type="dxa"/>
-            <w:bottom w:w="0" w:type="dxa"/>
-          </w:tblCellMar>
-        </w:tblPrEx>
         <w:trPr>
           <w:cantSplit/>
         </w:trPr>
@@ -10029,7 +11049,7 @@
           </w:tcPr>
           <w:p>
             <w:pPr>
-              <w:pStyle w:val="af"/>
+              <w:pStyle w:val="af0"/>
               <w:keepNext/>
             </w:pPr>
             <w:r>
@@ -10059,7 +11079,7 @@
           </w:tcPr>
           <w:p>
             <w:pPr>
-              <w:pStyle w:val="af"/>
+              <w:pStyle w:val="af0"/>
               <w:keepNext/>
             </w:pPr>
             <w:r>
@@ -10085,7 +11105,7 @@
           </w:tcPr>
           <w:p>
             <w:pPr>
-              <w:pStyle w:val="af"/>
+              <w:pStyle w:val="af0"/>
               <w:keepNext/>
             </w:pPr>
             <w:r>
@@ -10120,7 +11140,7 @@
           </w:tcPr>
           <w:p>
             <w:pPr>
-              <w:pStyle w:val="af"/>
+              <w:pStyle w:val="af0"/>
               <w:keepNext/>
             </w:pPr>
             <w:r>
@@ -10146,19 +11166,13 @@
           </w:tcPr>
           <w:p>
             <w:pPr>
-              <w:pStyle w:val="af"/>
+              <w:pStyle w:val="af0"/>
               <w:keepNext/>
             </w:pPr>
           </w:p>
         </w:tc>
       </w:tr>
       <w:tr>
-        <w:tblPrEx>
-          <w:tblCellMar>
-            <w:top w:w="0" w:type="dxa"/>
-            <w:bottom w:w="0" w:type="dxa"/>
-          </w:tblCellMar>
-        </w:tblPrEx>
         <w:trPr>
           <w:cantSplit/>
         </w:trPr>
@@ -10193,7 +11207,7 @@
           </w:tcPr>
           <w:p>
             <w:pPr>
-              <w:pStyle w:val="af"/>
+              <w:pStyle w:val="af0"/>
             </w:pPr>
             <w:r>
               <w:t xml:space="preserve">PO </w:t>
@@ -10221,7 +11235,7 @@
           </w:tcPr>
           <w:p>
             <w:pPr>
-              <w:pStyle w:val="af"/>
+              <w:pStyle w:val="af0"/>
             </w:pPr>
             <w:r>
               <w:t>收到后</w:t>
@@ -10252,7 +11266,7 @@
           </w:tcPr>
           <w:p>
             <w:pPr>
-              <w:pStyle w:val="af"/>
+              <w:pStyle w:val="af0"/>
             </w:pPr>
             <w:r>
               <w:t>邮件</w:t>
@@ -10277,7 +11291,7 @@
           </w:tcPr>
           <w:p>
             <w:pPr>
-              <w:pStyle w:val="af"/>
+              <w:pStyle w:val="af0"/>
             </w:pPr>
           </w:p>
         </w:tc>
@@ -10286,6 +11300,10 @@
     <w:p>
       <w:pPr>
         <w:pStyle w:val="ab"/>
+        <w:rPr>
+          <w:vanish/>
+          <w:specVanish/>
+        </w:rPr>
       </w:pPr>
       <w:r>
         <w:rPr>
@@ -10300,11 +11318,99 @@
       <w:r>
         <w:t xml:space="preserve">项目考核机制　</w:t>
       </w:r>
+    </w:p>
+    <w:p>
+      <w:pPr>
+        <w:pStyle w:val="af5"/>
+        <w:spacing w:after="200"/>
+      </w:pPr>
       <w:r>
         <w:rPr>
-          <w:shd w:val="clear" w:color="auto" w:fill="26231E"/>
+          <w:noProof/>
+          <w:position w:val="-13"/>
         </w:rPr>
-        <w:tab/>
+        <mc:AlternateContent>
+          <mc:Choice Requires="wps">
+            <w:drawing>
+              <wp:inline distT="0" distB="0" distL="0" distR="0" wp14:anchorId="7061B6EB" wp14:editId="6730603E">
+                <wp:extent cx="4294505" cy="204470"/>
+                <wp:effectExtent l="0" t="0" r="0" b="5080"/>
+                <wp:docPr id="14" name="矩形: 圆角 14" descr="OH_InkBar"/>
+                <wp:cNvGraphicFramePr/>
+                <a:graphic xmlns:a="http://schemas.openxmlformats.org/drawingml/2006/main">
+                  <a:graphicData uri="http://schemas.microsoft.com/office/word/2010/wordprocessingShape">
+                    <wps:wsp>
+                      <wps:cNvSpPr/>
+                      <wps:spPr>
+                        <a:xfrm>
+                          <a:off x="0" y="0"/>
+                          <a:ext cx="4294505" cy="204470"/>
+                        </a:xfrm>
+                        <a:prstGeom prst="roundRect">
+                          <a:avLst>
+                            <a:gd name="adj" fmla="val 34161"/>
+                          </a:avLst>
+                        </a:prstGeom>
+                        <a:solidFill>
+                          <a:srgbClr val="26231E"/>
+                        </a:solidFill>
+                        <a:ln w="12700" cap="flat" cmpd="sng" algn="ctr">
+                          <a:noFill/>
+                          <a:prstDash val="solid"/>
+                          <a:miter lim="800000"/>
+                        </a:ln>
+                        <a:effectLst/>
+                        <a:extLst>
+                          <a:ext uri="{91240B29-F687-4F45-9708-019B960494DF}">
+                            <a14:hiddenLine xmlns:a14="http://schemas.microsoft.com/office/drawing/2010/main" w="12700" cap="flat" cmpd="sng" algn="ctr">
+                              <a:solidFill>
+                                <a:schemeClr val="accent1">
+                                  <a:shade val="15000"/>
+                                </a:schemeClr>
+                              </a:solidFill>
+                              <a:prstDash val="solid"/>
+                              <a:miter lim="800000"/>
+                            </a14:hiddenLine>
+                          </a:ext>
+                        </a:extLst>
+                      </wps:spPr>
+                      <wps:style>
+                        <a:lnRef idx="2">
+                          <a:schemeClr val="accent1">
+                            <a:shade val="15000"/>
+                          </a:schemeClr>
+                        </a:lnRef>
+                        <a:fillRef idx="1">
+                          <a:schemeClr val="accent1"/>
+                        </a:fillRef>
+                        <a:effectRef idx="0">
+                          <a:schemeClr val="accent1"/>
+                        </a:effectRef>
+                        <a:fontRef idx="minor">
+                          <a:schemeClr val="lt1"/>
+                        </a:fontRef>
+                      </wps:style>
+                      <wps:bodyPr rot="0" spcFirstLastPara="0" vertOverflow="overflow" horzOverflow="overflow" vert="horz" wrap="square" lIns="91440" tIns="45720" rIns="91440" bIns="45720" numCol="1" spcCol="0" rtlCol="0" fromWordArt="0" anchor="ctr" anchorCtr="0" forceAA="0" compatLnSpc="1">
+                        <a:prstTxWarp prst="textNoShape">
+                          <a:avLst/>
+                        </a:prstTxWarp>
+                        <a:noAutofit/>
+                      </wps:bodyPr>
+                    </wps:wsp>
+                  </a:graphicData>
+                </a:graphic>
+              </wp:inline>
+            </w:drawing>
+          </mc:Choice>
+          <mc:Fallback>
+            <w:pict>
+              <v:roundrect w14:anchorId="527CEBD4" id="矩形: 圆角 14" o:spid="_x0000_s1026" alt="OH_InkBar" style="width:338.15pt;height:16.1pt;visibility:visible;mso-wrap-style:square;mso-left-percent:-10001;mso-top-percent:-10001;mso-position-horizontal:absolute;mso-position-horizontal-relative:char;mso-position-vertical:absolute;mso-position-vertical-relative:line;mso-left-percent:-10001;mso-top-percent:-10001;v-text-anchor:middle" arcsize="22388f" o:gfxdata="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" fillcolor="#26231e" stroked="f" strokecolor="#09101d [484]" strokeweight="1pt">
+                <v:stroke joinstyle="miter"/>
+                <w10:anchorlock/>
+              </v:roundrect>
+            </w:pict>
+          </mc:Fallback>
+        </mc:AlternateContent>
       </w:r>
     </w:p>
     <w:p>
@@ -10367,12 +11473,17 @@
     <w:p>
       <w:pPr>
         <w:pStyle w:val="ab"/>
+        <w:rPr>
+          <w:vanish/>
+          <w:specVanish/>
+        </w:rPr>
       </w:pPr>
       <w:r>
         <w:rPr>
           <w:rFonts w:ascii="Bahnschrift" w:hAnsi="Bahnschrift"/>
           <w:color w:val="7F5E0F"/>
         </w:rPr>
+        <w:lastRenderedPageBreak/>
         <w:t>M</w:t>
       </w:r>
       <w:r>
@@ -10381,11 +11492,99 @@
       <w:r>
         <w:t xml:space="preserve">审核与签字　</w:t>
       </w:r>
+    </w:p>
+    <w:p>
+      <w:pPr>
+        <w:pStyle w:val="af5"/>
+        <w:spacing w:after="200"/>
+      </w:pPr>
       <w:r>
         <w:rPr>
-          <w:shd w:val="clear" w:color="auto" w:fill="26231E"/>
+          <w:noProof/>
+          <w:position w:val="-13"/>
         </w:rPr>
-        <w:tab/>
+        <mc:AlternateContent>
+          <mc:Choice Requires="wps">
+            <w:drawing>
+              <wp:inline distT="0" distB="0" distL="0" distR="0" wp14:anchorId="02ACF2AC" wp14:editId="45E9166C">
+                <wp:extent cx="4453255" cy="204470"/>
+                <wp:effectExtent l="0" t="0" r="4445" b="5080"/>
+                <wp:docPr id="15" name="矩形: 圆角 15" descr="OH_InkBar"/>
+                <wp:cNvGraphicFramePr/>
+                <a:graphic xmlns:a="http://schemas.openxmlformats.org/drawingml/2006/main">
+                  <a:graphicData uri="http://schemas.microsoft.com/office/word/2010/wordprocessingShape">
+                    <wps:wsp>
+                      <wps:cNvSpPr/>
+                      <wps:spPr>
+                        <a:xfrm>
+                          <a:off x="0" y="0"/>
+                          <a:ext cx="4453255" cy="204470"/>
+                        </a:xfrm>
+                        <a:prstGeom prst="roundRect">
+                          <a:avLst>
+                            <a:gd name="adj" fmla="val 34161"/>
+                          </a:avLst>
+                        </a:prstGeom>
+                        <a:solidFill>
+                          <a:srgbClr val="26231E"/>
+                        </a:solidFill>
+                        <a:ln w="12700" cap="flat" cmpd="sng" algn="ctr">
+                          <a:noFill/>
+                          <a:prstDash val="solid"/>
+                          <a:miter lim="800000"/>
+                        </a:ln>
+                        <a:effectLst/>
+                        <a:extLst>
+                          <a:ext uri="{91240B29-F687-4F45-9708-019B960494DF}">
+                            <a14:hiddenLine xmlns:a14="http://schemas.microsoft.com/office/drawing/2010/main" w="12700" cap="flat" cmpd="sng" algn="ctr">
+                              <a:solidFill>
+                                <a:schemeClr val="accent1">
+                                  <a:shade val="15000"/>
+                                </a:schemeClr>
+                              </a:solidFill>
+                              <a:prstDash val="solid"/>
+                              <a:miter lim="800000"/>
+                            </a14:hiddenLine>
+                          </a:ext>
+                        </a:extLst>
+                      </wps:spPr>
+                      <wps:style>
+                        <a:lnRef idx="2">
+                          <a:schemeClr val="accent1">
+                            <a:shade val="15000"/>
+                          </a:schemeClr>
+                        </a:lnRef>
+                        <a:fillRef idx="1">
+                          <a:schemeClr val="accent1"/>
+                        </a:fillRef>
+                        <a:effectRef idx="0">
+                          <a:schemeClr val="accent1"/>
+                        </a:effectRef>
+                        <a:fontRef idx="minor">
+                          <a:schemeClr val="lt1"/>
+                        </a:fontRef>
+                      </wps:style>
+                      <wps:bodyPr rot="0" spcFirstLastPara="0" vertOverflow="overflow" horzOverflow="overflow" vert="horz" wrap="square" lIns="91440" tIns="45720" rIns="91440" bIns="45720" numCol="1" spcCol="0" rtlCol="0" fromWordArt="0" anchor="ctr" anchorCtr="0" forceAA="0" compatLnSpc="1">
+                        <a:prstTxWarp prst="textNoShape">
+                          <a:avLst/>
+                        </a:prstTxWarp>
+                        <a:noAutofit/>
+                      </wps:bodyPr>
+                    </wps:wsp>
+                  </a:graphicData>
+                </a:graphic>
+              </wp:inline>
+            </w:drawing>
+          </mc:Choice>
+          <mc:Fallback>
+            <w:pict>
+              <v:roundrect w14:anchorId="3E9C85FF" id="矩形: 圆角 15" o:spid="_x0000_s1026" alt="OH_InkBar" style="width:350.65pt;height:16.1pt;visibility:visible;mso-wrap-style:square;mso-left-percent:-10001;mso-top-percent:-10001;mso-position-horizontal:absolute;mso-position-horizontal-relative:char;mso-position-vertical:absolute;mso-position-vertical-relative:line;mso-left-percent:-10001;mso-top-percent:-10001;v-text-anchor:middle" arcsize="22388f" o:gfxdata="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" fillcolor="#26231e" stroked="f" strokecolor="#09101d [484]" strokeweight="1pt">
+                <v:stroke joinstyle="miter"/>
+                <w10:anchorlock/>
+              </v:roundrect>
+            </w:pict>
+          </mc:Fallback>
+        </mc:AlternateContent>
       </w:r>
     </w:p>
     <w:tbl>
@@ -10411,12 +11610,6 @@
         <w:gridCol w:w="4536"/>
       </w:tblGrid>
       <w:tr>
-        <w:tblPrEx>
-          <w:tblCellMar>
-            <w:top w:w="0" w:type="dxa"/>
-            <w:bottom w:w="0" w:type="dxa"/>
-          </w:tblCellMar>
-        </w:tblPrEx>
         <w:trPr>
           <w:cantSplit/>
         </w:trPr>
@@ -10438,7 +11631,7 @@
           </w:tcPr>
           <w:p>
             <w:pPr>
-              <w:pStyle w:val="ae"/>
+              <w:pStyle w:val="af"/>
               <w:keepNext/>
             </w:pPr>
             <w:r>
@@ -10470,7 +11663,7 @@
           </w:tcPr>
           <w:p>
             <w:pPr>
-              <w:pStyle w:val="ae"/>
+              <w:pStyle w:val="af"/>
               <w:keepNext/>
             </w:pPr>
             <w:r>
@@ -10492,12 +11685,6 @@
         </w:tc>
       </w:tr>
       <w:tr>
-        <w:tblPrEx>
-          <w:tblCellMar>
-            <w:top w:w="0" w:type="dxa"/>
-            <w:bottom w:w="0" w:type="dxa"/>
-          </w:tblCellMar>
-        </w:tblPrEx>
         <w:trPr>
           <w:cantSplit/>
           <w:trHeight w:val="900"/>
@@ -10538,12 +11725,6 @@
         </w:tc>
       </w:tr>
       <w:tr>
-        <w:tblPrEx>
-          <w:tblCellMar>
-            <w:top w:w="0" w:type="dxa"/>
-            <w:bottom w:w="0" w:type="dxa"/>
-          </w:tblCellMar>
-        </w:tblPrEx>
         <w:trPr>
           <w:cantSplit/>
         </w:trPr>
@@ -10566,7 +11747,7 @@
           </w:tcPr>
           <w:p>
             <w:pPr>
-              <w:pStyle w:val="ae"/>
+              <w:pStyle w:val="af"/>
               <w:keepNext/>
             </w:pPr>
             <w:r>
@@ -10576,12 +11757,6 @@
         </w:tc>
       </w:tr>
       <w:tr>
-        <w:tblPrEx>
-          <w:tblCellMar>
-            <w:top w:w="0" w:type="dxa"/>
-            <w:bottom w:w="0" w:type="dxa"/>
-          </w:tblCellMar>
-        </w:tblPrEx>
         <w:trPr>
           <w:cantSplit/>
           <w:trHeight w:val="1800"/>
@@ -10606,12 +11781,6 @@
         </w:tc>
       </w:tr>
       <w:tr>
-        <w:tblPrEx>
-          <w:tblCellMar>
-            <w:top w:w="0" w:type="dxa"/>
-            <w:bottom w:w="0" w:type="dxa"/>
-          </w:tblCellMar>
-        </w:tblPrEx>
         <w:trPr>
           <w:cantSplit/>
         </w:trPr>
@@ -10634,7 +11803,7 @@
           </w:tcPr>
           <w:p>
             <w:pPr>
-              <w:pStyle w:val="ae"/>
+              <w:pStyle w:val="af"/>
               <w:keepNext/>
             </w:pPr>
             <w:r>
@@ -10644,12 +11813,6 @@
         </w:tc>
       </w:tr>
       <w:tr>
-        <w:tblPrEx>
-          <w:tblCellMar>
-            <w:top w:w="0" w:type="dxa"/>
-            <w:bottom w:w="0" w:type="dxa"/>
-          </w:tblCellMar>
-        </w:tblPrEx>
         <w:trPr>
           <w:cantSplit/>
           <w:trHeight w:val="1500"/>
@@ -10674,12 +11837,6 @@
         </w:tc>
       </w:tr>
       <w:tr>
-        <w:tblPrEx>
-          <w:tblCellMar>
-            <w:top w:w="0" w:type="dxa"/>
-            <w:bottom w:w="0" w:type="dxa"/>
-          </w:tblCellMar>
-        </w:tblPrEx>
         <w:trPr>
           <w:cantSplit/>
         </w:trPr>
@@ -10702,7 +11859,7 @@
           </w:tcPr>
           <w:p>
             <w:pPr>
-              <w:pStyle w:val="ae"/>
+              <w:pStyle w:val="af"/>
               <w:keepNext/>
             </w:pPr>
             <w:r>
@@ -10712,12 +11869,6 @@
         </w:tc>
       </w:tr>
       <w:tr>
-        <w:tblPrEx>
-          <w:tblCellMar>
-            <w:top w:w="0" w:type="dxa"/>
-            <w:bottom w:w="0" w:type="dxa"/>
-          </w:tblCellMar>
-        </w:tblPrEx>
         <w:trPr>
           <w:cantSplit/>
           <w:trHeight w:val="600"/>
@@ -10821,7 +11972,7 @@
     </w:r>
     <w:r>
       <w:rPr>
-        <w:rFonts w:ascii="Bahnschrift" w:hAnsi="Bahnschrift" w:hint="eastAsia"/>
+        <w:rFonts w:ascii="Bahnschrift" w:hAnsi="Bahnschrift"/>
         <w:b/>
         <w:bCs/>
         <w:sz w:val="20"/>
@@ -10894,7 +12045,7 @@
     </w:r>
     <w:r>
       <w:rPr>
-        <w:rFonts w:ascii="Bahnschrift" w:hAnsi="Bahnschrift" w:hint="eastAsia"/>
+        <w:rFonts w:ascii="Bahnschrift" w:hAnsi="Bahnschrift"/>
         <w:b/>
         <w:bCs/>
         <w:sz w:val="20"/>
@@ -11022,7 +12173,7 @@
     <w:nsid w:val="317752E8"/>
     <w:multiLevelType w:val="hybridMultilevel"/>
     <w:tmpl w:val="8C7C035E"/>
-    <w:lvl w:ilvl="0" w:tplc="68C6D746" w:tentative="1">
+    <w:lvl w:ilvl="0" w:tplc="68C6D746">
       <w:start w:val="1"/>
       <w:numFmt w:val="bullet"/>
       <w:lvlText w:val="■"/>
@@ -11799,6 +12950,7 @@
     <w:name w:val="表单分节"/>
     <w:basedOn w:val="a"/>
     <w:next w:val="a"/>
+    <w:link w:val="ac"/>
     <w:qFormat/>
     <w:pPr>
       <w:keepNext/>
@@ -11817,7 +12969,7 @@
       <w:szCs w:val="26"/>
     </w:rPr>
   </w:style>
-  <w:style w:type="paragraph" w:styleId="ac">
+  <w:style w:type="paragraph" w:styleId="ad">
     <w:name w:val="Title"/>
     <w:basedOn w:val="a"/>
     <w:next w:val="a"/>
@@ -11833,7 +12985,7 @@
       <w:szCs w:val="44"/>
     </w:rPr>
   </w:style>
-  <w:style w:type="paragraph" w:customStyle="1" w:styleId="ad">
+  <w:style w:type="paragraph" w:customStyle="1" w:styleId="ae">
     <w:name w:val="填写提示"/>
     <w:basedOn w:val="a"/>
     <w:next w:val="a"/>
@@ -11844,7 +12996,7 @@
       <w:szCs w:val="19"/>
     </w:rPr>
   </w:style>
-  <w:style w:type="paragraph" w:customStyle="1" w:styleId="ae">
+  <w:style w:type="paragraph" w:customStyle="1" w:styleId="af">
     <w:name w:val="表头"/>
     <w:basedOn w:val="a"/>
     <w:qFormat/>
@@ -11858,7 +13010,7 @@
       <w:szCs w:val="17"/>
     </w:rPr>
   </w:style>
-  <w:style w:type="paragraph" w:customStyle="1" w:styleId="af">
+  <w:style w:type="paragraph" w:customStyle="1" w:styleId="af0">
     <w:name w:val="表格正文"/>
     <w:basedOn w:val="a"/>
     <w:qFormat/>
@@ -11870,10 +13022,10 @@
       <w:szCs w:val="18"/>
     </w:rPr>
   </w:style>
-  <w:style w:type="paragraph" w:styleId="af0">
+  <w:style w:type="paragraph" w:styleId="af1">
     <w:name w:val="header"/>
     <w:basedOn w:val="a"/>
-    <w:link w:val="af1"/>
+    <w:link w:val="af2"/>
     <w:uiPriority w:val="99"/>
     <w:unhideWhenUsed/>
     <w:rsid w:val="001E7220"/>
@@ -11891,10 +13043,10 @@
       <w:szCs w:val="18"/>
     </w:rPr>
   </w:style>
-  <w:style w:type="character" w:customStyle="1" w:styleId="af1">
+  <w:style w:type="character" w:customStyle="1" w:styleId="af2">
     <w:name w:val="页眉 字符"/>
     <w:basedOn w:val="a0"/>
-    <w:link w:val="af0"/>
+    <w:link w:val="af1"/>
     <w:uiPriority w:val="99"/>
     <w:rsid w:val="001E7220"/>
     <w:rPr>
@@ -11902,10 +13054,10 @@
       <w:szCs w:val="18"/>
     </w:rPr>
   </w:style>
-  <w:style w:type="paragraph" w:styleId="af2">
+  <w:style w:type="paragraph" w:styleId="af3">
     <w:name w:val="footer"/>
     <w:basedOn w:val="a"/>
-    <w:link w:val="af3"/>
+    <w:link w:val="af4"/>
     <w:uiPriority w:val="99"/>
     <w:unhideWhenUsed/>
     <w:rsid w:val="001E7220"/>
@@ -11922,15 +13074,56 @@
       <w:szCs w:val="18"/>
     </w:rPr>
   </w:style>
-  <w:style w:type="character" w:customStyle="1" w:styleId="af3">
+  <w:style w:type="character" w:customStyle="1" w:styleId="af4">
     <w:name w:val="页脚 字符"/>
     <w:basedOn w:val="a0"/>
-    <w:link w:val="af2"/>
+    <w:link w:val="af3"/>
     <w:uiPriority w:val="99"/>
     <w:rsid w:val="001E7220"/>
     <w:rPr>
       <w:sz w:val="18"/>
       <w:szCs w:val="18"/>
+    </w:rPr>
+  </w:style>
+  <w:style w:type="paragraph" w:customStyle="1" w:styleId="af5">
+    <w:name w:val="墨色条"/>
+    <w:basedOn w:val="a"/>
+    <w:link w:val="af6"/>
+    <w:rsid w:val="00FC7213"/>
+    <w:pPr>
+      <w:keepNext/>
+    </w:pPr>
+    <w:rPr>
+      <w:rFonts w:ascii="Bahnschrift" w:hAnsi="Bahnschrift"/>
+      <w:color w:val="7F5E0F"/>
+      <w:sz w:val="26"/>
+      <w:szCs w:val="26"/>
+    </w:rPr>
+  </w:style>
+  <w:style w:type="character" w:customStyle="1" w:styleId="ac">
+    <w:name w:val="表单分节 字符"/>
+    <w:basedOn w:val="a0"/>
+    <w:link w:val="ab"/>
+    <w:rsid w:val="00FC7213"/>
+    <w:rPr>
+      <w:b/>
+      <w:bCs/>
+      <w:sz w:val="26"/>
+      <w:szCs w:val="26"/>
+    </w:rPr>
+  </w:style>
+  <w:style w:type="character" w:customStyle="1" w:styleId="af6">
+    <w:name w:val="墨色条 字符"/>
+    <w:basedOn w:val="ac"/>
+    <w:link w:val="af5"/>
+    <w:rsid w:val="00FC7213"/>
+    <w:rPr>
+      <w:rFonts w:ascii="Bahnschrift" w:hAnsi="Bahnschrift"/>
+      <w:b w:val="0"/>
+      <w:bCs w:val="0"/>
+      <w:color w:val="7F5E0F"/>
+      <w:sz w:val="26"/>
+      <w:szCs w:val="26"/>
     </w:rPr>
   </w:style>
 </w:styles>
